--- a/manuscript/Births PRC Paper_v1_KM.docx
+++ b/manuscript/Births PRC Paper_v1_KM.docx
@@ -1,6 +1,6 @@
 
 <file path=word/document.xml><?xml version="1.0" encoding="utf-8"?>
-<w:document xmlns:wpc="http://schemas.microsoft.com/office/word/2010/wordprocessingCanvas" xmlns:cx="http://schemas.microsoft.com/office/drawing/2014/chartex" xmlns:cx1="http://schemas.microsoft.com/office/drawing/2015/9/8/chartex" xmlns:cx2="http://schemas.microsoft.com/office/drawing/2015/10/21/chartex" xmlns:cx3="http://schemas.microsoft.com/office/drawing/2016/5/9/chartex" xmlns:cx4="http://schemas.microsoft.com/office/drawing/2016/5/10/chartex" xmlns:cx5="http://schemas.microsoft.com/office/drawing/2016/5/11/chartex" xmlns:cx6="http://schemas.microsoft.com/office/drawing/2016/5/12/chartex" xmlns:cx7="http://schemas.microsoft.com/office/drawing/2016/5/13/chartex" xmlns:cx8="http://schemas.microsoft.com/office/drawing/2016/5/14/chartex" xmlns:mc="http://schemas.openxmlformats.org/markup-compatibility/2006" xmlns:aink="http://schemas.microsoft.com/office/drawing/2016/ink" xmlns:am3d="http://schemas.microsoft.com/office/drawing/2017/model3d" xmlns:o="urn:schemas-microsoft-com:office:office" xmlns:r="http://schemas.openxmlformats.org/officeDocument/2006/relationships" xmlns:m="http://schemas.openxmlformats.org/officeDocument/2006/math" xmlns:v="urn:schemas-microsoft-com:vml" xmlns:wp14="http://schemas.microsoft.com/office/word/2010/wordprocessingDrawing" xmlns:wp="http://schemas.openxmlformats.org/drawingml/2006/wordprocessingDrawing" xmlns:w10="urn:schemas-microsoft-com:office:word" xmlns:w="http://schemas.openxmlformats.org/wordprocessingml/2006/main" xmlns:w14="http://schemas.microsoft.com/office/word/2010/wordml" xmlns:w15="http://schemas.microsoft.com/office/word/2012/wordml" xmlns:w16cex="http://schemas.microsoft.com/office/word/2018/wordml/cex" xmlns:w16cid="http://schemas.microsoft.com/office/word/2016/wordml/cid" xmlns:w16="http://schemas.microsoft.com/office/word/2018/wordml" xmlns:w16sdtdh="http://schemas.microsoft.com/office/word/2020/wordml/sdtdatahash" xmlns:w16se="http://schemas.microsoft.com/office/word/2015/wordml/symex" xmlns:wpg="http://schemas.microsoft.com/office/word/2010/wordprocessingGroup" xmlns:wpi="http://schemas.microsoft.com/office/word/2010/wordprocessingInk" xmlns:wne="http://schemas.microsoft.com/office/word/2006/wordml" xmlns:wps="http://schemas.microsoft.com/office/word/2010/wordprocessingShape" mc:Ignorable="w14 w15 w16se w16cid w16 w16cex w16sdtdh wp14">
+<w:document xmlns:wpc="http://schemas.microsoft.com/office/word/2010/wordprocessingCanvas" xmlns:cx="http://schemas.microsoft.com/office/drawing/2014/chartex" xmlns:cx1="http://schemas.microsoft.com/office/drawing/2015/9/8/chartex" xmlns:cx2="http://schemas.microsoft.com/office/drawing/2015/10/21/chartex" xmlns:cx3="http://schemas.microsoft.com/office/drawing/2016/5/9/chartex" xmlns:cx4="http://schemas.microsoft.com/office/drawing/2016/5/10/chartex" xmlns:cx5="http://schemas.microsoft.com/office/drawing/2016/5/11/chartex" xmlns:cx6="http://schemas.microsoft.com/office/drawing/2016/5/12/chartex" xmlns:cx7="http://schemas.microsoft.com/office/drawing/2016/5/13/chartex" xmlns:cx8="http://schemas.microsoft.com/office/drawing/2016/5/14/chartex" xmlns:mc="http://schemas.openxmlformats.org/markup-compatibility/2006" xmlns:aink="http://schemas.microsoft.com/office/drawing/2016/ink" xmlns:am3d="http://schemas.microsoft.com/office/drawing/2017/model3d" xmlns:o="urn:schemas-microsoft-com:office:office" xmlns:oel="http://schemas.microsoft.com/office/2019/extlst" xmlns:r="http://schemas.openxmlformats.org/officeDocument/2006/relationships" xmlns:m="http://schemas.openxmlformats.org/officeDocument/2006/math" xmlns:v="urn:schemas-microsoft-com:vml" xmlns:wp14="http://schemas.microsoft.com/office/word/2010/wordprocessingDrawing" xmlns:wp="http://schemas.openxmlformats.org/drawingml/2006/wordprocessingDrawing" xmlns:w10="urn:schemas-microsoft-com:office:word" xmlns:w="http://schemas.openxmlformats.org/wordprocessingml/2006/main" xmlns:w14="http://schemas.microsoft.com/office/word/2010/wordml" xmlns:w15="http://schemas.microsoft.com/office/word/2012/wordml" xmlns:w16cei="http://schemas.microsoft.com/office/word/2026/wordml/cei" xmlns:w16cex="http://schemas.microsoft.com/office/word/2018/wordml/cex" xmlns:w16cid="http://schemas.microsoft.com/office/word/2016/wordml/cid" xmlns:w16="http://schemas.microsoft.com/office/word/2018/wordml" xmlns:w16du="http://schemas.microsoft.com/office/word/2023/wordml/word16du" xmlns:w16sdtdh="http://schemas.microsoft.com/office/word/2020/wordml/sdtdatahash" xmlns:w16sdtfl="http://schemas.microsoft.com/office/word/2024/wordml/sdtformatlock" xmlns:w16se="http://schemas.microsoft.com/office/word/2015/wordml/symex" xmlns:wpg="http://schemas.microsoft.com/office/word/2010/wordprocessingGroup" xmlns:wpi="http://schemas.microsoft.com/office/word/2010/wordprocessingInk" xmlns:wne="http://schemas.microsoft.com/office/word/2006/wordml" xmlns:wps="http://schemas.microsoft.com/office/word/2010/wordprocessingShape" mc:Ignorable="w14 w15 w16se w16cid w16 w16cex w16sdtdh w16sdtfl w16du wp14">
   <w:body>
     <w:p>
       <w:pPr>
@@ -200,25 +200,24 @@
           <w:sz w:val="22"/>
           <w:szCs w:val="22"/>
         </w:rPr>
-        <w:t xml:space="preserve">Julien </w:t>
-      </w:r>
-      <w:proofErr w:type="spellStart"/>
+        <w:t xml:space="preserve">Julien Riou </w:t>
+      </w:r>
       <w:r>
         <w:rPr>
           <w:color w:val="000000" w:themeColor="text1"/>
           <w:sz w:val="22"/>
           <w:szCs w:val="22"/>
-        </w:rPr>
-        <w:t>Riou</w:t>
-      </w:r>
-      <w:proofErr w:type="spellEnd"/>
+          <w:vertAlign w:val="superscript"/>
+        </w:rPr>
+        <w:t>2</w:t>
+      </w:r>
       <w:r>
         <w:rPr>
           <w:color w:val="000000" w:themeColor="text1"/>
           <w:sz w:val="22"/>
           <w:szCs w:val="22"/>
         </w:rPr>
-        <w:t xml:space="preserve"> </w:t>
+        <w:t xml:space="preserve">, Octavio Bramajo </w:t>
       </w:r>
       <w:r>
         <w:rPr>
@@ -227,7 +226,7 @@
           <w:szCs w:val="22"/>
           <w:vertAlign w:val="superscript"/>
         </w:rPr>
-        <w:t>2</w:t>
+        <w:t>1</w:t>
       </w:r>
       <w:r>
         <w:rPr>
@@ -235,13 +234,21 @@
           <w:sz w:val="22"/>
           <w:szCs w:val="22"/>
         </w:rPr>
-        <w:t xml:space="preserve">, Octavio Bramajo </w:t>
+        <w:t xml:space="preserve">, </w:t>
       </w:r>
       <w:r>
         <w:rPr>
           <w:color w:val="000000" w:themeColor="text1"/>
           <w:sz w:val="22"/>
           <w:szCs w:val="22"/>
+        </w:rPr>
+        <w:t xml:space="preserve">Katarina L Matthes </w:t>
+      </w:r>
+      <w:r>
+        <w:rPr>
+          <w:color w:val="000000" w:themeColor="text1"/>
+          <w:sz w:val="22"/>
+          <w:szCs w:val="22"/>
           <w:vertAlign w:val="superscript"/>
         </w:rPr>
         <w:t>1</w:t>
@@ -260,42 +267,7 @@
           <w:sz w:val="22"/>
           <w:szCs w:val="22"/>
         </w:rPr>
-        <w:t xml:space="preserve">Katarina L Matthes </w:t>
-      </w:r>
-      <w:r>
-        <w:rPr>
-          <w:color w:val="000000" w:themeColor="text1"/>
-          <w:sz w:val="22"/>
-          <w:szCs w:val="22"/>
-          <w:vertAlign w:val="superscript"/>
-        </w:rPr>
-        <w:t>1</w:t>
-      </w:r>
-      <w:r>
-        <w:rPr>
-          <w:color w:val="000000" w:themeColor="text1"/>
-          <w:sz w:val="22"/>
-          <w:szCs w:val="22"/>
-        </w:rPr>
-        <w:t xml:space="preserve">, </w:t>
-      </w:r>
-      <w:proofErr w:type="spellStart"/>
-      <w:r>
-        <w:rPr>
-          <w:color w:val="000000" w:themeColor="text1"/>
-          <w:sz w:val="22"/>
-          <w:szCs w:val="22"/>
-        </w:rPr>
-        <w:t>Tilo</w:t>
-      </w:r>
-      <w:proofErr w:type="spellEnd"/>
-      <w:r>
-        <w:rPr>
-          <w:color w:val="000000" w:themeColor="text1"/>
-          <w:sz w:val="22"/>
-          <w:szCs w:val="22"/>
-        </w:rPr>
-        <w:t xml:space="preserve"> Burkhardt </w:t>
+        <w:t xml:space="preserve">Tilo Burkhardt </w:t>
       </w:r>
       <w:r>
         <w:rPr>
@@ -417,39 +389,7 @@
           <w:sz w:val="22"/>
           <w:szCs w:val="22"/>
         </w:rPr>
-        <w:t xml:space="preserve">Department of Epidemiology and Health Systems, </w:t>
-      </w:r>
-      <w:proofErr w:type="spellStart"/>
-      <w:r>
-        <w:rPr>
-          <w:sz w:val="22"/>
-          <w:szCs w:val="22"/>
-        </w:rPr>
-        <w:t>Unisanté</w:t>
-      </w:r>
-      <w:proofErr w:type="spellEnd"/>
-      <w:r>
-        <w:rPr>
-          <w:sz w:val="22"/>
-          <w:szCs w:val="22"/>
-        </w:rPr>
-        <w:t xml:space="preserve">, University </w:t>
-      </w:r>
-      <w:proofErr w:type="spellStart"/>
-      <w:r>
-        <w:rPr>
-          <w:sz w:val="22"/>
-          <w:szCs w:val="22"/>
-        </w:rPr>
-        <w:t>Center</w:t>
-      </w:r>
-      <w:proofErr w:type="spellEnd"/>
-      <w:r>
-        <w:rPr>
-          <w:sz w:val="22"/>
-          <w:szCs w:val="22"/>
-        </w:rPr>
-        <w:t xml:space="preserve"> for Primary Care and Public Health and University of Lausanne, Lausanne, Switzerland</w:t>
+        <w:t>Department of Epidemiology and Health Systems, Unisanté, University Center for Primary Care and Public Health and University of Lausanne, Lausanne, Switzerland</w:t>
       </w:r>
     </w:p>
     <w:p>
@@ -519,23 +459,7 @@
           <w:sz w:val="22"/>
           <w:szCs w:val="22"/>
         </w:rPr>
-        <w:t xml:space="preserve">opulation Research </w:t>
-      </w:r>
-      <w:proofErr w:type="spellStart"/>
-      <w:r>
-        <w:rPr>
-          <w:sz w:val="22"/>
-          <w:szCs w:val="22"/>
-        </w:rPr>
-        <w:t>Center</w:t>
-      </w:r>
-      <w:proofErr w:type="spellEnd"/>
-      <w:r>
-        <w:rPr>
-          <w:sz w:val="22"/>
-          <w:szCs w:val="22"/>
-        </w:rPr>
-        <w:t>, University of Zurich, Switzerland</w:t>
+        <w:t>opulation Research Center, University of Zurich, Switzerland</w:t>
       </w:r>
     </w:p>
     <w:p>
@@ -925,7 +849,6 @@
             <w:docPart w:val="67598C79AB7C7A438D4F14CBAB773941"/>
           </w:placeholder>
         </w:sdtPr>
-        <w:sdtEndPr/>
         <w:sdtContent>
           <w:r>
             <w:rPr>
@@ -957,7 +880,9 @@
       <w:r>
         <w:rPr>
           <w:rStyle w:val="CommentReference"/>
-          <w:lang w:val="en-US" w:eastAsia="en-US" w:bidi="ar-SA"/>
+          <w:rFonts w:ascii="Times New Roman" w:hAnsi="Times New Roman" w:cs="Times New Roman"/>
+          <w:sz w:val="22"/>
+          <w:szCs w:val="22"/>
         </w:rPr>
         <w:commentReference w:id="8"/>
       </w:r>
@@ -980,7 +905,9 @@
       <w:r>
         <w:rPr>
           <w:rStyle w:val="CommentReference"/>
-          <w:lang w:val="en-US" w:eastAsia="en-US" w:bidi="ar-SA"/>
+          <w:rFonts w:ascii="Times New Roman" w:hAnsi="Times New Roman" w:cs="Times New Roman"/>
+          <w:sz w:val="22"/>
+          <w:szCs w:val="22"/>
         </w:rPr>
         <w:commentReference w:id="9"/>
       </w:r>
@@ -1005,7 +932,6 @@
             <w:docPart w:val="67598C79AB7C7A438D4F14CBAB773941"/>
           </w:placeholder>
         </w:sdtPr>
-        <w:sdtEndPr/>
         <w:sdtContent>
           <w:r>
             <w:rPr>
@@ -1037,7 +963,9 @@
       <w:r>
         <w:rPr>
           <w:rStyle w:val="CommentReference"/>
-          <w:lang w:val="en-US" w:eastAsia="en-US" w:bidi="ar-SA"/>
+          <w:rFonts w:ascii="Times New Roman" w:hAnsi="Times New Roman" w:cs="Times New Roman"/>
+          <w:sz w:val="22"/>
+          <w:szCs w:val="22"/>
         </w:rPr>
         <w:commentReference w:id="10"/>
       </w:r>
@@ -1062,7 +990,6 @@
             <w:docPart w:val="67598C79AB7C7A438D4F14CBAB773941"/>
           </w:placeholder>
         </w:sdtPr>
-        <w:sdtEndPr/>
         <w:sdtContent>
           <w:r>
             <w:rPr>
@@ -1080,23 +1007,7 @@
           <w:sz w:val="22"/>
           <w:szCs w:val="22"/>
         </w:rPr>
-        <w:t xml:space="preserve"> Yet growing evidence suggests the current decline also reflects a genuine quantum reduction in completed fertility, not merely a tempo effect. </w:t>
-      </w:r>
-      <w:proofErr w:type="spellStart"/>
-      <w:r>
-        <w:rPr>
-          <w:sz w:val="22"/>
-          <w:szCs w:val="22"/>
-        </w:rPr>
-        <w:t>Hellstrand</w:t>
-      </w:r>
-      <w:proofErr w:type="spellEnd"/>
-      <w:r>
-        <w:rPr>
-          <w:sz w:val="22"/>
-          <w:szCs w:val="22"/>
-        </w:rPr>
-        <w:t xml:space="preserve"> et al. (2021) showed for the Nordic countries </w:t>
+        <w:t xml:space="preserve"> Yet growing evidence suggests the current decline also reflects a genuine quantum reduction in completed fertility, not merely a tempo effect. Hellstrand et al. (2021) showed for the Nordic countries </w:t>
       </w:r>
       <w:ins w:id="11" w:author="Katarina Luise Matthes" w:date="2026-08-28T08:03:00Z">
         <w:r>
@@ -1162,7 +1073,6 @@
             <w:docPart w:val="67598C79AB7C7A438D4F14CBAB773941"/>
           </w:placeholder>
         </w:sdtPr>
-        <w:sdtEndPr/>
         <w:sdtContent>
           <w:r>
             <w:rPr>
@@ -1180,23 +1090,7 @@
           <w:sz w:val="22"/>
           <w:szCs w:val="22"/>
         </w:rPr>
-        <w:t xml:space="preserve"> Bloom, Kuhn and </w:t>
-      </w:r>
-      <w:proofErr w:type="spellStart"/>
-      <w:r>
-        <w:rPr>
-          <w:sz w:val="22"/>
-          <w:szCs w:val="22"/>
-        </w:rPr>
-        <w:t>Prettner</w:t>
-      </w:r>
-      <w:proofErr w:type="spellEnd"/>
-      <w:r>
-        <w:rPr>
-          <w:sz w:val="22"/>
-          <w:szCs w:val="22"/>
-        </w:rPr>
-        <w:t xml:space="preserve"> (2024), in a comprehensive review of fertility trends in high-income countries, identify a cluster of mutually reinforcing determinants: </w:t>
+        <w:t xml:space="preserve"> Bloom, Kuhn and Prettner (2024), in a comprehensive review of fertility trends in high-income countries, identify a cluster of mutually reinforcing determinants: </w:t>
       </w:r>
       <w:commentRangeStart w:id="15"/>
       <w:r>
@@ -1210,7 +1104,9 @@
       <w:r>
         <w:rPr>
           <w:rStyle w:val="CommentReference"/>
-          <w:lang w:val="en-US" w:eastAsia="en-US" w:bidi="ar-SA"/>
+          <w:rFonts w:ascii="Times New Roman" w:hAnsi="Times New Roman" w:cs="Times New Roman"/>
+          <w:sz w:val="22"/>
+          <w:szCs w:val="22"/>
         </w:rPr>
         <w:commentReference w:id="15"/>
       </w:r>
@@ -1235,7 +1131,6 @@
             <w:docPart w:val="67598C79AB7C7A438D4F14CBAB773941"/>
           </w:placeholder>
         </w:sdtPr>
-        <w:sdtEndPr/>
         <w:sdtContent>
           <w:r>
             <w:rPr>
@@ -1269,7 +1164,6 @@
             <w:docPart w:val="67598C79AB7C7A438D4F14CBAB773941"/>
           </w:placeholder>
         </w:sdtPr>
-        <w:sdtEndPr/>
         <w:sdtContent>
           <w:r>
             <w:rPr>
@@ -1313,7 +1207,6 @@
             <w:docPart w:val="67598C79AB7C7A438D4F14CBAB773941"/>
           </w:placeholder>
         </w:sdtPr>
-        <w:sdtEndPr/>
         <w:sdtContent>
           <w:r>
             <w:rPr>
@@ -1411,7 +1304,6 @@
             <w:docPart w:val="67598C79AB7C7A438D4F14CBAB773941"/>
           </w:placeholder>
         </w:sdtPr>
-        <w:sdtEndPr/>
         <w:sdtContent>
           <w:r>
             <w:rPr>
@@ -1429,23 +1321,7 @@
           <w:sz w:val="22"/>
           <w:szCs w:val="22"/>
         </w:rPr>
-        <w:t xml:space="preserve"> At the European level, </w:t>
-      </w:r>
-      <w:proofErr w:type="spellStart"/>
-      <w:r>
-        <w:rPr>
-          <w:sz w:val="22"/>
-          <w:szCs w:val="22"/>
-        </w:rPr>
-        <w:t>Vignoli</w:t>
-      </w:r>
-      <w:proofErr w:type="spellEnd"/>
-      <w:r>
-        <w:rPr>
-          <w:sz w:val="22"/>
-          <w:szCs w:val="22"/>
-        </w:rPr>
-        <w:t xml:space="preserve"> et al. (2021), analysing 251 regions across 28 EU member states, demonstrate that fertility is strongly sensitive to deteriorating labour market conditions, with the steepest declines concentrated in regions where unemployment rose most sharply </w:t>
+        <w:t xml:space="preserve"> At the European level, Vignoli et al. (2021), analysing 251 regions across 28 EU member states, demonstrate that fertility is strongly sensitive to deteriorating labour market conditions, with the steepest declines concentrated in regions where unemployment rose most sharply </w:t>
       </w:r>
       <w:commentRangeStart w:id="20"/>
       <w:r>
@@ -1459,7 +1335,9 @@
       <w:r>
         <w:rPr>
           <w:rStyle w:val="CommentReference"/>
-          <w:lang w:val="en-US" w:eastAsia="en-US" w:bidi="ar-SA"/>
+          <w:rFonts w:ascii="Times New Roman" w:hAnsi="Times New Roman" w:cs="Times New Roman"/>
+          <w:sz w:val="22"/>
+          <w:szCs w:val="22"/>
         </w:rPr>
         <w:commentReference w:id="20"/>
       </w:r>
@@ -1482,7 +1360,9 @@
       <w:r>
         <w:rPr>
           <w:rStyle w:val="CommentReference"/>
-          <w:lang w:val="en-US" w:eastAsia="en-US" w:bidi="ar-SA"/>
+          <w:rFonts w:ascii="Times New Roman" w:hAnsi="Times New Roman" w:cs="Times New Roman"/>
+          <w:sz w:val="22"/>
+          <w:szCs w:val="22"/>
         </w:rPr>
         <w:commentReference w:id="21"/>
       </w:r>
@@ -1507,7 +1387,6 @@
             <w:docPart w:val="67598C79AB7C7A438D4F14CBAB773941"/>
           </w:placeholder>
         </w:sdtPr>
-        <w:sdtEndPr/>
         <w:sdtContent>
           <w:r>
             <w:rPr>
@@ -1551,7 +1430,6 @@
             <w:docPart w:val="67598C79AB7C7A438D4F14CBAB773941"/>
           </w:placeholder>
         </w:sdtPr>
-        <w:sdtEndPr/>
         <w:sdtContent>
           <w:r>
             <w:rPr>
@@ -1643,7 +1521,6 @@
         </w:rPr>
         <w:t xml:space="preserve"> (</w:t>
       </w:r>
-      <w:proofErr w:type="spellStart"/>
       <w:r>
         <w:rPr>
           <w:sz w:val="22"/>
@@ -1651,7 +1528,6 @@
         </w:rPr>
         <w:t>BevNat</w:t>
       </w:r>
-      <w:proofErr w:type="spellEnd"/>
       <w:r>
         <w:rPr>
           <w:sz w:val="22"/>
@@ -1724,7 +1600,6 @@
             <w:docPart w:val="67598C79AB7C7A438D4F14CBAB773941"/>
           </w:placeholder>
         </w:sdtPr>
-        <w:sdtEndPr/>
         <w:sdtContent>
           <w:r>
             <w:rPr>
@@ -1779,7 +1654,6 @@
             <w:docPart w:val="67598C79AB7C7A438D4F14CBAB773941"/>
           </w:placeholder>
         </w:sdtPr>
-        <w:sdtEndPr/>
         <w:sdtContent>
           <w:r>
             <w:rPr>
@@ -1797,23 +1671,7 @@
           <w:sz w:val="22"/>
           <w:szCs w:val="22"/>
         </w:rPr>
-        <w:t xml:space="preserve"> The present study directly responds to this call: we extend the </w:t>
-      </w:r>
-      <w:proofErr w:type="spellStart"/>
-      <w:r>
-        <w:rPr>
-          <w:sz w:val="22"/>
-          <w:szCs w:val="22"/>
-        </w:rPr>
-        <w:t>BevNat</w:t>
-      </w:r>
-      <w:proofErr w:type="spellEnd"/>
-      <w:r>
-        <w:rPr>
-          <w:sz w:val="22"/>
-          <w:szCs w:val="22"/>
-        </w:rPr>
-        <w:t xml:space="preserve"> vital statistics analysis through 2025 — the year Switzerland's TFR reached its record low — and substantially expand the subgroup analysis to ask: who is particularly affected by the declining birth rate in Switzerland?</w:t>
+        <w:t xml:space="preserve"> The present study directly responds to this call: we extend the BevNat vital statistics analysis through 2025 — the year Switzerland's TFR reached its record low — and substantially expand the subgroup analysis to ask: who is particularly affected by the declining birth rate in Switzerland?</w:t>
       </w:r>
     </w:p>
     <w:p>
@@ -1830,23 +1688,7 @@
           <w:sz w:val="22"/>
           <w:szCs w:val="22"/>
         </w:rPr>
-        <w:t xml:space="preserve">Subnational analyses have consistently shown that national TFRs mask substantial within-country heterogeneity. In Switzerland, cantonal TFRs in 2020 alone ranged from 1.27 in Basel-Stadt to 1.80 in Appenzell </w:t>
-      </w:r>
-      <w:proofErr w:type="spellStart"/>
-      <w:r>
-        <w:rPr>
-          <w:sz w:val="22"/>
-          <w:szCs w:val="22"/>
-        </w:rPr>
-        <w:t>Innerrhoden</w:t>
-      </w:r>
-      <w:proofErr w:type="spellEnd"/>
-      <w:r>
-        <w:rPr>
-          <w:sz w:val="22"/>
-          <w:szCs w:val="22"/>
-        </w:rPr>
-        <w:t>, with cultural, religious and linguistic factors accounting for much of the persistent spatial patterning.</w:t>
+        <w:t>Subnational analyses have consistently shown that national TFRs mask substantial within-country heterogeneity. In Switzerland, cantonal TFRs in 2020 alone ranged from 1.27 in Basel-Stadt to 1.80 in Appenzell Innerrhoden, with cultural, religious and linguistic factors accounting for much of the persistent spatial patterning.</w:t>
       </w:r>
       <w:sdt>
         <w:sdtPr>
@@ -1862,7 +1704,6 @@
             <w:docPart w:val="67598C79AB7C7A438D4F14CBAB773941"/>
           </w:placeholder>
         </w:sdtPr>
-        <w:sdtEndPr/>
         <w:sdtContent>
           <w:r>
             <w:rPr>
@@ -1896,7 +1737,6 @@
             <w:docPart w:val="67598C79AB7C7A438D4F14CBAB773941"/>
           </w:placeholder>
         </w:sdtPr>
-        <w:sdtEndPr/>
         <w:sdtContent>
           <w:r>
             <w:rPr>
@@ -1938,7 +1778,6 @@
             <w:docPart w:val="67598C79AB7C7A438D4F14CBAB773941"/>
           </w:placeholder>
         </w:sdtPr>
-        <w:sdtEndPr/>
         <w:sdtContent>
           <w:r>
             <w:rPr>
@@ -1972,7 +1811,6 @@
             <w:docPart w:val="67598C79AB7C7A438D4F14CBAB773941"/>
           </w:placeholder>
         </w:sdtPr>
-        <w:sdtEndPr/>
         <w:sdtContent>
           <w:r>
             <w:rPr>
@@ -2007,23 +1845,7 @@
           <w:sz w:val="22"/>
           <w:szCs w:val="22"/>
         </w:rPr>
-        <w:t xml:space="preserve">Educational and socioeconomic gradients intersect closely with these spatial patterns. </w:t>
-      </w:r>
-      <w:proofErr w:type="spellStart"/>
-      <w:r>
-        <w:rPr>
-          <w:sz w:val="22"/>
-          <w:szCs w:val="22"/>
-        </w:rPr>
-        <w:t>Nisén</w:t>
-      </w:r>
-      <w:proofErr w:type="spellEnd"/>
-      <w:r>
-        <w:rPr>
-          <w:sz w:val="22"/>
-          <w:szCs w:val="22"/>
-        </w:rPr>
-        <w:t xml:space="preserve"> et al. (2021), in the first large-scale comparative study of educational differences in cohort fertility across subnational regions of 15 European countries, find that the negative educational gradient is steepest in the least economically developed regions and flattens — or even reverses — in the most developed ones, a pattern that holds within as well as across countries.</w:t>
+        <w:t>Educational and socioeconomic gradients intersect closely with these spatial patterns. Nisén et al. (2021), in the first large-scale comparative study of educational differences in cohort fertility across subnational regions of 15 European countries, find that the negative educational gradient is steepest in the least economically developed regions and flattens — or even reverses — in the most developed ones, a pattern that holds within as well as across countries.</w:t>
       </w:r>
       <w:sdt>
         <w:sdtPr>
@@ -2039,7 +1861,6 @@
             <w:docPart w:val="67598C79AB7C7A438D4F14CBAB773941"/>
           </w:placeholder>
         </w:sdtPr>
-        <w:sdtEndPr/>
         <w:sdtContent>
           <w:r>
             <w:rPr>
@@ -2073,7 +1894,6 @@
             <w:docPart w:val="67598C79AB7C7A438D4F14CBAB773941"/>
           </w:placeholder>
         </w:sdtPr>
-        <w:sdtEndPr/>
         <w:sdtContent>
           <w:r>
             <w:rPr>
@@ -2107,7 +1927,6 @@
             <w:docPart w:val="67598C79AB7C7A438D4F14CBAB773941"/>
           </w:placeholder>
         </w:sdtPr>
-        <w:sdtEndPr/>
         <w:sdtContent>
           <w:r>
             <w:rPr>
@@ -2141,7 +1960,6 @@
             <w:docPart w:val="67598C79AB7C7A438D4F14CBAB773941"/>
           </w:placeholder>
         </w:sdtPr>
-        <w:sdtEndPr/>
         <w:sdtContent>
           <w:r>
             <w:rPr>
@@ -2175,7 +1993,6 @@
             <w:docPart w:val="67598C79AB7C7A438D4F14CBAB773941"/>
           </w:placeholder>
         </w:sdtPr>
-        <w:sdtEndPr/>
         <w:sdtContent>
           <w:r>
             <w:rPr>
@@ -2203,23 +2020,7 @@
           <w:sz w:val="22"/>
           <w:szCs w:val="22"/>
         </w:rPr>
-        <w:t xml:space="preserve">Despite this rich international literature, systematic subnational analyses of Switzerland's decline in birth rates — decomposed by municipality, parity, maternal age, and migration background, and extended through the most recent years — remain limited. The present paper addresses this gap directly. Drawing on individual-level </w:t>
-      </w:r>
-      <w:proofErr w:type="spellStart"/>
-      <w:r>
-        <w:rPr>
-          <w:sz w:val="22"/>
-          <w:szCs w:val="22"/>
-        </w:rPr>
-        <w:t>BevNat</w:t>
-      </w:r>
-      <w:proofErr w:type="spellEnd"/>
-      <w:r>
-        <w:rPr>
-          <w:sz w:val="22"/>
-          <w:szCs w:val="22"/>
-        </w:rPr>
-        <w:t xml:space="preserve"> data, updated to 2025, we </w:t>
+        <w:t xml:space="preserve">Despite this rich international literature, systematic subnational analyses of Switzerland's decline in birth rates — decomposed by municipality, parity, maternal age, and migration background, and extended through the most recent years — remain limited. The present paper addresses this gap directly. Drawing on individual-level BevNat data, updated to 2025, we </w:t>
       </w:r>
       <w:r>
         <w:rPr>
@@ -2326,7 +2127,6 @@
         </w:rPr>
         <w:t xml:space="preserve">We used data from several sources. First, we used individual-level </w:t>
       </w:r>
-      <w:proofErr w:type="spellStart"/>
       <w:r>
         <w:rPr>
           <w:rFonts w:ascii="Times New Roman" w:hAnsi="Times New Roman" w:cs="Times New Roman"/>
@@ -2335,7 +2135,6 @@
         </w:rPr>
         <w:t>BevNat</w:t>
       </w:r>
-      <w:proofErr w:type="spellEnd"/>
       <w:r>
         <w:rPr>
           <w:rFonts w:ascii="Times New Roman" w:hAnsi="Times New Roman" w:cs="Times New Roman"/>
@@ -2365,8 +2164,9 @@
       <w:r>
         <w:rPr>
           <w:rStyle w:val="CommentReference"/>
-          <w:rFonts w:eastAsia="Times New Roman"/>
-          <w14:ligatures w14:val="none"/>
+          <w:rFonts w:ascii="Times New Roman" w:hAnsi="Times New Roman" w:cs="Times New Roman"/>
+          <w:sz w:val="22"/>
+          <w:szCs w:val="22"/>
         </w:rPr>
         <w:commentReference w:id="31"/>
       </w:r>
@@ -2391,8 +2191,9 @@
       <w:r>
         <w:rPr>
           <w:rStyle w:val="CommentReference"/>
-          <w:rFonts w:eastAsia="Times New Roman"/>
-          <w14:ligatures w14:val="none"/>
+          <w:rFonts w:ascii="Times New Roman" w:hAnsi="Times New Roman" w:cs="Times New Roman"/>
+          <w:sz w:val="22"/>
+          <w:szCs w:val="22"/>
         </w:rPr>
         <w:commentReference w:id="32"/>
       </w:r>
@@ -2417,8 +2218,9 @@
       <w:r>
         <w:rPr>
           <w:rStyle w:val="CommentReference"/>
-          <w:rFonts w:eastAsia="Times New Roman"/>
-          <w14:ligatures w14:val="none"/>
+          <w:rFonts w:ascii="Times New Roman" w:hAnsi="Times New Roman" w:cs="Times New Roman"/>
+          <w:sz w:val="22"/>
+          <w:szCs w:val="22"/>
         </w:rPr>
         <w:commentReference w:id="33"/>
       </w:r>
@@ -2443,8 +2245,9 @@
       <w:r>
         <w:rPr>
           <w:rStyle w:val="CommentReference"/>
-          <w:rFonts w:eastAsia="Times New Roman"/>
-          <w14:ligatures w14:val="none"/>
+          <w:rFonts w:ascii="Times New Roman" w:hAnsi="Times New Roman" w:cs="Times New Roman"/>
+          <w:sz w:val="22"/>
+          <w:szCs w:val="22"/>
         </w:rPr>
         <w:commentReference w:id="34"/>
       </w:r>
@@ -2469,8 +2272,9 @@
       <w:r>
         <w:rPr>
           <w:rStyle w:val="CommentReference"/>
-          <w:rFonts w:eastAsia="Times New Roman"/>
-          <w14:ligatures w14:val="none"/>
+          <w:rFonts w:ascii="Times New Roman" w:hAnsi="Times New Roman" w:cs="Times New Roman"/>
+          <w:sz w:val="22"/>
+          <w:szCs w:val="22"/>
         </w:rPr>
         <w:commentReference w:id="35"/>
       </w:r>
@@ -2503,8 +2307,9 @@
       <w:r>
         <w:rPr>
           <w:rStyle w:val="CommentReference"/>
-          <w:rFonts w:eastAsia="Times New Roman"/>
-          <w14:ligatures w14:val="none"/>
+          <w:rFonts w:ascii="Times New Roman" w:hAnsi="Times New Roman" w:cs="Times New Roman"/>
+          <w:sz w:val="22"/>
+          <w:szCs w:val="22"/>
         </w:rPr>
         <w:commentReference w:id="36"/>
       </w:r>
@@ -2545,8 +2350,9 @@
       <w:r>
         <w:rPr>
           <w:rStyle w:val="CommentReference"/>
-          <w:rFonts w:eastAsia="Times New Roman"/>
-          <w14:ligatures w14:val="none"/>
+          <w:rFonts w:ascii="Times New Roman" w:hAnsi="Times New Roman" w:cs="Times New Roman"/>
+          <w:sz w:val="22"/>
+          <w:szCs w:val="22"/>
         </w:rPr>
         <w:commentReference w:id="37"/>
       </w:r>
@@ -2587,8 +2393,9 @@
       <w:r>
         <w:rPr>
           <w:rStyle w:val="CommentReference"/>
-          <w:rFonts w:eastAsia="Times New Roman"/>
-          <w14:ligatures w14:val="none"/>
+          <w:rFonts w:ascii="Times New Roman" w:hAnsi="Times New Roman" w:cs="Times New Roman"/>
+          <w:sz w:val="22"/>
+          <w:szCs w:val="22"/>
         </w:rPr>
         <w:commentReference w:id="38"/>
       </w:r>
@@ -2613,8 +2420,9 @@
       <w:r>
         <w:rPr>
           <w:rStyle w:val="CommentReference"/>
-          <w:rFonts w:eastAsia="Times New Roman"/>
-          <w14:ligatures w14:val="none"/>
+          <w:rFonts w:ascii="Times New Roman" w:hAnsi="Times New Roman" w:cs="Times New Roman"/>
+          <w:sz w:val="22"/>
+          <w:szCs w:val="22"/>
         </w:rPr>
         <w:commentReference w:id="39"/>
       </w:r>
@@ -2651,8 +2459,9 @@
       <w:r>
         <w:rPr>
           <w:rStyle w:val="CommentReference"/>
-          <w:rFonts w:eastAsia="Times New Roman"/>
-          <w14:ligatures w14:val="none"/>
+          <w:rFonts w:ascii="Times New Roman" w:hAnsi="Times New Roman" w:cs="Times New Roman"/>
+          <w:sz w:val="22"/>
+          <w:szCs w:val="22"/>
         </w:rPr>
         <w:commentReference w:id="40"/>
       </w:r>
@@ -3394,8 +3203,9 @@
       <w:r>
         <w:rPr>
           <w:rStyle w:val="CommentReference"/>
-          <w:rFonts w:eastAsia="Times New Roman"/>
-          <w14:ligatures w14:val="none"/>
+          <w:rFonts w:ascii="Times New Roman" w:hAnsi="Times New Roman" w:cs="Times New Roman"/>
+          <w:sz w:val="22"/>
+          <w:szCs w:val="22"/>
         </w:rPr>
         <w:commentReference w:id="41"/>
       </w:r>
@@ -3570,7 +3380,18 @@
                   <m:t>σ</m:t>
                 </m:r>
               </m:e>
-              <m:sub/>
+              <m:sub>
+                <m:r>
+                  <w:ins w:id="42" w:author="Hauser Anthony" w:date="2026-09-07T19:37:00Z" w16du:dateUtc="2026-09-07T17:37:00Z">
+                    <w:rPr>
+                      <w:rFonts w:ascii="Cambria Math" w:hAnsi="Cambria Math" w:cs="Times New Roman"/>
+                      <w:sz w:val="22"/>
+                      <w:szCs w:val="22"/>
+                    </w:rPr>
+                    <m:t>y</m:t>
+                  </w:ins>
+                </m:r>
+              </m:sub>
               <m:sup>
                 <m:r>
                   <w:rPr>
@@ -3823,7 +3644,7 @@
         </w:rPr>
         <w:t>Both functions</w:t>
       </w:r>
-      <w:commentRangeStart w:id="42"/>
+      <w:commentRangeStart w:id="43"/>
       <w:r>
         <w:rPr>
           <w:rFonts w:ascii="Times New Roman" w:hAnsi="Times New Roman" w:cs="Times New Roman"/>
@@ -3892,14 +3713,15 @@
         </w:rPr>
         <w:t xml:space="preserve"> </w:t>
       </w:r>
-      <w:commentRangeEnd w:id="42"/>
+      <w:commentRangeEnd w:id="43"/>
       <w:r>
         <w:rPr>
           <w:rStyle w:val="CommentReference"/>
-          <w:rFonts w:eastAsia="Times New Roman"/>
-          <w14:ligatures w14:val="none"/>
-        </w:rPr>
-        <w:commentReference w:id="42"/>
+          <w:rFonts w:ascii="Times New Roman" w:eastAsiaTheme="minorEastAsia" w:hAnsi="Times New Roman" w:cs="Times New Roman"/>
+          <w:sz w:val="22"/>
+          <w:szCs w:val="22"/>
+        </w:rPr>
+        <w:commentReference w:id="43"/>
       </w:r>
       <w:r>
         <w:rPr>
@@ -3957,7 +3779,7 @@
           <w:szCs w:val="22"/>
         </w:rPr>
       </w:pPr>
-      <w:commentRangeStart w:id="43"/>
+      <w:commentRangeStart w:id="44"/>
       <w:r>
         <w:rPr>
           <w:rFonts w:ascii="Times New Roman" w:hAnsi="Times New Roman" w:cs="Times New Roman"/>
@@ -3966,24 +3788,25 @@
         </w:rPr>
         <w:t>Using posterior draws</w:t>
       </w:r>
-      <w:commentRangeEnd w:id="43"/>
+      <w:commentRangeEnd w:id="44"/>
       <w:r>
         <w:rPr>
           <w:rStyle w:val="CommentReference"/>
-          <w:rFonts w:eastAsia="Times New Roman"/>
-          <w14:ligatures w14:val="none"/>
-        </w:rPr>
-        <w:commentReference w:id="43"/>
-      </w:r>
-      <w:r>
-        <w:rPr>
           <w:rFonts w:ascii="Times New Roman" w:hAnsi="Times New Roman" w:cs="Times New Roman"/>
           <w:sz w:val="22"/>
           <w:szCs w:val="22"/>
         </w:rPr>
+        <w:commentReference w:id="44"/>
+      </w:r>
+      <w:r>
+        <w:rPr>
+          <w:rFonts w:ascii="Times New Roman" w:hAnsi="Times New Roman" w:cs="Times New Roman"/>
+          <w:sz w:val="22"/>
+          <w:szCs w:val="22"/>
+        </w:rPr>
         <w:t xml:space="preserve">, we compute </w:t>
       </w:r>
-      <w:commentRangeStart w:id="44"/>
+      <w:commentRangeStart w:id="45"/>
       <w:r>
         <w:rPr>
           <w:rFonts w:ascii="Times New Roman" w:hAnsi="Times New Roman" w:cs="Times New Roman"/>
@@ -3992,14 +3815,15 @@
         </w:rPr>
         <w:t xml:space="preserve">the expected number of births under the counterfactual scenario </w:t>
       </w:r>
-      <w:commentRangeEnd w:id="44"/>
+      <w:commentRangeEnd w:id="45"/>
       <w:r>
         <w:rPr>
           <w:rStyle w:val="CommentReference"/>
-          <w:rFonts w:eastAsia="Times New Roman"/>
-          <w14:ligatures w14:val="none"/>
-        </w:rPr>
-        <w:commentReference w:id="44"/>
+          <w:rFonts w:ascii="Times New Roman" w:hAnsi="Times New Roman" w:cs="Times New Roman"/>
+          <w:sz w:val="22"/>
+          <w:szCs w:val="22"/>
+        </w:rPr>
+        <w:commentReference w:id="45"/>
       </w:r>
       <w:r>
         <w:rPr>
@@ -4804,32 +4628,14 @@
         </w:rPr>
         <w:t xml:space="preserve"> is re-sampled using its estimated variance. </w:t>
       </w:r>
-      <w:bookmarkStart w:id="45" w:name="national-level"/>
+      <w:bookmarkStart w:id="46" w:name="national-level"/>
       <w:r>
         <w:rPr>
           <w:rFonts w:ascii="Times New Roman" w:eastAsiaTheme="minorEastAsia" w:hAnsi="Times New Roman" w:cs="Times New Roman"/>
           <w:sz w:val="22"/>
           <w:szCs w:val="22"/>
         </w:rPr>
-        <w:t>We resample the year effects using their estimated variance rather than posterior draws, as using posterior realizations would introduce year-specific deviations and violate the a</w:t>
-      </w:r>
-      <w:proofErr w:type="spellStart"/>
-      <w:r>
-        <w:rPr>
-          <w:rFonts w:ascii="Times New Roman" w:eastAsiaTheme="minorEastAsia" w:hAnsi="Times New Roman" w:cs="Times New Roman"/>
-          <w:sz w:val="22"/>
-          <w:szCs w:val="22"/>
-        </w:rPr>
-        <w:t>ssumption</w:t>
-      </w:r>
-      <w:proofErr w:type="spellEnd"/>
-      <w:r>
-        <w:rPr>
-          <w:rFonts w:ascii="Times New Roman" w:eastAsiaTheme="minorEastAsia" w:hAnsi="Times New Roman" w:cs="Times New Roman"/>
-          <w:sz w:val="22"/>
-          <w:szCs w:val="22"/>
-        </w:rPr>
-        <w:t xml:space="preserve"> of a constant fertility level over year.</w:t>
+        <w:t>We resample the year effects using their estimated variance rather than posterior draws, as using posterior realizations would introduce year-specific deviations and violate the assumption of a constant fertility level over year.</w:t>
       </w:r>
     </w:p>
     <w:p>
@@ -4847,7 +4653,7 @@
           <w:szCs w:val="22"/>
         </w:rPr>
       </w:pPr>
-      <w:commentRangeStart w:id="46"/>
+      <w:commentRangeStart w:id="47"/>
       <w:r>
         <w:rPr>
           <w:rFonts w:ascii="Times New Roman" w:hAnsi="Times New Roman" w:cs="Times New Roman"/>
@@ -4860,14 +4666,19 @@
         </w:rPr>
         <w:t>Excess births</w:t>
       </w:r>
-      <w:commentRangeEnd w:id="46"/>
+      <w:commentRangeEnd w:id="47"/>
       <w:r>
         <w:rPr>
           <w:rStyle w:val="CommentReference"/>
-          <w:rFonts w:eastAsia="Times New Roman"/>
-          <w14:ligatures w14:val="none"/>
-        </w:rPr>
-        <w:commentReference w:id="46"/>
+          <w:rFonts w:ascii="Times New Roman" w:hAnsi="Times New Roman" w:cs="Times New Roman"/>
+          <w:b/>
+          <w:bCs/>
+          <w:i/>
+          <w:iCs/>
+          <w:sz w:val="22"/>
+          <w:szCs w:val="22"/>
+        </w:rPr>
+        <w:commentReference w:id="47"/>
       </w:r>
     </w:p>
     <w:p>
@@ -5393,7 +5204,7 @@
         </m:oMath>
       </m:oMathPara>
     </w:p>
-    <w:bookmarkEnd w:id="45"/>
+    <w:bookmarkEnd w:id="46"/>
     <w:p>
       <w:pPr>
         <w:pStyle w:val="FirstParagraph"/>
@@ -5486,7 +5297,7 @@
         </w:rPr>
         <w:t xml:space="preserve"> across </w:t>
       </w:r>
-      <w:commentRangeStart w:id="47"/>
+      <w:commentRangeStart w:id="48"/>
       <m:oMath>
         <m:r>
           <m:rPr>
@@ -5508,25 +5319,26 @@
         </w:rPr>
         <w:t xml:space="preserve"> municipalities </w:t>
       </w:r>
-      <w:commentRangeEnd w:id="47"/>
+      <w:commentRangeEnd w:id="48"/>
       <w:r>
         <w:rPr>
           <w:rStyle w:val="CommentReference"/>
-          <w:rFonts w:eastAsia="Times New Roman"/>
-          <w14:ligatures w14:val="none"/>
-        </w:rPr>
-        <w:commentReference w:id="47"/>
-      </w:r>
-      <w:r>
-        <w:rPr>
           <w:rFonts w:ascii="Times New Roman" w:hAnsi="Times New Roman" w:cs="Times New Roman"/>
           <w:sz w:val="22"/>
           <w:szCs w:val="22"/>
         </w:rPr>
+        <w:commentReference w:id="48"/>
+      </w:r>
+      <w:r>
+        <w:rPr>
+          <w:rFonts w:ascii="Times New Roman" w:hAnsi="Times New Roman" w:cs="Times New Roman"/>
+          <w:sz w:val="22"/>
+          <w:szCs w:val="22"/>
+        </w:rPr>
         <w:t>using a multinomial distribution:</w:t>
       </w:r>
     </w:p>
-    <w:commentRangeStart w:id="48"/>
+    <w:commentRangeStart w:id="49"/>
     <w:p>
       <w:pPr>
         <w:pStyle w:val="BodyText"/>
@@ -5854,17 +5666,19 @@
               </m:sSub>
             </m:e>
           </m:d>
-          <w:commentRangeEnd w:id="48"/>
+          <w:commentRangeEnd w:id="49"/>
           <m:r>
             <m:rPr>
               <m:sty m:val="p"/>
             </m:rPr>
             <w:rPr>
               <w:rStyle w:val="CommentReference"/>
-              <w:rFonts w:eastAsia="Times New Roman"/>
-              <w14:ligatures w14:val="none"/>
-            </w:rPr>
-            <w:commentReference w:id="48"/>
+              <w:rFonts w:ascii="Cambria Math" w:hAnsi="Cambria Math" w:cs="Times New Roman"/>
+              <w:sz w:val="22"/>
+              <w:szCs w:val="22"/>
+              <w:lang w:val="it-IT"/>
+            </w:rPr>
+            <w:commentReference w:id="49"/>
           </m:r>
           <m:r>
             <m:rPr>
@@ -7018,7 +6832,7 @@
         <w:lastRenderedPageBreak/>
         <w:t xml:space="preserve">Similar calculations were performed to obtain excess births by maternal citizenship, distinguishing between world regions (Switzerland, Western Europe excluding Switzerland, Eastern Europe, North America, Central America, South America, Africa, Asia, and Oceania). Note that excess births by municipality and maternal citizenship are only estimated for </w:t>
       </w:r>
-      <w:commentRangeStart w:id="49"/>
+      <w:commentRangeStart w:id="50"/>
       <w:r>
         <w:rPr>
           <w:rFonts w:ascii="Times New Roman" w:hAnsi="Times New Roman" w:cs="Times New Roman"/>
@@ -7027,14 +6841,15 @@
         </w:rPr>
         <w:t>2011</w:t>
       </w:r>
-      <w:commentRangeEnd w:id="49"/>
+      <w:commentRangeEnd w:id="50"/>
       <w:r>
         <w:rPr>
           <w:rStyle w:val="CommentReference"/>
-          <w:rFonts w:eastAsia="Times New Roman"/>
-          <w14:ligatures w14:val="none"/>
-        </w:rPr>
-        <w:commentReference w:id="49"/>
+          <w:rFonts w:ascii="Times New Roman" w:hAnsi="Times New Roman" w:cs="Times New Roman"/>
+          <w:sz w:val="22"/>
+          <w:szCs w:val="22"/>
+        </w:rPr>
+        <w:commentReference w:id="50"/>
       </w:r>
       <w:r>
         <w:rPr>
@@ -7056,41 +6871,24 @@
           <w:szCs w:val="22"/>
         </w:rPr>
       </w:pPr>
-      <w:commentRangeStart w:id="50"/>
+      <w:commentRangeStart w:id="51"/>
       <w:r>
         <w:rPr>
           <w:rFonts w:ascii="Times New Roman" w:hAnsi="Times New Roman" w:cs="Times New Roman"/>
           <w:sz w:val="22"/>
           <w:szCs w:val="22"/>
         </w:rPr>
-        <w:t>To visualize excess births at the municipality level, we smoothed absolute excess estimates across neighboring municipalities (</w:t>
-      </w:r>
-      <w:proofErr w:type="gramStart"/>
-      <w:r>
-        <w:rPr>
+        <w:t xml:space="preserve">To visualize excess births at the municipality level, we smoothed absolute excess estimates across neighboring municipalities (i.e. those sharing a boundary) to reduce variability in small areas. Following a simple spatial smoothing approach, we applied hybrid weights assigning equal weight to the municipality itself and to its neighbors. </w:t>
+      </w:r>
+      <w:commentRangeEnd w:id="51"/>
+      <w:r>
+        <w:rPr>
+          <w:rStyle w:val="CommentReference"/>
           <w:rFonts w:ascii="Times New Roman" w:hAnsi="Times New Roman" w:cs="Times New Roman"/>
           <w:sz w:val="22"/>
           <w:szCs w:val="22"/>
         </w:rPr>
-        <w:t>i.e.</w:t>
-      </w:r>
-      <w:proofErr w:type="gramEnd"/>
-      <w:r>
-        <w:rPr>
-          <w:rFonts w:ascii="Times New Roman" w:hAnsi="Times New Roman" w:cs="Times New Roman"/>
-          <w:sz w:val="22"/>
-          <w:szCs w:val="22"/>
-        </w:rPr>
-        <w:t xml:space="preserve"> those sharing a boundary) to reduce variability in small areas. Following a simple spatial smoothing approach, we applied hybrid weights assigning equal weight to the municipality itself and to its neighbors. </w:t>
-      </w:r>
-      <w:commentRangeEnd w:id="50"/>
-      <w:r>
-        <w:rPr>
-          <w:rStyle w:val="CommentReference"/>
-          <w:rFonts w:eastAsia="Times New Roman"/>
-          <w14:ligatures w14:val="none"/>
-        </w:rPr>
-        <w:commentReference w:id="50"/>
+        <w:commentReference w:id="51"/>
       </w:r>
       <w:r>
         <w:rPr>
@@ -7148,8 +6946,8 @@
         </w:rPr>
         <w:t xml:space="preserve">We further examine excess births according to a range of municipality-level variables. For each variable, municipalities are ordered by their value and sequentially grouped into </w:t>
       </w:r>
-      <w:commentRangeStart w:id="51"/>
-      <w:del w:id="52" w:author="Katarina Luise Matthes" w:date="2026-08-28T09:31:00Z">
+      <w:commentRangeStart w:id="52"/>
+      <w:del w:id="53" w:author="Katarina Luise Matthes" w:date="2026-08-28T09:31:00Z">
         <w:r>
           <w:rPr>
             <w:rFonts w:ascii="Times New Roman" w:hAnsi="Times New Roman" w:cs="Times New Roman"/>
@@ -7159,16 +6957,17 @@
           <w:delText>ten</w:delText>
         </w:r>
       </w:del>
-      <w:commentRangeEnd w:id="51"/>
+      <w:commentRangeEnd w:id="52"/>
       <w:r>
         <w:rPr>
           <w:rStyle w:val="CommentReference"/>
-          <w:rFonts w:eastAsia="Times New Roman"/>
-          <w14:ligatures w14:val="none"/>
-        </w:rPr>
-        <w:commentReference w:id="51"/>
-      </w:r>
-      <w:del w:id="53" w:author="Katarina Luise Matthes" w:date="2026-08-28T09:31:00Z">
+          <w:rFonts w:ascii="Times New Roman" w:hAnsi="Times New Roman" w:cs="Times New Roman"/>
+          <w:sz w:val="22"/>
+          <w:szCs w:val="22"/>
+        </w:rPr>
+        <w:commentReference w:id="52"/>
+      </w:r>
+      <w:del w:id="54" w:author="Katarina Luise Matthes" w:date="2026-08-28T09:31:00Z">
         <w:r>
           <w:rPr>
             <w:rFonts w:ascii="Times New Roman" w:hAnsi="Times New Roman" w:cs="Times New Roman"/>
@@ -7186,7 +6985,7 @@
         </w:rPr>
         <w:t xml:space="preserve">population-based deciles, such that each group contains approximately 10% of the total population </w:t>
       </w:r>
-      <w:commentRangeStart w:id="54"/>
+      <w:commentRangeStart w:id="55"/>
       <w:r>
         <w:rPr>
           <w:rFonts w:ascii="Times New Roman" w:hAnsi="Times New Roman" w:cs="Times New Roman"/>
@@ -7195,24 +6994,25 @@
         </w:rPr>
         <w:t>(municipalities are added until the cumulative population exceeds each decile threshold).</w:t>
       </w:r>
-      <w:commentRangeEnd w:id="54"/>
+      <w:commentRangeEnd w:id="55"/>
       <w:r>
         <w:rPr>
           <w:rStyle w:val="CommentReference"/>
-          <w:rFonts w:eastAsia="Times New Roman"/>
-          <w14:ligatures w14:val="none"/>
-        </w:rPr>
-        <w:commentReference w:id="54"/>
-      </w:r>
-      <w:r>
-        <w:rPr>
           <w:rFonts w:ascii="Times New Roman" w:hAnsi="Times New Roman" w:cs="Times New Roman"/>
           <w:sz w:val="22"/>
           <w:szCs w:val="22"/>
         </w:rPr>
+        <w:commentReference w:id="55"/>
+      </w:r>
+      <w:r>
+        <w:rPr>
+          <w:rFonts w:ascii="Times New Roman" w:hAnsi="Times New Roman" w:cs="Times New Roman"/>
+          <w:sz w:val="22"/>
+          <w:szCs w:val="22"/>
+        </w:rPr>
         <w:t xml:space="preserve"> </w:t>
       </w:r>
-      <w:commentRangeStart w:id="55"/>
+      <w:commentRangeStart w:id="56"/>
       <w:r>
         <w:rPr>
           <w:rFonts w:ascii="Times New Roman" w:hAnsi="Times New Roman" w:cs="Times New Roman"/>
@@ -7221,14 +7021,15 @@
         </w:rPr>
         <w:t>We then summarize the posterior distribution of relative excess births within each decile over the period 2017–2024.</w:t>
       </w:r>
-      <w:commentRangeEnd w:id="55"/>
+      <w:commentRangeEnd w:id="56"/>
       <w:r>
         <w:rPr>
           <w:rStyle w:val="CommentReference"/>
-          <w:rFonts w:eastAsia="Times New Roman"/>
-          <w14:ligatures w14:val="none"/>
-        </w:rPr>
-        <w:commentReference w:id="55"/>
+          <w:rFonts w:ascii="Times New Roman" w:hAnsi="Times New Roman" w:cs="Times New Roman"/>
+          <w:sz w:val="22"/>
+          <w:szCs w:val="22"/>
+        </w:rPr>
+        <w:commentReference w:id="56"/>
       </w:r>
     </w:p>
     <w:p>
@@ -7277,7 +7078,7 @@
         </w:rPr>
         <w:t xml:space="preserve">We conducted two subgroup analyses. First, we stratified results by citizenship, distinguishing between Swiss and non-Swiss mothers. Second, we stratified births by parity, separating first births from higher-order births. For each analysis, the </w:t>
       </w:r>
-      <w:commentRangeStart w:id="56"/>
+      <w:commentRangeStart w:id="57"/>
       <w:r>
         <w:rPr>
           <w:sz w:val="22"/>
@@ -7286,13 +7087,16 @@
         </w:rPr>
         <w:t xml:space="preserve">model was re-estimated </w:t>
       </w:r>
-      <w:commentRangeEnd w:id="56"/>
+      <w:commentRangeEnd w:id="57"/>
       <w:r>
         <w:rPr>
           <w:rStyle w:val="CommentReference"/>
-          <w:lang w:val="en-US" w:eastAsia="en-US" w:bidi="ar-SA"/>
-        </w:rPr>
-        <w:commentReference w:id="56"/>
+          <w:rFonts w:ascii="Times New Roman" w:hAnsi="Times New Roman" w:cs="Times New Roman"/>
+          <w:sz w:val="22"/>
+          <w:szCs w:val="22"/>
+          <w:lang w:val="en-US"/>
+        </w:rPr>
+        <w:commentReference w:id="57"/>
       </w:r>
       <w:r>
         <w:rPr>
@@ -7319,25 +7123,7 @@
           <w:szCs w:val="22"/>
           <w:lang w:val="en-US"/>
         </w:rPr>
-        <w:t>For the parity-based analyses, we could not adjust for the relevant population denominator, as population counts by parity (</w:t>
-      </w:r>
-      <w:proofErr w:type="gramStart"/>
-      <w:r>
-        <w:rPr>
-          <w:sz w:val="22"/>
-          <w:szCs w:val="22"/>
-          <w:lang w:val="en-US"/>
-        </w:rPr>
-        <w:t>i.e.</w:t>
-      </w:r>
-      <w:proofErr w:type="gramEnd"/>
-      <w:r>
-        <w:rPr>
-          <w:sz w:val="22"/>
-          <w:szCs w:val="22"/>
-          <w:lang w:val="en-US"/>
-        </w:rPr>
-        <w:t xml:space="preserve"> by number of children) were not available. We thus fit the model using the total female population aged 15-50, which slightly modify the fertility function. It should thus be interpreted as the proportion of women having their first child in a given month rather than a probability, and similarly for higher-order birth analysis.</w:t>
+        <w:t>For the parity-based analyses, we could not adjust for the relevant population denominator, as population counts by parity (i.e. by number of children) were not available. We thus fit the model using the total female population aged 15-50, which slightly modify the fertility function. It should thus be interpreted as the proportion of women having their first child in a given month rather than a probability, and similarly for higher-order birth analysis.</w:t>
       </w:r>
     </w:p>
     <w:p>
@@ -7358,7 +7144,7 @@
         </w:rPr>
         <w:t xml:space="preserve">As a limitation, we could not account for temporal changes in the proportion of childlessness, which may partly explain variation in excess first or higher-order births at the national level. </w:t>
       </w:r>
-      <w:commentRangeStart w:id="57"/>
+      <w:commentRangeStart w:id="58"/>
       <w:r>
         <w:rPr>
           <w:sz w:val="22"/>
@@ -7366,31 +7152,6 @@
           <w:lang w:val="en-US"/>
         </w:rPr>
         <w:t>Nevertheless, we accounted for spatial differences in childlessness when estimating municipality-level excess first births by introducing an estimated share of childless women into the multinomial allocation</w:t>
-      </w:r>
-      <w:commentRangeEnd w:id="57"/>
-      <w:r>
-        <w:rPr>
-          <w:rStyle w:val="CommentReference"/>
-          <w:lang w:val="en-US" w:eastAsia="en-US" w:bidi="ar-SA"/>
-        </w:rPr>
-        <w:commentReference w:id="57"/>
-      </w:r>
-      <w:r>
-        <w:rPr>
-          <w:sz w:val="22"/>
-          <w:szCs w:val="22"/>
-          <w:lang w:val="en-US"/>
-        </w:rPr>
-        <w:t>. This share was reconstructed for each municipality using birth records from 2000–2024, by inferring age-specific childlessness from first births and population counts (</w:t>
-      </w:r>
-      <w:commentRangeStart w:id="58"/>
-      <w:r>
-        <w:rPr>
-          <w:sz w:val="22"/>
-          <w:szCs w:val="22"/>
-          <w:lang w:val="en-US"/>
-        </w:rPr>
-        <w:t>see Supplementary Material XX for details</w:t>
       </w:r>
       <w:commentRangeEnd w:id="58"/>
       <w:r>
@@ -7402,6 +7163,34 @@
           <w:lang w:val="en-US"/>
         </w:rPr>
         <w:commentReference w:id="58"/>
+      </w:r>
+      <w:r>
+        <w:rPr>
+          <w:sz w:val="22"/>
+          <w:szCs w:val="22"/>
+          <w:lang w:val="en-US"/>
+        </w:rPr>
+        <w:t>. This share was reconstructed for each municipality using birth records from 2000–2024, by inferring age-specific childlessness from first births and population counts (</w:t>
+      </w:r>
+      <w:commentRangeStart w:id="59"/>
+      <w:r>
+        <w:rPr>
+          <w:sz w:val="22"/>
+          <w:szCs w:val="22"/>
+          <w:lang w:val="en-US"/>
+        </w:rPr>
+        <w:t>see Supplementary Material XX for details</w:t>
+      </w:r>
+      <w:commentRangeEnd w:id="59"/>
+      <w:r>
+        <w:rPr>
+          <w:rStyle w:val="CommentReference"/>
+          <w:rFonts w:ascii="Times New Roman" w:hAnsi="Times New Roman" w:cs="Times New Roman"/>
+          <w:sz w:val="22"/>
+          <w:szCs w:val="22"/>
+          <w:lang w:val="en-US"/>
+        </w:rPr>
+        <w:commentReference w:id="59"/>
       </w:r>
       <w:r>
         <w:rPr>
@@ -7628,7 +7417,7 @@
           <w:lang w:val="en-US"/>
         </w:rPr>
       </w:pPr>
-      <w:bookmarkStart w:id="59" w:name="_Hlk237023422"/>
+      <w:bookmarkStart w:id="60" w:name="_Hlk237023422"/>
       <w:r>
         <w:rPr>
           <w:sz w:val="22"/>
@@ -7637,7 +7426,7 @@
         </w:rPr>
         <w:t xml:space="preserve">The analysis stratified by maternal citizenship revealed substantial heterogeneity in relative </w:t>
       </w:r>
-      <w:commentRangeStart w:id="60"/>
+      <w:commentRangeStart w:id="61"/>
       <w:r>
         <w:rPr>
           <w:sz w:val="22"/>
@@ -7646,24 +7435,27 @@
         </w:rPr>
         <w:t xml:space="preserve">excess births </w:t>
       </w:r>
-      <w:commentRangeEnd w:id="60"/>
+      <w:commentRangeEnd w:id="61"/>
       <w:r>
         <w:rPr>
           <w:rStyle w:val="CommentReference"/>
-          <w:lang w:val="en-US" w:eastAsia="en-US" w:bidi="ar-SA"/>
-        </w:rPr>
-        <w:commentReference w:id="60"/>
-      </w:r>
-      <w:r>
-        <w:rPr>
+          <w:rFonts w:ascii="Times New Roman" w:hAnsi="Times New Roman" w:cs="Times New Roman"/>
           <w:sz w:val="22"/>
           <w:szCs w:val="22"/>
           <w:lang w:val="en-US"/>
         </w:rPr>
+        <w:commentReference w:id="61"/>
+      </w:r>
+      <w:r>
+        <w:rPr>
+          <w:sz w:val="22"/>
+          <w:szCs w:val="22"/>
+          <w:lang w:val="en-US"/>
+        </w:rPr>
         <w:t>across world regions during the period of recent fertility decline (2017–2025) (Fig. 2D). Mothers with Swiss citizenship showed the largest deficit in births (-10%), whereas mothers from Africa showed the largest excess (62%). Mothers from both Western Europe (excluding Switzerland) and Eastern Europe also showed positive relative excess births, with 2% and 17% more births than expected under the constant fertility scenario, respectively. Despite these differences, all world regions experienced a marked decline in relative excess births over the past decade (Fig. 2E).</w:t>
       </w:r>
     </w:p>
-    <w:bookmarkEnd w:id="59"/>
+    <w:bookmarkEnd w:id="60"/>
     <w:p>
       <w:pPr>
         <w:spacing w:after="160" w:line="276" w:lineRule="auto"/>
@@ -7678,7 +7470,7 @@
           <w:lang w:val="en-US"/>
         </w:rPr>
       </w:pPr>
-      <w:commentRangeStart w:id="61"/>
+      <w:commentRangeStart w:id="62"/>
       <w:r>
         <w:rPr>
           <w:b/>
@@ -7691,13 +7483,20 @@
         </w:rPr>
         <w:t>Spatial variation in birth decline and associated contextual factors</w:t>
       </w:r>
-      <w:commentRangeEnd w:id="61"/>
+      <w:commentRangeEnd w:id="62"/>
       <w:r>
         <w:rPr>
           <w:rStyle w:val="CommentReference"/>
-          <w:lang w:val="en-US" w:eastAsia="en-US" w:bidi="ar-SA"/>
-        </w:rPr>
-        <w:commentReference w:id="61"/>
+          <w:rFonts w:ascii="Times New Roman" w:hAnsi="Times New Roman" w:cs="Times New Roman"/>
+          <w:b/>
+          <w:bCs/>
+          <w:i/>
+          <w:iCs/>
+          <w:sz w:val="22"/>
+          <w:szCs w:val="22"/>
+          <w:lang w:val="en-US"/>
+        </w:rPr>
+        <w:commentReference w:id="62"/>
       </w:r>
     </w:p>
     <w:p>
@@ -7755,7 +7554,7 @@
         </w:rPr>
         <w:t xml:space="preserve">We explored heterogeneity in relative excess births across municipalities according to a range of municipality-level explanatory variables grouped into </w:t>
       </w:r>
-      <w:del w:id="62" w:author="Katarina Luise Matthes" w:date="2026-08-28T09:38:00Z">
+      <w:del w:id="63" w:author="Katarina Luise Matthes" w:date="2026-08-28T09:38:00Z">
         <w:r>
           <w:rPr>
             <w:sz w:val="22"/>
@@ -7779,6 +7578,7 @@
         <w:spacing w:after="160" w:line="276" w:lineRule="auto"/>
         <w:jc w:val="both"/>
         <w:rPr>
+          <w:del w:id="64" w:author="Hauser Anthony" w:date="2026-09-09T11:37:00Z" w16du:dateUtc="2026-09-09T09:37:00Z"/>
           <w:b/>
           <w:bCs/>
           <w:i/>
@@ -7788,63 +7588,68 @@
           <w:lang w:val="en-US"/>
         </w:rPr>
       </w:pPr>
-      <w:r>
-        <w:rPr>
-          <w:b/>
-          <w:bCs/>
-          <w:i/>
-          <w:iCs/>
-          <w:sz w:val="22"/>
-          <w:szCs w:val="22"/>
-          <w:lang w:val="en-US"/>
-        </w:rPr>
-        <w:t>Subgroup analyses</w:t>
-      </w:r>
+      <w:del w:id="65" w:author="Hauser Anthony" w:date="2026-09-09T11:37:00Z" w16du:dateUtc="2026-09-09T09:37:00Z">
+        <w:r>
+          <w:rPr>
+            <w:b/>
+            <w:bCs/>
+            <w:i/>
+            <w:iCs/>
+            <w:sz w:val="22"/>
+            <w:szCs w:val="22"/>
+            <w:lang w:val="en-US"/>
+          </w:rPr>
+          <w:delText>Subgroup analyses</w:delText>
+        </w:r>
+      </w:del>
     </w:p>
     <w:p>
       <w:pPr>
         <w:spacing w:after="160" w:line="276" w:lineRule="auto"/>
         <w:jc w:val="both"/>
         <w:rPr>
+          <w:del w:id="66" w:author="Hauser Anthony" w:date="2026-09-09T11:37:00Z" w16du:dateUtc="2026-09-09T09:37:00Z"/>
           <w:sz w:val="22"/>
           <w:szCs w:val="22"/>
           <w:lang w:val="en-US"/>
         </w:rPr>
       </w:pPr>
-      <w:r>
-        <w:rPr>
-          <w:sz w:val="22"/>
-          <w:szCs w:val="22"/>
-          <w:lang w:val="en-US"/>
-        </w:rPr>
-        <w:t>Subgroup analyses identified several differences across populations. Separate analyses were performed for mothers with Swiss and non-Swiss citizenship. Fertility curves showed different patterns by citizenship, with non-Swiss mothers having an earlier but more sustained fertility profile compared with Swiss mothers (Fig. 5A), resulting in higher average total fertility rates (</w:t>
-      </w:r>
-      <w:r>
-        <w:rPr>
-          <w:lang w:val="en-US"/>
-        </w:rPr>
-        <w:t>1.88</w:t>
-      </w:r>
-      <w:r>
-        <w:rPr>
-          <w:lang w:val="en-US"/>
-        </w:rPr>
-        <w:t xml:space="preserve"> vs. </w:t>
-      </w:r>
-      <w:r>
-        <w:rPr>
-          <w:lang w:val="en-US"/>
-        </w:rPr>
-        <w:t>1.35</w:t>
-      </w:r>
-      <w:r>
-        <w:rPr>
-          <w:sz w:val="22"/>
-          <w:szCs w:val="22"/>
-          <w:lang w:val="en-US"/>
-        </w:rPr>
-        <w:t xml:space="preserve"> children per woman, respectively). Despite these differences, both groups showed a clear decline in relative excess births in recent years compared with their respective 2000–2025 levels (Fig. 5B). This decline was more strongly associated with population density among Swiss mothers than among non-Swiss mothers (Fig. 5C).</w:t>
-      </w:r>
+      <w:del w:id="67" w:author="Hauser Anthony" w:date="2026-09-09T11:37:00Z" w16du:dateUtc="2026-09-09T09:37:00Z">
+        <w:r>
+          <w:rPr>
+            <w:sz w:val="22"/>
+            <w:szCs w:val="22"/>
+            <w:lang w:val="en-US"/>
+          </w:rPr>
+          <w:delText>Subgroup analyses identified several differences across populations. Separate analyses were performed for mothers with Swiss and non-Swiss citizenship. Fertility curves showed different patterns by citizenship, with non-Swiss mothers having an earlier but more sustained fertility profile compared with Swiss mothers (Fig. 5A), resulting in higher average total fertility rates (</w:delText>
+        </w:r>
+        <w:r>
+          <w:rPr>
+            <w:lang w:val="en-US"/>
+          </w:rPr>
+          <w:delText>1.88</w:delText>
+        </w:r>
+        <w:r>
+          <w:rPr>
+            <w:lang w:val="en-US"/>
+          </w:rPr>
+          <w:delText xml:space="preserve"> vs. </w:delText>
+        </w:r>
+        <w:r>
+          <w:rPr>
+            <w:lang w:val="en-US"/>
+          </w:rPr>
+          <w:delText>1.35</w:delText>
+        </w:r>
+        <w:r>
+          <w:rPr>
+            <w:sz w:val="22"/>
+            <w:szCs w:val="22"/>
+            <w:lang w:val="en-US"/>
+          </w:rPr>
+          <w:delText xml:space="preserve"> children per woman, respectively). Despite these differences, both groups showed a clear decline in relative excess births in recent years compared with their respective 2000–2025 levels (Fig. 5B). This decline was more strongly associated with population density among Swiss mothers than among non-Swiss mothers (Fig. 5C).</w:delText>
+        </w:r>
+      </w:del>
     </w:p>
     <w:p>
       <w:pPr>
@@ -7857,14 +7662,30 @@
           <w:lang w:eastAsia="en-US" w:bidi="ar-SA"/>
         </w:rPr>
       </w:pPr>
-      <w:r>
-        <w:rPr>
-          <w:sz w:val="22"/>
-          <w:szCs w:val="22"/>
-          <w:lang w:val="en-US"/>
-        </w:rPr>
-        <w:t>Separate analyses were also performed by parity, distinguishing first births from second and subsequent births. Both groups showed similar temporal patterns, with a decline in relative excess births over the last decade (Fig. 5D). The excess of births in 2021 was almost absent for first births, which also showed little variation according to population density (Fig. 5E). In contrast, higher-order births showed an increase in 2021 and a stronger negative association with population density.</w:t>
-      </w:r>
+      <w:del w:id="68" w:author="Hauser Anthony" w:date="2026-09-09T11:37:00Z" w16du:dateUtc="2026-09-09T09:37:00Z">
+        <w:r>
+          <w:rPr>
+            <w:sz w:val="22"/>
+            <w:szCs w:val="22"/>
+            <w:lang w:val="en-US"/>
+          </w:rPr>
+          <w:delText>Separate analyses were also performed by parity, distinguishing first births from second and subsequent births. Both groups showed similar temporal patterns, with a decline in relative excess births over the last decade (Fig. 5D). The excess of births in 2021 was almost absent for first births, which also showed little variation according to population density (Fig. 5E). In contrast, higher-order births showed an increase in 2021 and a stronger negative association with population density.</w:delText>
+        </w:r>
+      </w:del>
+      <w:ins w:id="69" w:author="Hauser Anthony" w:date="2026-09-09T11:37:00Z" w16du:dateUtc="2026-09-09T09:37:00Z">
+        <w:r>
+          <w:rPr>
+            <w:b/>
+            <w:bCs/>
+            <w:i/>
+            <w:iCs/>
+            <w:sz w:val="22"/>
+            <w:szCs w:val="22"/>
+            <w:lang w:val="en-US"/>
+          </w:rPr>
+          <w:t xml:space="preserve"> f</w:t>
+        </w:r>
+      </w:ins>
       <w:r>
         <w:rPr>
           <w:b/>
@@ -8011,33 +7832,8 @@
           <w:sz w:val="22"/>
           <w:szCs w:val="22"/>
         </w:rPr>
-        <w:t xml:space="preserve"> PRC, </w:t>
-      </w:r>
-      <w:proofErr w:type="spellStart"/>
-      <w:r>
-        <w:rPr>
-          <w:sz w:val="22"/>
-          <w:szCs w:val="22"/>
-        </w:rPr>
-        <w:t>Tilo</w:t>
-      </w:r>
-      <w:proofErr w:type="spellEnd"/>
-      <w:r>
-        <w:rPr>
-          <w:sz w:val="22"/>
-          <w:szCs w:val="22"/>
-        </w:rPr>
-        <w:t xml:space="preserve">, Katja, Jörg </w:t>
-      </w:r>
-      <w:proofErr w:type="spellStart"/>
-      <w:r>
-        <w:rPr>
-          <w:sz w:val="22"/>
-          <w:szCs w:val="22"/>
-        </w:rPr>
-        <w:t>Rössel</w:t>
-      </w:r>
-      <w:proofErr w:type="spellEnd"/>
+        <w:t xml:space="preserve"> PRC, Tilo, Katja, Jörg Rössel</w:t>
+      </w:r>
     </w:p>
     <w:p>
       <w:pPr>
@@ -8162,25 +7958,7 @@
           <w:sz w:val="22"/>
           <w:szCs w:val="22"/>
         </w:rPr>
-        <w:t xml:space="preserve">via GitHub and </w:t>
-      </w:r>
-      <w:proofErr w:type="spellStart"/>
-      <w:r>
-        <w:rPr>
-          <w:color w:val="000000" w:themeColor="text1"/>
-          <w:sz w:val="22"/>
-          <w:szCs w:val="22"/>
-        </w:rPr>
-        <w:t>zenodo</w:t>
-      </w:r>
-      <w:proofErr w:type="spellEnd"/>
-      <w:r>
-        <w:rPr>
-          <w:color w:val="000000" w:themeColor="text1"/>
-          <w:sz w:val="22"/>
-          <w:szCs w:val="22"/>
-        </w:rPr>
-        <w:t xml:space="preserve">: </w:t>
+        <w:t xml:space="preserve">via GitHub and zenodo: </w:t>
       </w:r>
     </w:p>
     <w:p>
@@ -8271,11 +8049,6 @@
           <w:docPart w:val="DefaultPlaceholder_-1854013440"/>
         </w:placeholder>
       </w:sdtPr>
-      <w:sdtEndPr>
-        <w:rPr>
-          <w:rStyle w:val="fontstyle01"/>
-        </w:rPr>
-      </w:sdtEndPr>
       <w:sdtContent>
         <w:p>
           <w:pPr>
@@ -8322,20 +8095,7 @@
               <w:color w:val="000000"/>
             </w:rPr>
             <w:tab/>
-          </w:r>
-          <w:proofErr w:type="spellStart"/>
-          <w:r>
-            <w:rPr>
-              <w:color w:val="000000"/>
-            </w:rPr>
-            <w:t>Lesthaeghe</w:t>
-          </w:r>
-          <w:proofErr w:type="spellEnd"/>
-          <w:r>
-            <w:rPr>
-              <w:color w:val="000000"/>
-            </w:rPr>
-            <w:t xml:space="preserve"> R. The second demographic transition, 1986–2020: sub-replacement fertility and rising cohabitation—a global update. </w:t>
+            <w:t xml:space="preserve">Lesthaeghe R. The second demographic transition, 1986–2020: sub-replacement fertility and rising cohabitation—a global update. </w:t>
           </w:r>
           <w:r>
             <w:rPr>
@@ -8387,34 +8147,7 @@
               <w:color w:val="000000"/>
             </w:rPr>
             <w:tab/>
-          </w:r>
-          <w:proofErr w:type="spellStart"/>
-          <w:r>
-            <w:rPr>
-              <w:color w:val="000000"/>
-            </w:rPr>
-            <w:t>Spoorenberg</w:t>
-          </w:r>
-          <w:proofErr w:type="spellEnd"/>
-          <w:r>
-            <w:rPr>
-              <w:color w:val="000000"/>
-            </w:rPr>
-            <w:t xml:space="preserve"> T, </w:t>
-          </w:r>
-          <w:proofErr w:type="spellStart"/>
-          <w:r>
-            <w:rPr>
-              <w:color w:val="000000"/>
-            </w:rPr>
-            <w:t>Skirbekk</w:t>
-          </w:r>
-          <w:proofErr w:type="spellEnd"/>
-          <w:r>
-            <w:rPr>
-              <w:color w:val="000000"/>
-            </w:rPr>
-            <w:t xml:space="preserve"> V. Fertility postponement is not a universal correlate of fertility decline - N-IUSSP. 2026. https://www.niussp.org/fertility-and-reproduction/fertility-postponement-is-not-a-universal-correlate-of-fertility-decline/ (accessed June 19, 2026).</w:t>
+            <w:t>Spoorenberg T, Skirbekk V. Fertility postponement is not a universal correlate of fertility decline - N-IUSSP. 2026. https://www.niussp.org/fertility-and-reproduction/fertility-postponement-is-not-a-universal-correlate-of-fertility-decline/ (accessed June 19, 2026).</w:t>
           </w:r>
         </w:p>
         <w:p>
@@ -8438,76 +8171,7 @@
               <w:color w:val="000000"/>
             </w:rPr>
             <w:tab/>
-          </w:r>
-          <w:proofErr w:type="spellStart"/>
-          <w:r>
-            <w:rPr>
-              <w:color w:val="000000"/>
-            </w:rPr>
-            <w:t>Hellstrand</w:t>
-          </w:r>
-          <w:proofErr w:type="spellEnd"/>
-          <w:r>
-            <w:rPr>
-              <w:color w:val="000000"/>
-            </w:rPr>
-            <w:t xml:space="preserve"> J, </w:t>
-          </w:r>
-          <w:proofErr w:type="spellStart"/>
-          <w:r>
-            <w:rPr>
-              <w:color w:val="000000"/>
-            </w:rPr>
-            <w:t>Nisén</w:t>
-          </w:r>
-          <w:proofErr w:type="spellEnd"/>
-          <w:r>
-            <w:rPr>
-              <w:color w:val="000000"/>
-            </w:rPr>
-            <w:t xml:space="preserve"> J, Miranda V, </w:t>
-          </w:r>
-          <w:proofErr w:type="spellStart"/>
-          <w:r>
-            <w:rPr>
-              <w:color w:val="000000"/>
-            </w:rPr>
-            <w:t>Fallesen</w:t>
-          </w:r>
-          <w:proofErr w:type="spellEnd"/>
-          <w:r>
-            <w:rPr>
-              <w:color w:val="000000"/>
-            </w:rPr>
-            <w:t xml:space="preserve"> P, </w:t>
-          </w:r>
-          <w:proofErr w:type="spellStart"/>
-          <w:r>
-            <w:rPr>
-              <w:color w:val="000000"/>
-            </w:rPr>
-            <w:t>Dommermuth</w:t>
-          </w:r>
-          <w:proofErr w:type="spellEnd"/>
-          <w:r>
-            <w:rPr>
-              <w:color w:val="000000"/>
-            </w:rPr>
-            <w:t xml:space="preserve"> L, </w:t>
-          </w:r>
-          <w:proofErr w:type="spellStart"/>
-          <w:r>
-            <w:rPr>
-              <w:color w:val="000000"/>
-            </w:rPr>
-            <w:t>Myrskylä</w:t>
-          </w:r>
-          <w:proofErr w:type="spellEnd"/>
-          <w:r>
-            <w:rPr>
-              <w:color w:val="000000"/>
-            </w:rPr>
-            <w:t xml:space="preserve"> M. Not Just Later, but Fewer: Novel Trends in Cohort Fertility in the Nordic Countries. </w:t>
+            <w:t xml:space="preserve">Hellstrand J, Nisén J, Miranda V, Fallesen P, Dommermuth L, Myrskylä M. Not Just Later, but Fewer: Novel Trends in Cohort Fertility in the Nordic Countries. </w:t>
           </w:r>
           <w:r>
             <w:rPr>
@@ -8546,6 +8210,12 @@
             <w:divId w:val="315962944"/>
             <w:rPr>
               <w:color w:val="000000"/>
+              <w:lang w:val="fr-CH"/>
+              <w:rPrChange w:id="70" w:author="Hauser Anthony" w:date="2026-09-07T19:37:00Z" w16du:dateUtc="2026-09-07T17:37:00Z">
+                <w:rPr>
+                  <w:color w:val="000000"/>
+                </w:rPr>
+              </w:rPrChange>
             </w:rPr>
           </w:pPr>
           <w:r>
@@ -8559,53 +8229,33 @@
               <w:color w:val="000000"/>
             </w:rPr>
             <w:tab/>
-            <w:t xml:space="preserve">Bloom DE, Kuhn M, </w:t>
+            <w:t xml:space="preserve">Bloom DE, Kuhn M, Prettner K. Fertility in High-Income Countries: Trends, Patterns, Determinants, and Consequences. </w:t>
           </w:r>
-          <w:proofErr w:type="spellStart"/>
-          <w:r>
-            <w:rPr>
-              <w:color w:val="000000"/>
-            </w:rPr>
-            <w:t>Prettner</w:t>
-          </w:r>
-          <w:proofErr w:type="spellEnd"/>
-          <w:r>
-            <w:rPr>
-              <w:color w:val="000000"/>
-            </w:rPr>
-            <w:t xml:space="preserve"> K. Fertility in High-Income Countries: Trends, Patterns, Determinants, and Consequences. </w:t>
-          </w:r>
-          <w:proofErr w:type="spellStart"/>
           <w:r>
             <w:rPr>
               <w:i/>
               <w:iCs/>
               <w:color w:val="000000"/>
-            </w:rPr>
-            <w:t>Annu</w:t>
+              <w:lang w:val="fr-CH"/>
+              <w:rPrChange w:id="71" w:author="Hauser Anthony" w:date="2026-09-07T19:37:00Z" w16du:dateUtc="2026-09-07T17:37:00Z">
+                <w:rPr>
+                  <w:i/>
+                  <w:iCs/>
+                  <w:color w:val="000000"/>
+                </w:rPr>
+              </w:rPrChange>
+            </w:rPr>
+            <w:t>Annu Rev Econom</w:t>
           </w:r>
-          <w:proofErr w:type="spellEnd"/>
           <w:r>
             <w:rPr>
-              <w:i/>
-              <w:iCs/>
               <w:color w:val="000000"/>
-            </w:rPr>
-            <w:t xml:space="preserve"> Rev </w:t>
-          </w:r>
-          <w:proofErr w:type="spellStart"/>
-          <w:r>
-            <w:rPr>
-              <w:i/>
-              <w:iCs/>
-              <w:color w:val="000000"/>
-            </w:rPr>
-            <w:t>Econom</w:t>
-          </w:r>
-          <w:proofErr w:type="spellEnd"/>
-          <w:r>
-            <w:rPr>
-              <w:color w:val="000000"/>
+              <w:lang w:val="fr-CH"/>
+              <w:rPrChange w:id="72" w:author="Hauser Anthony" w:date="2026-09-07T19:37:00Z" w16du:dateUtc="2026-09-07T17:37:00Z">
+                <w:rPr>
+                  <w:color w:val="000000"/>
+                </w:rPr>
+              </w:rPrChange>
             </w:rPr>
             <w:t xml:space="preserve"> 2024; </w:t>
           </w:r>
@@ -8614,12 +8264,26 @@
               <w:b/>
               <w:bCs/>
               <w:color w:val="000000"/>
+              <w:lang w:val="fr-CH"/>
+              <w:rPrChange w:id="73" w:author="Hauser Anthony" w:date="2026-09-07T19:37:00Z" w16du:dateUtc="2026-09-07T17:37:00Z">
+                <w:rPr>
+                  <w:b/>
+                  <w:bCs/>
+                  <w:color w:val="000000"/>
+                </w:rPr>
+              </w:rPrChange>
             </w:rPr>
             <w:t>16</w:t>
           </w:r>
           <w:r>
             <w:rPr>
               <w:color w:val="000000"/>
+              <w:lang w:val="fr-CH"/>
+              <w:rPrChange w:id="74" w:author="Hauser Anthony" w:date="2026-09-07T19:37:00Z" w16du:dateUtc="2026-09-07T17:37:00Z">
+                <w:rPr>
+                  <w:color w:val="000000"/>
+                </w:rPr>
+              </w:rPrChange>
             </w:rPr>
             <w:t>: 159–84.</w:t>
           </w:r>
@@ -8637,61 +8301,69 @@
           <w:r>
             <w:rPr>
               <w:color w:val="000000"/>
+              <w:lang w:val="fr-CH"/>
+              <w:rPrChange w:id="75" w:author="Hauser Anthony" w:date="2026-09-07T19:37:00Z" w16du:dateUtc="2026-09-07T17:37:00Z">
+                <w:rPr>
+                  <w:color w:val="000000"/>
+                </w:rPr>
+              </w:rPrChange>
             </w:rPr>
             <w:t>6</w:t>
           </w:r>
           <w:r>
             <w:rPr>
               <w:color w:val="000000"/>
+              <w:lang w:val="fr-CH"/>
+              <w:rPrChange w:id="76" w:author="Hauser Anthony" w:date="2026-09-07T19:37:00Z" w16du:dateUtc="2026-09-07T17:37:00Z">
+                <w:rPr>
+                  <w:color w:val="000000"/>
+                </w:rPr>
+              </w:rPrChange>
             </w:rPr>
             <w:tab/>
-            <w:t xml:space="preserve">Sobotka T, Zeman K, </w:t>
-          </w:r>
-          <w:proofErr w:type="spellStart"/>
-          <w:r>
-            <w:rPr>
-              <w:color w:val="000000"/>
-            </w:rPr>
-            <w:t>Jasilioniene</w:t>
-          </w:r>
-          <w:proofErr w:type="spellEnd"/>
-          <w:r>
-            <w:rPr>
-              <w:color w:val="000000"/>
-            </w:rPr>
-            <w:t xml:space="preserve"> A, </w:t>
+            <w:t xml:space="preserve">Sobotka T, Zeman K, Jasilioniene A, </w:t>
           </w:r>
           <w:r>
             <w:rPr>
               <w:i/>
               <w:iCs/>
               <w:color w:val="000000"/>
+              <w:lang w:val="fr-CH"/>
+              <w:rPrChange w:id="77" w:author="Hauser Anthony" w:date="2026-09-07T19:37:00Z" w16du:dateUtc="2026-09-07T17:37:00Z">
+                <w:rPr>
+                  <w:i/>
+                  <w:iCs/>
+                  <w:color w:val="000000"/>
+                </w:rPr>
+              </w:rPrChange>
             </w:rPr>
             <w:t>et al.</w:t>
           </w:r>
           <w:r>
             <w:rPr>
               <w:color w:val="000000"/>
-            </w:rPr>
-            <w:t xml:space="preserve"> Pandemic Roller‐Coaster? Birth Trends in Higher‐Income Countries During the COVID‐19 Pandemic. </w:t>
+              <w:lang w:val="fr-CH"/>
+              <w:rPrChange w:id="78" w:author="Hauser Anthony" w:date="2026-09-07T19:37:00Z" w16du:dateUtc="2026-09-07T17:37:00Z">
+                <w:rPr>
+                  <w:color w:val="000000"/>
+                </w:rPr>
+              </w:rPrChange>
+            </w:rPr>
+            <w:t xml:space="preserve"> </w:t>
           </w:r>
-          <w:proofErr w:type="spellStart"/>
+          <w:r>
+            <w:rPr>
+              <w:color w:val="000000"/>
+            </w:rPr>
+            <w:t xml:space="preserve">Pandemic Roller‐Coaster? Birth Trends in Higher‐Income Countries During the COVID‐19 Pandemic. </w:t>
+          </w:r>
           <w:r>
             <w:rPr>
               <w:i/>
               <w:iCs/>
               <w:color w:val="000000"/>
             </w:rPr>
-            <w:t>Popul</w:t>
-          </w:r>
-          <w:proofErr w:type="spellEnd"/>
-          <w:r>
-            <w:rPr>
-              <w:i/>
-              <w:iCs/>
-              <w:color w:val="000000"/>
-            </w:rPr>
-            <w:t xml:space="preserve"> Dev Rev</w:t>
+            <w:t>Popul Dev Rev</w:t>
           </w:r>
           <w:r>
             <w:rPr>
@@ -8735,20 +8407,7 @@
               <w:color w:val="000000"/>
             </w:rPr>
             <w:tab/>
-          </w:r>
-          <w:proofErr w:type="spellStart"/>
-          <w:r>
-            <w:rPr>
-              <w:color w:val="000000"/>
-            </w:rPr>
-            <w:t>Bujard</w:t>
-          </w:r>
-          <w:proofErr w:type="spellEnd"/>
-          <w:r>
-            <w:rPr>
-              <w:color w:val="000000"/>
-            </w:rPr>
-            <w:t xml:space="preserve"> M, Andersson G. Fertility Declines Near the End of the COVID-19 Pandemic: Evidence of the 2022 Birth Declines in Germany and Sweden. </w:t>
+            <w:t xml:space="preserve">Bujard M, Andersson G. Fertility Declines Near the End of the COVID-19 Pandemic: Evidence of the 2022 Birth Declines in Germany and Sweden. </w:t>
           </w:r>
           <w:r>
             <w:rPr>
@@ -8800,34 +8459,7 @@
               <w:color w:val="000000"/>
             </w:rPr>
             <w:tab/>
-          </w:r>
-          <w:proofErr w:type="spellStart"/>
-          <w:r>
-            <w:rPr>
-              <w:color w:val="000000"/>
-            </w:rPr>
-            <w:t>Matysiak</w:t>
-          </w:r>
-          <w:proofErr w:type="spellEnd"/>
-          <w:r>
-            <w:rPr>
-              <w:color w:val="000000"/>
-            </w:rPr>
-            <w:t xml:space="preserve"> A, Sobotka T, </w:t>
-          </w:r>
-          <w:proofErr w:type="spellStart"/>
-          <w:r>
-            <w:rPr>
-              <w:color w:val="000000"/>
-            </w:rPr>
-            <w:t>Vignoli</w:t>
-          </w:r>
-          <w:proofErr w:type="spellEnd"/>
-          <w:r>
-            <w:rPr>
-              <w:color w:val="000000"/>
-            </w:rPr>
-            <w:t xml:space="preserve"> D. The Great Recession and Fertility in Europe: A Sub-national Analysis. </w:t>
+            <w:t xml:space="preserve">Matysiak A, Sobotka T, Vignoli D. The Great Recession and Fertility in Europe: A Sub-national Analysis. </w:t>
           </w:r>
           <w:r>
             <w:rPr>
@@ -8905,43 +8537,19 @@
             <w:tab/>
             <w:t xml:space="preserve">Matthes KL, Le Vu M, Staub K. Fertility dynamics through historical pandemics and COVID-19 in Switzerland, 1871–2022. </w:t>
           </w:r>
-          <w:proofErr w:type="spellStart"/>
           <w:r>
             <w:rPr>
               <w:i/>
               <w:iCs/>
               <w:color w:val="000000"/>
             </w:rPr>
-            <w:t>Popul</w:t>
-          </w:r>
-          <w:proofErr w:type="spellEnd"/>
-          <w:r>
-            <w:rPr>
-              <w:i/>
-              <w:iCs/>
-              <w:color w:val="000000"/>
-            </w:rPr>
-            <w:t xml:space="preserve"> Stud (NY)</w:t>
+            <w:t>Popul Stud (NY)</w:t>
           </w:r>
           <w:r>
             <w:rPr>
               <w:color w:val="000000"/>
             </w:rPr>
-            <w:t xml:space="preserve"> 2025</w:t>
-          </w:r>
-          <w:proofErr w:type="gramStart"/>
-          <w:r>
-            <w:rPr>
-              <w:color w:val="000000"/>
-            </w:rPr>
-            <w:t>; :</w:t>
-          </w:r>
-          <w:proofErr w:type="gramEnd"/>
-          <w:r>
-            <w:rPr>
-              <w:color w:val="000000"/>
-            </w:rPr>
-            <w:t xml:space="preserve"> 1–16.</w:t>
+            <w:t xml:space="preserve"> 2025; : 1–16.</w:t>
           </w:r>
         </w:p>
         <w:p>
@@ -8965,34 +8573,7 @@
               <w:color w:val="000000"/>
             </w:rPr>
             <w:tab/>
-          </w:r>
-          <w:proofErr w:type="spellStart"/>
-          <w:r>
-            <w:rPr>
-              <w:color w:val="000000"/>
-            </w:rPr>
-            <w:t>Rausa</w:t>
-          </w:r>
-          <w:proofErr w:type="spellEnd"/>
-          <w:r>
-            <w:rPr>
-              <w:color w:val="000000"/>
-            </w:rPr>
-            <w:t xml:space="preserve"> F, </w:t>
-          </w:r>
-          <w:proofErr w:type="spellStart"/>
-          <w:r>
-            <w:rPr>
-              <w:color w:val="000000"/>
-            </w:rPr>
-            <w:t>Burkimsher</w:t>
-          </w:r>
-          <w:proofErr w:type="spellEnd"/>
-          <w:r>
-            <w:rPr>
-              <w:color w:val="000000"/>
-            </w:rPr>
-            <w:t xml:space="preserve"> M, Kohli R, Rossi O. Fertility: Cantonal differences. Neuchâtel, 2022.</w:t>
+            <w:t>Rausa F, Burkimsher M, Kohli R, Rossi O. Fertility: Cantonal differences. Neuchâtel, 2022.</w:t>
           </w:r>
         </w:p>
         <w:p>
@@ -9016,48 +8597,7 @@
               <w:color w:val="000000"/>
             </w:rPr>
             <w:tab/>
-          </w:r>
-          <w:proofErr w:type="spellStart"/>
-          <w:r>
-            <w:rPr>
-              <w:color w:val="000000"/>
-            </w:rPr>
-            <w:t>Basten</w:t>
-          </w:r>
-          <w:proofErr w:type="spellEnd"/>
-          <w:r>
-            <w:rPr>
-              <w:color w:val="000000"/>
-            </w:rPr>
-            <w:t xml:space="preserve"> S, </w:t>
-          </w:r>
-          <w:proofErr w:type="spellStart"/>
-          <w:r>
-            <w:rPr>
-              <w:color w:val="000000"/>
-            </w:rPr>
-            <w:t>Huinink</w:t>
-          </w:r>
-          <w:proofErr w:type="spellEnd"/>
-          <w:r>
-            <w:rPr>
-              <w:color w:val="000000"/>
-            </w:rPr>
-            <w:t xml:space="preserve"> J, </w:t>
-          </w:r>
-          <w:proofErr w:type="spellStart"/>
-          <w:r>
-            <w:rPr>
-              <w:color w:val="000000"/>
-            </w:rPr>
-            <w:t>Klüsener</w:t>
-          </w:r>
-          <w:proofErr w:type="spellEnd"/>
-          <w:r>
-            <w:rPr>
-              <w:color w:val="000000"/>
-            </w:rPr>
-            <w:t xml:space="preserve"> S. Spatial Variation of Sub-national Fertility Trends in Austria, Germany and Switzerland. </w:t>
+            <w:t xml:space="preserve">Basten S, Huinink J, Klüsener S. Spatial Variation of Sub-national Fertility Trends in Austria, Germany and Switzerland. </w:t>
           </w:r>
           <w:r>
             <w:rPr>
@@ -9109,52 +8649,15 @@
               <w:color w:val="000000"/>
             </w:rPr>
             <w:tab/>
+            <w:t xml:space="preserve">Riederer B, Beaujouan É. Explaining the urban–rural gradient in later fertility in Europe. </w:t>
           </w:r>
-          <w:proofErr w:type="spellStart"/>
-          <w:r>
-            <w:rPr>
-              <w:color w:val="000000"/>
-            </w:rPr>
-            <w:t>Riederer</w:t>
-          </w:r>
-          <w:proofErr w:type="spellEnd"/>
-          <w:r>
-            <w:rPr>
-              <w:color w:val="000000"/>
-            </w:rPr>
-            <w:t xml:space="preserve"> B, </w:t>
-          </w:r>
-          <w:proofErr w:type="spellStart"/>
-          <w:r>
-            <w:rPr>
-              <w:color w:val="000000"/>
-            </w:rPr>
-            <w:t>Beaujouan</w:t>
-          </w:r>
-          <w:proofErr w:type="spellEnd"/>
-          <w:r>
-            <w:rPr>
-              <w:color w:val="000000"/>
-            </w:rPr>
-            <w:t xml:space="preserve"> É. Explaining the urban–rural gradient in later fertility in Europe. </w:t>
-          </w:r>
-          <w:proofErr w:type="spellStart"/>
           <w:r>
             <w:rPr>
               <w:i/>
               <w:iCs/>
               <w:color w:val="000000"/>
             </w:rPr>
-            <w:t>Popul</w:t>
-          </w:r>
-          <w:proofErr w:type="spellEnd"/>
-          <w:r>
-            <w:rPr>
-              <w:i/>
-              <w:iCs/>
-              <w:color w:val="000000"/>
-            </w:rPr>
-            <w:t xml:space="preserve"> Space Place</w:t>
+            <w:t>Popul Space Place</w:t>
           </w:r>
           <w:r>
             <w:rPr>
@@ -9198,66 +8701,15 @@
               <w:color w:val="000000"/>
             </w:rPr>
             <w:tab/>
+            <w:t xml:space="preserve">Setz I, Compans M, Beaujouan É. The Diffusion of Late Fertility Across European Regions (2006–2018). </w:t>
           </w:r>
-          <w:proofErr w:type="spellStart"/>
-          <w:r>
-            <w:rPr>
-              <w:color w:val="000000"/>
-            </w:rPr>
-            <w:t>Setz</w:t>
-          </w:r>
-          <w:proofErr w:type="spellEnd"/>
-          <w:r>
-            <w:rPr>
-              <w:color w:val="000000"/>
-            </w:rPr>
-            <w:t xml:space="preserve"> I, </w:t>
-          </w:r>
-          <w:proofErr w:type="spellStart"/>
-          <w:r>
-            <w:rPr>
-              <w:color w:val="000000"/>
-            </w:rPr>
-            <w:t>Compans</w:t>
-          </w:r>
-          <w:proofErr w:type="spellEnd"/>
-          <w:r>
-            <w:rPr>
-              <w:color w:val="000000"/>
-            </w:rPr>
-            <w:t xml:space="preserve"> M, </w:t>
-          </w:r>
-          <w:proofErr w:type="spellStart"/>
-          <w:r>
-            <w:rPr>
-              <w:color w:val="000000"/>
-            </w:rPr>
-            <w:t>Beaujouan</w:t>
-          </w:r>
-          <w:proofErr w:type="spellEnd"/>
-          <w:r>
-            <w:rPr>
-              <w:color w:val="000000"/>
-            </w:rPr>
-            <w:t xml:space="preserve"> É. The Diffusion of Late Fertility Across European Regions (2006–2018). </w:t>
-          </w:r>
-          <w:proofErr w:type="spellStart"/>
           <w:r>
             <w:rPr>
               <w:i/>
               <w:iCs/>
               <w:color w:val="000000"/>
             </w:rPr>
-            <w:t>Popul</w:t>
-          </w:r>
-          <w:proofErr w:type="spellEnd"/>
-          <w:r>
-            <w:rPr>
-              <w:i/>
-              <w:iCs/>
-              <w:color w:val="000000"/>
-            </w:rPr>
-            <w:t xml:space="preserve"> Space Place</w:t>
+            <w:t>Popul Space Place</w:t>
           </w:r>
           <w:r>
             <w:rPr>
@@ -9301,48 +8753,7 @@
               <w:color w:val="000000"/>
             </w:rPr>
             <w:tab/>
-          </w:r>
-          <w:proofErr w:type="spellStart"/>
-          <w:r>
-            <w:rPr>
-              <w:color w:val="000000"/>
-            </w:rPr>
-            <w:t>Burillo</w:t>
-          </w:r>
-          <w:proofErr w:type="spellEnd"/>
-          <w:r>
-            <w:rPr>
-              <w:color w:val="000000"/>
-            </w:rPr>
-            <w:t xml:space="preserve"> P, </w:t>
-          </w:r>
-          <w:proofErr w:type="spellStart"/>
-          <w:r>
-            <w:rPr>
-              <w:color w:val="000000"/>
-            </w:rPr>
-            <w:t>Salvati</w:t>
-          </w:r>
-          <w:proofErr w:type="spellEnd"/>
-          <w:r>
-            <w:rPr>
-              <w:color w:val="000000"/>
-            </w:rPr>
-            <w:t xml:space="preserve"> L, Matthews SA, </w:t>
-          </w:r>
-          <w:proofErr w:type="spellStart"/>
-          <w:r>
-            <w:rPr>
-              <w:color w:val="000000"/>
-            </w:rPr>
-            <w:t>Benassi</w:t>
-          </w:r>
-          <w:proofErr w:type="spellEnd"/>
-          <w:r>
-            <w:rPr>
-              <w:color w:val="000000"/>
-            </w:rPr>
-            <w:t xml:space="preserve"> F. Local-Scale Fertility Variations in a Low-Fertility Country: Evidence from Spain (2002–2017). </w:t>
+            <w:t xml:space="preserve">Burillo P, Salvati L, Matthews SA, Benassi F. Local-Scale Fertility Variations in a Low-Fertility Country: Evidence from Spain (2002–2017). </w:t>
           </w:r>
           <w:r>
             <w:rPr>
@@ -9350,18 +8761,8 @@
               <w:iCs/>
               <w:color w:val="000000"/>
             </w:rPr>
-            <w:t xml:space="preserve">Can Stud </w:t>
+            <w:t>Can Stud Popul</w:t>
           </w:r>
-          <w:proofErr w:type="spellStart"/>
-          <w:r>
-            <w:rPr>
-              <w:i/>
-              <w:iCs/>
-              <w:color w:val="000000"/>
-            </w:rPr>
-            <w:t>Popul</w:t>
-          </w:r>
-          <w:proofErr w:type="spellEnd"/>
           <w:r>
             <w:rPr>
               <w:color w:val="000000"/>
@@ -9396,70 +8797,61 @@
           <w:r>
             <w:rPr>
               <w:color w:val="000000"/>
+              <w:lang w:val="de-CH"/>
+              <w:rPrChange w:id="79" w:author="Hauser Anthony" w:date="2026-09-07T14:46:00Z" w16du:dateUtc="2026-09-07T12:46:00Z">
+                <w:rPr>
+                  <w:color w:val="000000"/>
+                </w:rPr>
+              </w:rPrChange>
             </w:rPr>
             <w:t>16</w:t>
           </w:r>
           <w:r>
             <w:rPr>
               <w:color w:val="000000"/>
+              <w:lang w:val="de-CH"/>
+              <w:rPrChange w:id="80" w:author="Hauser Anthony" w:date="2026-09-07T14:46:00Z" w16du:dateUtc="2026-09-07T12:46:00Z">
+                <w:rPr>
+                  <w:color w:val="000000"/>
+                </w:rPr>
+              </w:rPrChange>
             </w:rPr>
             <w:tab/>
-          </w:r>
-          <w:proofErr w:type="spellStart"/>
-          <w:r>
-            <w:rPr>
-              <w:color w:val="000000"/>
-            </w:rPr>
-            <w:t>Nisén</w:t>
-          </w:r>
-          <w:proofErr w:type="spellEnd"/>
-          <w:r>
-            <w:rPr>
-              <w:color w:val="000000"/>
-            </w:rPr>
-            <w:t xml:space="preserve"> J, </w:t>
-          </w:r>
-          <w:proofErr w:type="spellStart"/>
-          <w:r>
-            <w:rPr>
-              <w:color w:val="000000"/>
-            </w:rPr>
-            <w:t>Klüsener</w:t>
-          </w:r>
-          <w:proofErr w:type="spellEnd"/>
-          <w:r>
-            <w:rPr>
-              <w:color w:val="000000"/>
-            </w:rPr>
-            <w:t xml:space="preserve"> S, Dahlberg J, </w:t>
+            <w:t xml:space="preserve">Nisén J, Klüsener S, Dahlberg J, </w:t>
           </w:r>
           <w:r>
             <w:rPr>
               <w:i/>
               <w:iCs/>
               <w:color w:val="000000"/>
+              <w:lang w:val="de-CH"/>
+              <w:rPrChange w:id="81" w:author="Hauser Anthony" w:date="2026-09-07T14:46:00Z" w16du:dateUtc="2026-09-07T12:46:00Z">
+                <w:rPr>
+                  <w:i/>
+                  <w:iCs/>
+                  <w:color w:val="000000"/>
+                </w:rPr>
+              </w:rPrChange>
             </w:rPr>
             <w:t>et al.</w:t>
           </w:r>
           <w:r>
             <w:rPr>
               <w:color w:val="000000"/>
-            </w:rPr>
-            <w:t xml:space="preserve"> Educational Differences in Cohort Fertility Across Sub-</w:t>
+              <w:lang w:val="de-CH"/>
+              <w:rPrChange w:id="82" w:author="Hauser Anthony" w:date="2026-09-07T14:46:00Z" w16du:dateUtc="2026-09-07T12:46:00Z">
+                <w:rPr>
+                  <w:color w:val="000000"/>
+                </w:rPr>
+              </w:rPrChange>
+            </w:rPr>
+            <w:t xml:space="preserve"> </w:t>
           </w:r>
-          <w:proofErr w:type="gramStart"/>
           <w:r>
             <w:rPr>
               <w:color w:val="000000"/>
             </w:rPr>
-            <w:t>national</w:t>
-          </w:r>
-          <w:proofErr w:type="gramEnd"/>
-          <w:r>
-            <w:rPr>
-              <w:color w:val="000000"/>
-            </w:rPr>
-            <w:t xml:space="preserve"> Regions in Europe. </w:t>
+            <w:t xml:space="preserve">Educational Differences in Cohort Fertility Across Sub-national Regions in Europe. </w:t>
           </w:r>
           <w:r>
             <w:rPr>
@@ -9511,34 +8903,7 @@
               <w:color w:val="000000"/>
             </w:rPr>
             <w:tab/>
-          </w:r>
-          <w:proofErr w:type="spellStart"/>
-          <w:r>
-            <w:rPr>
-              <w:color w:val="000000"/>
-            </w:rPr>
-            <w:t>Nisén</w:t>
-          </w:r>
-          <w:proofErr w:type="spellEnd"/>
-          <w:r>
-            <w:rPr>
-              <w:color w:val="000000"/>
-            </w:rPr>
-            <w:t xml:space="preserve"> J, </w:t>
-          </w:r>
-          <w:proofErr w:type="spellStart"/>
-          <w:r>
-            <w:rPr>
-              <w:color w:val="000000"/>
-            </w:rPr>
-            <w:t>Klüsener</w:t>
-          </w:r>
-          <w:proofErr w:type="spellEnd"/>
-          <w:r>
-            <w:rPr>
-              <w:color w:val="000000"/>
-            </w:rPr>
-            <w:t xml:space="preserve"> S, Dahlberg J, </w:t>
+            <w:t xml:space="preserve">Nisén J, Klüsener S, Dahlberg J, </w:t>
           </w:r>
           <w:r>
             <w:rPr>
@@ -9554,23 +8919,13 @@
             </w:rPr>
             <w:t xml:space="preserve"> Economic Conditions, Education and Parity‐Specific Fertility: A Sub‐National Regional Study Across 15 Countries in Europe. </w:t>
           </w:r>
-          <w:proofErr w:type="spellStart"/>
           <w:r>
             <w:rPr>
               <w:i/>
               <w:iCs/>
               <w:color w:val="000000"/>
             </w:rPr>
-            <w:t>Popul</w:t>
-          </w:r>
-          <w:proofErr w:type="spellEnd"/>
-          <w:r>
-            <w:rPr>
-              <w:i/>
-              <w:iCs/>
-              <w:color w:val="000000"/>
-            </w:rPr>
-            <w:t xml:space="preserve"> Space Place</w:t>
+            <w:t>Popul Space Place</w:t>
           </w:r>
           <w:r>
             <w:rPr>
@@ -9614,53 +8969,15 @@
               <w:color w:val="000000"/>
             </w:rPr>
             <w:tab/>
-            <w:t xml:space="preserve">Zeman K, </w:t>
+            <w:t xml:space="preserve">Zeman K, Beaujouan E, Brzozowska Z, Sobotka T. Cohort fertility decline in low fertility countries: Decomposition using parity progression ratios. </w:t>
           </w:r>
-          <w:proofErr w:type="spellStart"/>
-          <w:r>
-            <w:rPr>
-              <w:color w:val="000000"/>
-            </w:rPr>
-            <w:t>Beaujouan</w:t>
-          </w:r>
-          <w:proofErr w:type="spellEnd"/>
-          <w:r>
-            <w:rPr>
-              <w:color w:val="000000"/>
-            </w:rPr>
-            <w:t xml:space="preserve"> E, </w:t>
-          </w:r>
-          <w:proofErr w:type="spellStart"/>
-          <w:r>
-            <w:rPr>
-              <w:color w:val="000000"/>
-            </w:rPr>
-            <w:t>Brzozowska</w:t>
-          </w:r>
-          <w:proofErr w:type="spellEnd"/>
-          <w:r>
-            <w:rPr>
-              <w:color w:val="000000"/>
-            </w:rPr>
-            <w:t xml:space="preserve"> Z, Sobotka T. Cohort fertility decline in low fertility countries: Decomposition using parity progression ratios. </w:t>
-          </w:r>
-          <w:proofErr w:type="spellStart"/>
           <w:r>
             <w:rPr>
               <w:i/>
               <w:iCs/>
               <w:color w:val="000000"/>
             </w:rPr>
-            <w:t>Demogr</w:t>
-          </w:r>
-          <w:proofErr w:type="spellEnd"/>
-          <w:r>
-            <w:rPr>
-              <w:i/>
-              <w:iCs/>
-              <w:color w:val="000000"/>
-            </w:rPr>
-            <w:t xml:space="preserve"> Res</w:t>
+            <w:t>Demogr Res</w:t>
           </w:r>
           <w:r>
             <w:rPr>
@@ -9704,48 +9021,7 @@
               <w:color w:val="000000"/>
             </w:rPr>
             <w:tab/>
-          </w:r>
-          <w:proofErr w:type="spellStart"/>
-          <w:r>
-            <w:rPr>
-              <w:color w:val="000000"/>
-            </w:rPr>
-            <w:t>Vignoli</w:t>
-          </w:r>
-          <w:proofErr w:type="spellEnd"/>
-          <w:r>
-            <w:rPr>
-              <w:color w:val="000000"/>
-            </w:rPr>
-            <w:t xml:space="preserve"> D, </w:t>
-          </w:r>
-          <w:proofErr w:type="spellStart"/>
-          <w:r>
-            <w:rPr>
-              <w:color w:val="000000"/>
-            </w:rPr>
-            <w:t>Guetto</w:t>
-          </w:r>
-          <w:proofErr w:type="spellEnd"/>
-          <w:r>
-            <w:rPr>
-              <w:color w:val="000000"/>
-            </w:rPr>
-            <w:t xml:space="preserve"> R, Bazzani G, Pirani E, </w:t>
-          </w:r>
-          <w:proofErr w:type="spellStart"/>
-          <w:r>
-            <w:rPr>
-              <w:color w:val="000000"/>
-            </w:rPr>
-            <w:t>Minello</w:t>
-          </w:r>
-          <w:proofErr w:type="spellEnd"/>
-          <w:r>
-            <w:rPr>
-              <w:color w:val="000000"/>
-            </w:rPr>
-            <w:t xml:space="preserve"> A. A reflection on economic uncertainty and fertility in Europe: The Narrative Framework. </w:t>
+            <w:t xml:space="preserve">Vignoli D, Guetto R, Bazzani G, Pirani E, Minello A. A reflection on economic uncertainty and fertility in Europe: The Narrative Framework. </w:t>
           </w:r>
           <w:r>
             <w:rPr>
@@ -9797,48 +9073,7 @@
               <w:color w:val="000000"/>
             </w:rPr>
             <w:tab/>
-          </w:r>
-          <w:proofErr w:type="spellStart"/>
-          <w:r>
-            <w:rPr>
-              <w:color w:val="000000"/>
-            </w:rPr>
-            <w:t>Estévez</w:t>
-          </w:r>
-          <w:proofErr w:type="spellEnd"/>
-          <w:r>
-            <w:rPr>
-              <w:color w:val="000000"/>
-            </w:rPr>
-            <w:t xml:space="preserve"> JL, </w:t>
-          </w:r>
-          <w:proofErr w:type="spellStart"/>
-          <w:r>
-            <w:rPr>
-              <w:color w:val="000000"/>
-            </w:rPr>
-            <w:t>Rotkirch</w:t>
-          </w:r>
-          <w:proofErr w:type="spellEnd"/>
-          <w:r>
-            <w:rPr>
-              <w:color w:val="000000"/>
-            </w:rPr>
-            <w:t xml:space="preserve"> A. Fertility trends across migrant generations </w:t>
-          </w:r>
-          <w:proofErr w:type="spellStart"/>
-          <w:r>
-            <w:rPr>
-              <w:color w:val="000000"/>
-            </w:rPr>
-            <w:t>reexamined</w:t>
-          </w:r>
-          <w:proofErr w:type="spellEnd"/>
-          <w:r>
-            <w:rPr>
-              <w:color w:val="000000"/>
-            </w:rPr>
-            <w:t xml:space="preserve">: insights from Finnish register data. </w:t>
+            <w:t xml:space="preserve">Estévez JL, Rotkirch A. Fertility trends across migrant generations reexamined: insights from Finnish register data. </w:t>
           </w:r>
           <w:r>
             <w:rPr>
@@ -9846,45 +9081,13 @@
               <w:iCs/>
               <w:color w:val="000000"/>
             </w:rPr>
-            <w:t xml:space="preserve">Eur </w:t>
-          </w:r>
-          <w:proofErr w:type="spellStart"/>
-          <w:r>
-            <w:rPr>
-              <w:i/>
-              <w:iCs/>
-              <w:color w:val="000000"/>
-            </w:rPr>
-            <w:t>Sociol</w:t>
-          </w:r>
-          <w:proofErr w:type="spellEnd"/>
-          <w:r>
-            <w:rPr>
-              <w:i/>
-              <w:iCs/>
-              <w:color w:val="000000"/>
-            </w:rPr>
-            <w:t xml:space="preserve"> Rev</w:t>
+            <w:t>Eur Sociol Rev</w:t>
           </w:r>
           <w:r>
             <w:rPr>
               <w:color w:val="000000"/>
             </w:rPr>
-            <w:t xml:space="preserve"> 2026; published online March 12. DOI:10.1093/</w:t>
-          </w:r>
-          <w:proofErr w:type="spellStart"/>
-          <w:r>
-            <w:rPr>
-              <w:color w:val="000000"/>
-            </w:rPr>
-            <w:t>esr</w:t>
-          </w:r>
-          <w:proofErr w:type="spellEnd"/>
-          <w:r>
-            <w:rPr>
-              <w:color w:val="000000"/>
-            </w:rPr>
-            <w:t>/jcag009.</w:t>
+            <w:t xml:space="preserve"> 2026; published online March 12. DOI:10.1093/esr/jcag009.</w:t>
           </w:r>
         </w:p>
         <w:p>
@@ -10165,7 +9368,7 @@
 </file>
 
 <file path=word/comments.xml><?xml version="1.0" encoding="utf-8"?>
-<w:comments xmlns:wpc="http://schemas.microsoft.com/office/word/2010/wordprocessingCanvas" xmlns:cx="http://schemas.microsoft.com/office/drawing/2014/chartex" xmlns:cx1="http://schemas.microsoft.com/office/drawing/2015/9/8/chartex" xmlns:cx2="http://schemas.microsoft.com/office/drawing/2015/10/21/chartex" xmlns:cx3="http://schemas.microsoft.com/office/drawing/2016/5/9/chartex" xmlns:cx4="http://schemas.microsoft.com/office/drawing/2016/5/10/chartex" xmlns:cx5="http://schemas.microsoft.com/office/drawing/2016/5/11/chartex" xmlns:cx6="http://schemas.microsoft.com/office/drawing/2016/5/12/chartex" xmlns:cx7="http://schemas.microsoft.com/office/drawing/2016/5/13/chartex" xmlns:cx8="http://schemas.microsoft.com/office/drawing/2016/5/14/chartex" xmlns:mc="http://schemas.openxmlformats.org/markup-compatibility/2006" xmlns:aink="http://schemas.microsoft.com/office/drawing/2016/ink" xmlns:am3d="http://schemas.microsoft.com/office/drawing/2017/model3d" xmlns:o="urn:schemas-microsoft-com:office:office" xmlns:r="http://schemas.openxmlformats.org/officeDocument/2006/relationships" xmlns:m="http://schemas.openxmlformats.org/officeDocument/2006/math" xmlns:v="urn:schemas-microsoft-com:vml" xmlns:wp14="http://schemas.microsoft.com/office/word/2010/wordprocessingDrawing" xmlns:wp="http://schemas.openxmlformats.org/drawingml/2006/wordprocessingDrawing" xmlns:w10="urn:schemas-microsoft-com:office:word" xmlns:w="http://schemas.openxmlformats.org/wordprocessingml/2006/main" xmlns:w14="http://schemas.microsoft.com/office/word/2010/wordml" xmlns:w15="http://schemas.microsoft.com/office/word/2012/wordml" xmlns:w16cex="http://schemas.microsoft.com/office/word/2018/wordml/cex" xmlns:w16cid="http://schemas.microsoft.com/office/word/2016/wordml/cid" xmlns:w16="http://schemas.microsoft.com/office/word/2018/wordml" xmlns:w16sdtdh="http://schemas.microsoft.com/office/word/2020/wordml/sdtdatahash" xmlns:w16se="http://schemas.microsoft.com/office/word/2015/wordml/symex" xmlns:wpg="http://schemas.microsoft.com/office/word/2010/wordprocessingGroup" xmlns:wpi="http://schemas.microsoft.com/office/word/2010/wordprocessingInk" xmlns:wne="http://schemas.microsoft.com/office/word/2006/wordml" xmlns:wps="http://schemas.microsoft.com/office/word/2010/wordprocessingShape" mc:Ignorable="w14 w15 w16se w16cid w16 w16cex w16sdtdh wp14">
+<w:comments xmlns:wpc="http://schemas.microsoft.com/office/word/2010/wordprocessingCanvas" xmlns:cx="http://schemas.microsoft.com/office/drawing/2014/chartex" xmlns:cx1="http://schemas.microsoft.com/office/drawing/2015/9/8/chartex" xmlns:cx2="http://schemas.microsoft.com/office/drawing/2015/10/21/chartex" xmlns:cx3="http://schemas.microsoft.com/office/drawing/2016/5/9/chartex" xmlns:cx4="http://schemas.microsoft.com/office/drawing/2016/5/10/chartex" xmlns:cx5="http://schemas.microsoft.com/office/drawing/2016/5/11/chartex" xmlns:cx6="http://schemas.microsoft.com/office/drawing/2016/5/12/chartex" xmlns:cx7="http://schemas.microsoft.com/office/drawing/2016/5/13/chartex" xmlns:cx8="http://schemas.microsoft.com/office/drawing/2016/5/14/chartex" xmlns:mc="http://schemas.openxmlformats.org/markup-compatibility/2006" xmlns:aink="http://schemas.microsoft.com/office/drawing/2016/ink" xmlns:am3d="http://schemas.microsoft.com/office/drawing/2017/model3d" xmlns:o="urn:schemas-microsoft-com:office:office" xmlns:oel="http://schemas.microsoft.com/office/2019/extlst" xmlns:r="http://schemas.openxmlformats.org/officeDocument/2006/relationships" xmlns:m="http://schemas.openxmlformats.org/officeDocument/2006/math" xmlns:v="urn:schemas-microsoft-com:vml" xmlns:wp14="http://schemas.microsoft.com/office/word/2010/wordprocessingDrawing" xmlns:wp="http://schemas.openxmlformats.org/drawingml/2006/wordprocessingDrawing" xmlns:w10="urn:schemas-microsoft-com:office:word" xmlns:w="http://schemas.openxmlformats.org/wordprocessingml/2006/main" xmlns:w14="http://schemas.microsoft.com/office/word/2010/wordml" xmlns:w15="http://schemas.microsoft.com/office/word/2012/wordml" xmlns:w16cei="http://schemas.microsoft.com/office/word/2026/wordml/cei" xmlns:w16cex="http://schemas.microsoft.com/office/word/2018/wordml/cex" xmlns:w16cid="http://schemas.microsoft.com/office/word/2016/wordml/cid" xmlns:w16="http://schemas.microsoft.com/office/word/2018/wordml" xmlns:w16du="http://schemas.microsoft.com/office/word/2023/wordml/word16du" xmlns:w16sdtdh="http://schemas.microsoft.com/office/word/2020/wordml/sdtdatahash" xmlns:w16sdtfl="http://schemas.microsoft.com/office/word/2024/wordml/sdtformatlock" xmlns:w16se="http://schemas.microsoft.com/office/word/2015/wordml/symex" xmlns:wpg="http://schemas.microsoft.com/office/word/2010/wordprocessingGroup" xmlns:wpi="http://schemas.microsoft.com/office/word/2010/wordprocessingInk" xmlns:wne="http://schemas.microsoft.com/office/word/2006/wordml" xmlns:wps="http://schemas.microsoft.com/office/word/2010/wordprocessingShape" mc:Ignorable="w14 w15 w16se w16cid w16 w16cex w16sdtdh w16sdtfl w16du wp14">
   <w:comment w:id="8" w:author="Katarina Luise Matthes" w:date="2026-08-28T07:36:00Z" w:initials="KLM">
     <w:p>
       <w:pPr>
@@ -10194,15 +9397,7 @@
         <w:annotationRef/>
       </w:r>
       <w:r>
-        <w:t xml:space="preserve">I would also say </w:t>
-      </w:r>
-      <w:proofErr w:type="spellStart"/>
-      <w:r>
-        <w:t>sth</w:t>
-      </w:r>
-      <w:proofErr w:type="spellEnd"/>
-      <w:r>
-        <w:t xml:space="preserve"> about infertility and unrealized fertili</w:t>
+        <w:t>I would also say sth about infertility and unrealized fertili</w:t>
       </w:r>
       <w:r>
         <w:t>ty</w:t>
@@ -10326,15 +9521,7 @@
         <w:annotationRef/>
       </w:r>
       <w:r>
-        <w:t>To use it 1-2 times okay, but the whole paper cannot have AI generated “</w:t>
-      </w:r>
-      <w:proofErr w:type="gramStart"/>
-      <w:r>
-        <w:t>-“</w:t>
-      </w:r>
-      <w:proofErr w:type="gramEnd"/>
-      <w:r>
-        <w:t>.</w:t>
+        <w:t>To use it 1-2 times okay, but the whole paper cannot have AI generated “-“.</w:t>
       </w:r>
       <w:r>
         <w:t xml:space="preserve"> That is the 4</w:t>
@@ -10346,15 +9533,7 @@
         <w:t>th</w:t>
       </w:r>
       <w:r>
-        <w:t xml:space="preserve"> time already in the first 2 </w:t>
-      </w:r>
-      <w:proofErr w:type="spellStart"/>
-      <w:r>
-        <w:t>paragraps</w:t>
-      </w:r>
-      <w:proofErr w:type="spellEnd"/>
-      <w:r>
-        <w:t xml:space="preserve">. </w:t>
+        <w:t xml:space="preserve"> time already in the first 2 paragraps. </w:t>
       </w:r>
       <w:r>
         <w:t>Please rewrite it</w:t>
@@ -10386,13 +9565,7 @@
         <w:rPr>
           <w:lang w:val="de-CH"/>
         </w:rPr>
-        <w:t>Oberndorfer</w:t>
-      </w:r>
-      <w:r>
-        <w:rPr>
-          <w:lang w:val="de-CH"/>
-        </w:rPr>
-        <w:t xml:space="preserve"> et al. </w:t>
+        <w:t xml:space="preserve">Oberndorfer et al. </w:t>
       </w:r>
       <w:hyperlink r:id="rId3" w:history="1">
         <w:r>
@@ -10424,30 +9597,7 @@
           <w:sz w:val="22"/>
           <w:szCs w:val="22"/>
         </w:rPr>
-        <w:t xml:space="preserve">2021, more babies were born to higher-SES parents than in surrounding years (‘selection into conception </w:t>
-      </w:r>
-      <w:proofErr w:type="spellStart"/>
-      <w:r>
-        <w:rPr>
-          <w:sz w:val="22"/>
-          <w:szCs w:val="22"/>
-        </w:rPr>
-        <w:t>bias’</w:t>
-      </w:r>
-      <w:proofErr w:type="spellEnd"/>
-      <w:r>
-        <w:rPr>
-          <w:sz w:val="22"/>
-          <w:szCs w:val="22"/>
-        </w:rPr>
-        <w:t>)</w:t>
-      </w:r>
-      <w:r>
-        <w:rPr>
-          <w:sz w:val="22"/>
-          <w:szCs w:val="22"/>
-        </w:rPr>
-        <w:t>.</w:t>
+        <w:t>2021, more babies were born to higher-SES parents than in surrounding years (‘selection into conception bias’).</w:t>
       </w:r>
     </w:p>
     <w:p>
@@ -10511,15 +9661,7 @@
         <w:t>We should also add how the data was accessible. This was after the data contract, or something like that.</w:t>
       </w:r>
       <w:r>
-        <w:t xml:space="preserve"> And a reference for the </w:t>
-      </w:r>
-      <w:proofErr w:type="spellStart"/>
-      <w:r>
-        <w:t>BevNat</w:t>
-      </w:r>
-      <w:proofErr w:type="spellEnd"/>
-      <w:r>
-        <w:t xml:space="preserve"> data. It is probably given in the contract how to cite it.</w:t>
+        <w:t xml:space="preserve"> And a reference for the BevNat data. It is probably given in the contract how to cite it.</w:t>
       </w:r>
     </w:p>
   </w:comment>
@@ -10663,15 +9805,7 @@
         <w:annotationRef/>
       </w:r>
       <w:r>
-        <w:t xml:space="preserve">It is </w:t>
-      </w:r>
-      <w:proofErr w:type="spellStart"/>
-      <w:r>
-        <w:t>avalaible</w:t>
-      </w:r>
-      <w:proofErr w:type="spellEnd"/>
-      <w:r>
-        <w:t xml:space="preserve"> now: </w:t>
+        <w:t xml:space="preserve">It is avalaible now: </w:t>
       </w:r>
       <w:hyperlink r:id="rId4" w:history="1">
         <w:r>
@@ -10712,25 +9846,14 @@
       </w:r>
     </w:p>
   </w:comment>
-  <w:comment w:id="42" w:author="Katarina Luise Matthes" w:date="2026-08-28T08:58:00Z" w:initials="KLM">
+  <w:comment w:id="43" w:author="Katarina Luise Matthes" w:date="2026-08-28T08:58:00Z" w:initials="KLM">
     <w:p>
       <w:pPr>
         <w:pStyle w:val="CommentText"/>
       </w:pPr>
       <w:r>
-        <w:rPr>
-          <w:rStyle w:val="CommentReference"/>
-        </w:rPr>
-        <w:annotationRef/>
-      </w:r>
-      <w:r>
-        <w:t xml:space="preserve">You mean </w:t>
-      </w:r>
-      <w:proofErr w:type="gramStart"/>
-      <w:r>
-        <w:t>f(</w:t>
-      </w:r>
-      <w:proofErr w:type="gramEnd"/>
+        <w:t>You mean f(</w:t>
+      </w:r>
       <m:oMath>
         <m:r>
           <m:rPr>
@@ -10768,7 +9891,7 @@
       </w:r>
     </w:p>
   </w:comment>
-  <w:comment w:id="43" w:author="Katarina Luise Matthes" w:date="2026-08-28T08:58:00Z" w:initials="KLM">
+  <w:comment w:id="44" w:author="Katarina Luise Matthes" w:date="2026-08-28T08:58:00Z" w:initials="KLM">
     <w:p>
       <w:pPr>
         <w:pStyle w:val="CommentText"/>
@@ -10784,7 +9907,7 @@
       </w:r>
     </w:p>
   </w:comment>
-  <w:comment w:id="44" w:author="Katarina Luise Matthes" w:date="2026-08-28T09:00:00Z" w:initials="KLM">
+  <w:comment w:id="45" w:author="Katarina Luise Matthes" w:date="2026-08-28T09:00:00Z" w:initials="KLM">
     <w:p>
       <w:pPr>
         <w:pStyle w:val="CommentText"/>
@@ -10813,7 +9936,7 @@
       </w:pPr>
     </w:p>
   </w:comment>
-  <w:comment w:id="46" w:author="Katarina Luise Matthes" w:date="2026-08-28T09:01:00Z" w:initials="KLM">
+  <w:comment w:id="47" w:author="Katarina Luise Matthes" w:date="2026-08-28T09:01:00Z" w:initials="KLM">
     <w:p>
       <w:pPr>
         <w:pStyle w:val="CommentText"/>
@@ -10825,33 +9948,16 @@
         <w:annotationRef/>
       </w:r>
       <w:r>
-        <w:t>And “</w:t>
-      </w:r>
-      <w:r>
-        <w:t>deficit</w:t>
-      </w:r>
-      <w:r>
-        <w:t>”</w:t>
-      </w:r>
-      <w:r>
-        <w:t xml:space="preserve">, deficit is maybe not the best word. Or </w:t>
-      </w:r>
-      <w:r>
-        <w:t>birth shortfalls</w:t>
+        <w:t>And “deficit”</w:t>
+      </w:r>
+      <w:r>
+        <w:t>, deficit is maybe not the best word. Or birth shortfalls</w:t>
       </w:r>
       <w:r>
         <w:t xml:space="preserve"> or declining birth</w:t>
       </w:r>
       <w:r>
-        <w:t xml:space="preserve">? But Excess birth is </w:t>
-      </w:r>
-      <w:proofErr w:type="gramStart"/>
-      <w:r>
-        <w:t>to</w:t>
-      </w:r>
-      <w:proofErr w:type="gramEnd"/>
-      <w:r>
-        <w:t xml:space="preserve"> unspecific.</w:t>
+        <w:t>? But Excess birth is to unspecific.</w:t>
       </w:r>
     </w:p>
     <w:p>
@@ -10864,19 +9970,11 @@
         <w:pStyle w:val="CommentText"/>
       </w:pPr>
       <w:r>
-        <w:t xml:space="preserve">In </w:t>
-      </w:r>
-      <w:proofErr w:type="gramStart"/>
-      <w:r>
-        <w:t>general</w:t>
-      </w:r>
-      <w:proofErr w:type="gramEnd"/>
-      <w:r>
-        <w:t xml:space="preserve"> it is a bit confusing, that it is spoken about “excess” the whole time, the paper is about “declining”. I would be a bit more specific in wording.</w:t>
+        <w:t>In general it is a bit confusing, that it is spoken about “excess” the whole time, the paper is about “declining”. I would be a bit more specific in wording.</w:t>
       </w:r>
     </w:p>
   </w:comment>
-  <w:comment w:id="47" w:author="Katarina Luise Matthes" w:date="2026-08-28T09:06:00Z" w:initials="KLM">
+  <w:comment w:id="48" w:author="Katarina Luise Matthes" w:date="2026-08-28T09:06:00Z" w:initials="KLM">
     <w:p>
       <w:pPr>
         <w:pStyle w:val="CommentText"/>
@@ -10888,22 +9986,14 @@
         <w:annotationRef/>
       </w:r>
       <w:r>
-        <w:t xml:space="preserve">In the formular before it should make clear, that the fitting is performed for each municipality </w:t>
-      </w:r>
-      <w:proofErr w:type="spellStart"/>
-      <w:r>
-        <w:t>seperatly</w:t>
-      </w:r>
-      <w:proofErr w:type="spellEnd"/>
-      <w:r>
-        <w:t>.</w:t>
+        <w:t>In the formular before it should make clear, that the fitting is performed for each municipality seperatly.</w:t>
       </w:r>
       <w:r>
         <w:t xml:space="preserve"> I still don’t understand, why we don’t use a spatial model. But that’s okay. But maybe we could say why in the section “fitting birth”? Otherwise probably a reviewer will ask. </w:t>
       </w:r>
     </w:p>
   </w:comment>
-  <w:comment w:id="48" w:author="Katarina Luise Matthes" w:date="2026-08-28T09:11:00Z" w:initials="KLM">
+  <w:comment w:id="49" w:author="Katarina Luise Matthes" w:date="2026-08-28T09:11:00Z" w:initials="KLM">
     <w:p>
       <w:pPr>
         <w:pStyle w:val="CommentText"/>
@@ -10933,23 +10023,17 @@
         <w:rPr>
           <w:rStyle w:val="mord"/>
         </w:rPr>
-        <w:t>D</w:t>
+        <w:t>D, instead of 1....D</w:t>
       </w:r>
       <w:r>
         <w:rPr>
           <w:rStyle w:val="mord"/>
         </w:rPr>
-        <w:t>, instead of 1....D</w:t>
-      </w:r>
-      <w:r>
-        <w:rPr>
-          <w:rStyle w:val="mord"/>
-        </w:rPr>
         <w:t>, it is just better to read.</w:t>
       </w:r>
     </w:p>
   </w:comment>
-  <w:comment w:id="49" w:author="Katarina Luise Matthes" w:date="2026-08-28T09:21:00Z" w:initials="KLM">
+  <w:comment w:id="50" w:author="Katarina Luise Matthes" w:date="2026-08-28T09:21:00Z" w:initials="KLM">
     <w:p>
       <w:pPr>
         <w:pStyle w:val="CommentText"/>
@@ -10965,7 +10049,7 @@
       </w:r>
     </w:p>
   </w:comment>
-  <w:comment w:id="50" w:author="Katarina Luise Matthes" w:date="2026-08-28T09:23:00Z" w:initials="KLM">
+  <w:comment w:id="51" w:author="Katarina Luise Matthes" w:date="2026-08-28T09:23:00Z" w:initials="KLM">
     <w:p>
       <w:pPr>
         <w:pStyle w:val="CommentText"/>
@@ -10983,34 +10067,13 @@
         <w:t>s</w:t>
       </w:r>
       <w:r>
-        <w:t xml:space="preserve"> an </w:t>
-      </w:r>
-      <w:proofErr w:type="spellStart"/>
-      <w:r>
-        <w:t>explaination</w:t>
-      </w:r>
-      <w:proofErr w:type="spellEnd"/>
-      <w:r>
-        <w:t xml:space="preserve"> </w:t>
+        <w:t xml:space="preserve"> an explaination </w:t>
       </w:r>
       <w:r>
         <w:t xml:space="preserve">at the beginning of the methods section </w:t>
       </w:r>
-      <w:proofErr w:type="gramStart"/>
-      <w:r>
-        <w:t>why</w:t>
-      </w:r>
-      <w:proofErr w:type="gramEnd"/>
-      <w:r>
-        <w:t xml:space="preserve"> you first estimated the model </w:t>
-      </w:r>
-      <w:proofErr w:type="spellStart"/>
-      <w:r>
-        <w:t>seperatly</w:t>
-      </w:r>
-      <w:proofErr w:type="spellEnd"/>
-      <w:r>
-        <w:t xml:space="preserve"> and afterwards accounted for </w:t>
+      <w:r>
+        <w:t xml:space="preserve">why you first estimated the model seperatly and afterwards accounted for </w:t>
       </w:r>
       <w:r>
         <w:t>spatiality</w:t>
@@ -11036,7 +10099,7 @@
       </w:r>
     </w:p>
   </w:comment>
-  <w:comment w:id="51" w:author="Katarina Luise Matthes" w:date="2026-08-28T09:31:00Z" w:initials="KLM">
+  <w:comment w:id="52" w:author="Katarina Luise Matthes" w:date="2026-08-28T09:31:00Z" w:initials="KLM">
     <w:p>
       <w:pPr>
         <w:pStyle w:val="CommentText"/>
@@ -11070,7 +10133,7 @@
       </w:r>
     </w:p>
   </w:comment>
-  <w:comment w:id="54" w:author="Katarina Luise Matthes" w:date="2026-08-28T09:31:00Z" w:initials="KLM">
+  <w:comment w:id="55" w:author="Katarina Luise Matthes" w:date="2026-08-28T09:31:00Z" w:initials="KLM">
     <w:p>
       <w:pPr>
         <w:pStyle w:val="CommentText"/>
@@ -11086,7 +10149,7 @@
       </w:r>
     </w:p>
   </w:comment>
-  <w:comment w:id="55" w:author="Katarina Luise Matthes" w:date="2026-08-28T09:31:00Z" w:initials="KLM">
+  <w:comment w:id="56" w:author="Katarina Luise Matthes" w:date="2026-08-28T09:31:00Z" w:initials="KLM">
     <w:p>
       <w:pPr>
         <w:pStyle w:val="CommentText"/>
@@ -11097,17 +10160,12 @@
         </w:rPr>
         <w:annotationRef/>
       </w:r>
-      <w:proofErr w:type="gramStart"/>
-      <w:r>
-        <w:t>Also</w:t>
-      </w:r>
-      <w:proofErr w:type="gramEnd"/>
-      <w:r>
-        <w:t xml:space="preserve"> here a bit more explanation is needed. I don’t understand this in relation to the previous sentence.</w:t>
+      <w:r>
+        <w:t>Also here a bit more explanation is needed. I don’t understand this in relation to the previous sentence.</w:t>
       </w:r>
     </w:p>
   </w:comment>
-  <w:comment w:id="56" w:author="Katarina Luise Matthes" w:date="2026-08-28T09:32:00Z" w:initials="KLM">
+  <w:comment w:id="57" w:author="Katarina Luise Matthes" w:date="2026-08-28T09:32:00Z" w:initials="KLM">
     <w:p>
       <w:pPr>
         <w:pStyle w:val="CommentText"/>
@@ -11123,7 +10181,7 @@
       </w:r>
     </w:p>
   </w:comment>
-  <w:comment w:id="57" w:author="Katarina Luise Matthes" w:date="2026-08-28T09:34:00Z" w:initials="KLM">
+  <w:comment w:id="58" w:author="Katarina Luise Matthes" w:date="2026-08-28T09:34:00Z" w:initials="KLM">
     <w:p>
       <w:pPr>
         <w:pStyle w:val="CommentText"/>
@@ -11139,7 +10197,7 @@
       </w:r>
     </w:p>
   </w:comment>
-  <w:comment w:id="58" w:author="Hauser Anthony" w:date="2026-08-07T15:50:00Z" w:initials="AH">
+  <w:comment w:id="59" w:author="Hauser Anthony" w:date="2026-08-07T15:50:00Z" w:initials="AH">
     <w:p>
       <w:pPr>
         <w:pStyle w:val="CommentText"/>
@@ -11155,7 +10213,7 @@
       </w:r>
     </w:p>
   </w:comment>
-  <w:comment w:id="60" w:author="Katarina Luise Matthes" w:date="2026-08-28T09:37:00Z" w:initials="KLM">
+  <w:comment w:id="61" w:author="Katarina Luise Matthes" w:date="2026-08-28T09:37:00Z" w:initials="KLM">
     <w:p>
       <w:pPr>
         <w:pStyle w:val="CommentText"/>
@@ -11171,7 +10229,7 @@
       </w:r>
     </w:p>
   </w:comment>
-  <w:comment w:id="61" w:author="Katarina Luise Matthes" w:date="2026-08-28T09:42:00Z" w:initials="KLM">
+  <w:comment w:id="62" w:author="Katarina Luise Matthes" w:date="2026-08-28T09:42:00Z" w:initials="KLM">
     <w:p>
       <w:pPr>
         <w:pStyle w:val="BodyText"/>
@@ -11236,7 +10294,7 @@
 </file>
 
 <file path=word/commentsExtended.xml><?xml version="1.0" encoding="utf-8"?>
-<w15:commentsEx xmlns:wpc="http://schemas.microsoft.com/office/word/2010/wordprocessingCanvas" xmlns:cx="http://schemas.microsoft.com/office/drawing/2014/chartex" xmlns:cx1="http://schemas.microsoft.com/office/drawing/2015/9/8/chartex" xmlns:cx2="http://schemas.microsoft.com/office/drawing/2015/10/21/chartex" xmlns:cx3="http://schemas.microsoft.com/office/drawing/2016/5/9/chartex" xmlns:cx4="http://schemas.microsoft.com/office/drawing/2016/5/10/chartex" xmlns:cx5="http://schemas.microsoft.com/office/drawing/2016/5/11/chartex" xmlns:cx6="http://schemas.microsoft.com/office/drawing/2016/5/12/chartex" xmlns:cx7="http://schemas.microsoft.com/office/drawing/2016/5/13/chartex" xmlns:cx8="http://schemas.microsoft.com/office/drawing/2016/5/14/chartex" xmlns:mc="http://schemas.openxmlformats.org/markup-compatibility/2006" xmlns:aink="http://schemas.microsoft.com/office/drawing/2016/ink" xmlns:am3d="http://schemas.microsoft.com/office/drawing/2017/model3d" xmlns:o="urn:schemas-microsoft-com:office:office" xmlns:r="http://schemas.openxmlformats.org/officeDocument/2006/relationships" xmlns:m="http://schemas.openxmlformats.org/officeDocument/2006/math" xmlns:v="urn:schemas-microsoft-com:vml" xmlns:wp14="http://schemas.microsoft.com/office/word/2010/wordprocessingDrawing" xmlns:wp="http://schemas.openxmlformats.org/drawingml/2006/wordprocessingDrawing" xmlns:w10="urn:schemas-microsoft-com:office:word" xmlns:w="http://schemas.openxmlformats.org/wordprocessingml/2006/main" xmlns:w14="http://schemas.microsoft.com/office/word/2010/wordml" xmlns:w15="http://schemas.microsoft.com/office/word/2012/wordml" xmlns:w16cex="http://schemas.microsoft.com/office/word/2018/wordml/cex" xmlns:w16cid="http://schemas.microsoft.com/office/word/2016/wordml/cid" xmlns:w16="http://schemas.microsoft.com/office/word/2018/wordml" xmlns:w16sdtdh="http://schemas.microsoft.com/office/word/2020/wordml/sdtdatahash" xmlns:w16se="http://schemas.microsoft.com/office/word/2015/wordml/symex" xmlns:wpg="http://schemas.microsoft.com/office/word/2010/wordprocessingGroup" xmlns:wpi="http://schemas.microsoft.com/office/word/2010/wordprocessingInk" xmlns:wne="http://schemas.microsoft.com/office/word/2006/wordml" xmlns:wps="http://schemas.microsoft.com/office/word/2010/wordprocessingShape" mc:Ignorable="w14 w15 w16se w16cid w16 w16cex w16sdtdh wp14">
+<w15:commentsEx xmlns:wpc="http://schemas.microsoft.com/office/word/2010/wordprocessingCanvas" xmlns:cx="http://schemas.microsoft.com/office/drawing/2014/chartex" xmlns:cx1="http://schemas.microsoft.com/office/drawing/2015/9/8/chartex" xmlns:cx2="http://schemas.microsoft.com/office/drawing/2015/10/21/chartex" xmlns:cx3="http://schemas.microsoft.com/office/drawing/2016/5/9/chartex" xmlns:cx4="http://schemas.microsoft.com/office/drawing/2016/5/10/chartex" xmlns:cx5="http://schemas.microsoft.com/office/drawing/2016/5/11/chartex" xmlns:cx6="http://schemas.microsoft.com/office/drawing/2016/5/12/chartex" xmlns:cx7="http://schemas.microsoft.com/office/drawing/2016/5/13/chartex" xmlns:cx8="http://schemas.microsoft.com/office/drawing/2016/5/14/chartex" xmlns:mc="http://schemas.openxmlformats.org/markup-compatibility/2006" xmlns:aink="http://schemas.microsoft.com/office/drawing/2016/ink" xmlns:am3d="http://schemas.microsoft.com/office/drawing/2017/model3d" xmlns:o="urn:schemas-microsoft-com:office:office" xmlns:oel="http://schemas.microsoft.com/office/2019/extlst" xmlns:r="http://schemas.openxmlformats.org/officeDocument/2006/relationships" xmlns:m="http://schemas.openxmlformats.org/officeDocument/2006/math" xmlns:v="urn:schemas-microsoft-com:vml" xmlns:wp14="http://schemas.microsoft.com/office/word/2010/wordprocessingDrawing" xmlns:wp="http://schemas.openxmlformats.org/drawingml/2006/wordprocessingDrawing" xmlns:w10="urn:schemas-microsoft-com:office:word" xmlns:w="http://schemas.openxmlformats.org/wordprocessingml/2006/main" xmlns:w14="http://schemas.microsoft.com/office/word/2010/wordml" xmlns:w15="http://schemas.microsoft.com/office/word/2012/wordml" xmlns:w16cei="http://schemas.microsoft.com/office/word/2026/wordml/cei" xmlns:w16cex="http://schemas.microsoft.com/office/word/2018/wordml/cex" xmlns:w16cid="http://schemas.microsoft.com/office/word/2016/wordml/cid" xmlns:w16="http://schemas.microsoft.com/office/word/2018/wordml" xmlns:w16du="http://schemas.microsoft.com/office/word/2023/wordml/word16du" xmlns:w16sdtdh="http://schemas.microsoft.com/office/word/2020/wordml/sdtdatahash" xmlns:w16sdtfl="http://schemas.microsoft.com/office/word/2024/wordml/sdtformatlock" xmlns:w16se="http://schemas.microsoft.com/office/word/2015/wordml/symex" xmlns:wpg="http://schemas.microsoft.com/office/word/2010/wordprocessingGroup" xmlns:wpi="http://schemas.microsoft.com/office/word/2010/wordprocessingInk" xmlns:wne="http://schemas.microsoft.com/office/word/2006/wordml" xmlns:wps="http://schemas.microsoft.com/office/word/2010/wordprocessingShape" mc:Ignorable="w14 w15 w16se w16cid w16 w16cex w16sdtdh w16sdtfl w16du wp14">
   <w15:commentEx w15:paraId="4C2684CF" w15:done="0"/>
   <w15:commentEx w15:paraId="05F25B89" w15:done="0"/>
   <w15:commentEx w15:paraId="4FE84BFC" w15:done="0"/>
@@ -11274,7 +10332,7 @@
 </file>
 
 <file path=word/commentsExtensible.xml><?xml version="1.0" encoding="utf-8"?>
-<w16cex:commentsExtensible xmlns:wpc="http://schemas.microsoft.com/office/word/2010/wordprocessingCanvas" xmlns:cx="http://schemas.microsoft.com/office/drawing/2014/chartex" xmlns:cx1="http://schemas.microsoft.com/office/drawing/2015/9/8/chartex" xmlns:cx2="http://schemas.microsoft.com/office/drawing/2015/10/21/chartex" xmlns:cx3="http://schemas.microsoft.com/office/drawing/2016/5/9/chartex" xmlns:cx4="http://schemas.microsoft.com/office/drawing/2016/5/10/chartex" xmlns:cx5="http://schemas.microsoft.com/office/drawing/2016/5/11/chartex" xmlns:cx6="http://schemas.microsoft.com/office/drawing/2016/5/12/chartex" xmlns:cx7="http://schemas.microsoft.com/office/drawing/2016/5/13/chartex" xmlns:cx8="http://schemas.microsoft.com/office/drawing/2016/5/14/chartex" xmlns:mc="http://schemas.openxmlformats.org/markup-compatibility/2006" xmlns:aink="http://schemas.microsoft.com/office/drawing/2016/ink" xmlns:am3d="http://schemas.microsoft.com/office/drawing/2017/model3d" xmlns:o="urn:schemas-microsoft-com:office:office" xmlns:r="http://schemas.openxmlformats.org/officeDocument/2006/relationships" xmlns:m="http://schemas.openxmlformats.org/officeDocument/2006/math" xmlns:v="urn:schemas-microsoft-com:vml" xmlns:wp14="http://schemas.microsoft.com/office/word/2010/wordprocessingDrawing" xmlns:wp="http://schemas.openxmlformats.org/drawingml/2006/wordprocessingDrawing" xmlns:w10="urn:schemas-microsoft-com:office:word" xmlns:w="http://schemas.openxmlformats.org/wordprocessingml/2006/main" xmlns:w14="http://schemas.microsoft.com/office/word/2010/wordml" xmlns:w15="http://schemas.microsoft.com/office/word/2012/wordml" xmlns:w16cex="http://schemas.microsoft.com/office/word/2018/wordml/cex" xmlns:w16cid="http://schemas.microsoft.com/office/word/2016/wordml/cid" xmlns:w16="http://schemas.microsoft.com/office/word/2018/wordml" xmlns:w16sdtdh="http://schemas.microsoft.com/office/word/2020/wordml/sdtdatahash" xmlns:w16se="http://schemas.microsoft.com/office/word/2015/wordml/symex" xmlns:wpg="http://schemas.microsoft.com/office/word/2010/wordprocessingGroup" xmlns:wpi="http://schemas.microsoft.com/office/word/2010/wordprocessingInk" xmlns:wne="http://schemas.microsoft.com/office/word/2006/wordml" xmlns:wps="http://schemas.microsoft.com/office/word/2010/wordprocessingShape" mc:Ignorable="w14 w15 w16se w16cid w16 w16cex w16sdtdh wp14">
+<w16cex:commentsExtensible xmlns:wpc="http://schemas.microsoft.com/office/word/2010/wordprocessingCanvas" xmlns:cx="http://schemas.microsoft.com/office/drawing/2014/chartex" xmlns:cx1="http://schemas.microsoft.com/office/drawing/2015/9/8/chartex" xmlns:cx2="http://schemas.microsoft.com/office/drawing/2015/10/21/chartex" xmlns:cx3="http://schemas.microsoft.com/office/drawing/2016/5/9/chartex" xmlns:cx4="http://schemas.microsoft.com/office/drawing/2016/5/10/chartex" xmlns:cx5="http://schemas.microsoft.com/office/drawing/2016/5/11/chartex" xmlns:cx6="http://schemas.microsoft.com/office/drawing/2016/5/12/chartex" xmlns:cx7="http://schemas.microsoft.com/office/drawing/2016/5/13/chartex" xmlns:cx8="http://schemas.microsoft.com/office/drawing/2016/5/14/chartex" xmlns:cr="http://schemas.microsoft.com/office/comments/2020/reactions" xmlns:mc="http://schemas.openxmlformats.org/markup-compatibility/2006" xmlns:aink="http://schemas.microsoft.com/office/drawing/2016/ink" xmlns:am3d="http://schemas.microsoft.com/office/drawing/2017/model3d" xmlns:o="urn:schemas-microsoft-com:office:office" xmlns:oel="http://schemas.microsoft.com/office/2019/extlst" xmlns:r="http://schemas.openxmlformats.org/officeDocument/2006/relationships" xmlns:m="http://schemas.openxmlformats.org/officeDocument/2006/math" xmlns:v="urn:schemas-microsoft-com:vml" xmlns:wp14="http://schemas.microsoft.com/office/word/2010/wordprocessingDrawing" xmlns:wp="http://schemas.openxmlformats.org/drawingml/2006/wordprocessingDrawing" xmlns:w10="urn:schemas-microsoft-com:office:word" xmlns:w="http://schemas.openxmlformats.org/wordprocessingml/2006/main" xmlns:w14="http://schemas.microsoft.com/office/word/2010/wordml" xmlns:w15="http://schemas.microsoft.com/office/word/2012/wordml" xmlns:w16cei="http://schemas.microsoft.com/office/word/2026/wordml/cei" xmlns:w16cex="http://schemas.microsoft.com/office/word/2018/wordml/cex" xmlns:w16cid="http://schemas.microsoft.com/office/word/2016/wordml/cid" xmlns:w16="http://schemas.microsoft.com/office/word/2018/wordml" xmlns:w16du="http://schemas.microsoft.com/office/word/2023/wordml/word16du" xmlns:w16sdtdh="http://schemas.microsoft.com/office/word/2020/wordml/sdtdatahash" xmlns:w16sdtfl="http://schemas.microsoft.com/office/word/2024/wordml/sdtformatlock" xmlns:w16se="http://schemas.microsoft.com/office/word/2015/wordml/symex" xmlns:wpg="http://schemas.microsoft.com/office/word/2010/wordprocessingGroup" xmlns:wpi="http://schemas.microsoft.com/office/word/2010/wordprocessingInk" xmlns:wne="http://schemas.microsoft.com/office/word/2006/wordml" xmlns:wps="http://schemas.microsoft.com/office/word/2010/wordprocessingShape" mc:Ignorable="w14 w15 w16se w16cid w16 w16cex w16sdtdh w16sdtfl cr w16du wp14">
   <w16cex:commentExtensible w16cex:durableId="2E3BB914" w16cex:dateUtc="2026-08-28T05:36:00Z"/>
   <w16cex:commentExtensible w16cex:durableId="2E3BB9D4" w16cex:dateUtc="2026-08-28T05:40:00Z"/>
   <w16cex:commentExtensible w16cex:durableId="2E3BBCED" w16cex:dateUtc="2026-08-28T05:53:00Z"/>
@@ -11312,7 +10370,7 @@
 </file>
 
 <file path=word/commentsIds.xml><?xml version="1.0" encoding="utf-8"?>
-<w16cid:commentsIds xmlns:wpc="http://schemas.microsoft.com/office/word/2010/wordprocessingCanvas" xmlns:cx="http://schemas.microsoft.com/office/drawing/2014/chartex" xmlns:cx1="http://schemas.microsoft.com/office/drawing/2015/9/8/chartex" xmlns:cx2="http://schemas.microsoft.com/office/drawing/2015/10/21/chartex" xmlns:cx3="http://schemas.microsoft.com/office/drawing/2016/5/9/chartex" xmlns:cx4="http://schemas.microsoft.com/office/drawing/2016/5/10/chartex" xmlns:cx5="http://schemas.microsoft.com/office/drawing/2016/5/11/chartex" xmlns:cx6="http://schemas.microsoft.com/office/drawing/2016/5/12/chartex" xmlns:cx7="http://schemas.microsoft.com/office/drawing/2016/5/13/chartex" xmlns:cx8="http://schemas.microsoft.com/office/drawing/2016/5/14/chartex" xmlns:mc="http://schemas.openxmlformats.org/markup-compatibility/2006" xmlns:aink="http://schemas.microsoft.com/office/drawing/2016/ink" xmlns:am3d="http://schemas.microsoft.com/office/drawing/2017/model3d" xmlns:o="urn:schemas-microsoft-com:office:office" xmlns:r="http://schemas.openxmlformats.org/officeDocument/2006/relationships" xmlns:m="http://schemas.openxmlformats.org/officeDocument/2006/math" xmlns:v="urn:schemas-microsoft-com:vml" xmlns:wp14="http://schemas.microsoft.com/office/word/2010/wordprocessingDrawing" xmlns:wp="http://schemas.openxmlformats.org/drawingml/2006/wordprocessingDrawing" xmlns:w10="urn:schemas-microsoft-com:office:word" xmlns:w="http://schemas.openxmlformats.org/wordprocessingml/2006/main" xmlns:w14="http://schemas.microsoft.com/office/word/2010/wordml" xmlns:w15="http://schemas.microsoft.com/office/word/2012/wordml" xmlns:w16cex="http://schemas.microsoft.com/office/word/2018/wordml/cex" xmlns:w16cid="http://schemas.microsoft.com/office/word/2016/wordml/cid" xmlns:w16="http://schemas.microsoft.com/office/word/2018/wordml" xmlns:w16sdtdh="http://schemas.microsoft.com/office/word/2020/wordml/sdtdatahash" xmlns:w16se="http://schemas.microsoft.com/office/word/2015/wordml/symex" xmlns:wpg="http://schemas.microsoft.com/office/word/2010/wordprocessingGroup" xmlns:wpi="http://schemas.microsoft.com/office/word/2010/wordprocessingInk" xmlns:wne="http://schemas.microsoft.com/office/word/2006/wordml" xmlns:wps="http://schemas.microsoft.com/office/word/2010/wordprocessingShape" mc:Ignorable="w14 w15 w16se w16cid w16 w16cex w16sdtdh wp14">
+<w16cid:commentsIds xmlns:wpc="http://schemas.microsoft.com/office/word/2010/wordprocessingCanvas" xmlns:cx="http://schemas.microsoft.com/office/drawing/2014/chartex" xmlns:cx1="http://schemas.microsoft.com/office/drawing/2015/9/8/chartex" xmlns:cx2="http://schemas.microsoft.com/office/drawing/2015/10/21/chartex" xmlns:cx3="http://schemas.microsoft.com/office/drawing/2016/5/9/chartex" xmlns:cx4="http://schemas.microsoft.com/office/drawing/2016/5/10/chartex" xmlns:cx5="http://schemas.microsoft.com/office/drawing/2016/5/11/chartex" xmlns:cx6="http://schemas.microsoft.com/office/drawing/2016/5/12/chartex" xmlns:cx7="http://schemas.microsoft.com/office/drawing/2016/5/13/chartex" xmlns:cx8="http://schemas.microsoft.com/office/drawing/2016/5/14/chartex" xmlns:mc="http://schemas.openxmlformats.org/markup-compatibility/2006" xmlns:aink="http://schemas.microsoft.com/office/drawing/2016/ink" xmlns:am3d="http://schemas.microsoft.com/office/drawing/2017/model3d" xmlns:o="urn:schemas-microsoft-com:office:office" xmlns:oel="http://schemas.microsoft.com/office/2019/extlst" xmlns:r="http://schemas.openxmlformats.org/officeDocument/2006/relationships" xmlns:m="http://schemas.openxmlformats.org/officeDocument/2006/math" xmlns:v="urn:schemas-microsoft-com:vml" xmlns:wp14="http://schemas.microsoft.com/office/word/2010/wordprocessingDrawing" xmlns:wp="http://schemas.openxmlformats.org/drawingml/2006/wordprocessingDrawing" xmlns:w10="urn:schemas-microsoft-com:office:word" xmlns:w="http://schemas.openxmlformats.org/wordprocessingml/2006/main" xmlns:w14="http://schemas.microsoft.com/office/word/2010/wordml" xmlns:w15="http://schemas.microsoft.com/office/word/2012/wordml" xmlns:w16cei="http://schemas.microsoft.com/office/word/2026/wordml/cei" xmlns:w16cex="http://schemas.microsoft.com/office/word/2018/wordml/cex" xmlns:w16cid="http://schemas.microsoft.com/office/word/2016/wordml/cid" xmlns:w16="http://schemas.microsoft.com/office/word/2018/wordml" xmlns:w16du="http://schemas.microsoft.com/office/word/2023/wordml/word16du" xmlns:w16sdtdh="http://schemas.microsoft.com/office/word/2020/wordml/sdtdatahash" xmlns:w16sdtfl="http://schemas.microsoft.com/office/word/2024/wordml/sdtformatlock" xmlns:w16se="http://schemas.microsoft.com/office/word/2015/wordml/symex" xmlns:wpg="http://schemas.microsoft.com/office/word/2010/wordprocessingGroup" xmlns:wpi="http://schemas.microsoft.com/office/word/2010/wordprocessingInk" xmlns:wne="http://schemas.microsoft.com/office/word/2006/wordml" xmlns:wps="http://schemas.microsoft.com/office/word/2010/wordprocessingShape" mc:Ignorable="w14 w15 w16se w16cid w16 w16cex w16sdtdh w16sdtfl w16du wp14">
   <w16cid:commentId w16cid:paraId="4C2684CF" w16cid:durableId="2E3BB914"/>
   <w16cid:commentId w16cid:paraId="05F25B89" w16cid:durableId="2E3BB9D4"/>
   <w16cid:commentId w16cid:paraId="4FE84BFC" w16cid:durableId="2E3BBCED"/>
@@ -11350,7 +10408,7 @@
 </file>
 
 <file path=word/endnotes.xml><?xml version="1.0" encoding="utf-8"?>
-<w:endnotes xmlns:wpc="http://schemas.microsoft.com/office/word/2010/wordprocessingCanvas" xmlns:cx="http://schemas.microsoft.com/office/drawing/2014/chartex" xmlns:cx1="http://schemas.microsoft.com/office/drawing/2015/9/8/chartex" xmlns:cx2="http://schemas.microsoft.com/office/drawing/2015/10/21/chartex" xmlns:cx3="http://schemas.microsoft.com/office/drawing/2016/5/9/chartex" xmlns:cx4="http://schemas.microsoft.com/office/drawing/2016/5/10/chartex" xmlns:cx5="http://schemas.microsoft.com/office/drawing/2016/5/11/chartex" xmlns:cx6="http://schemas.microsoft.com/office/drawing/2016/5/12/chartex" xmlns:cx7="http://schemas.microsoft.com/office/drawing/2016/5/13/chartex" xmlns:cx8="http://schemas.microsoft.com/office/drawing/2016/5/14/chartex" xmlns:mc="http://schemas.openxmlformats.org/markup-compatibility/2006" xmlns:aink="http://schemas.microsoft.com/office/drawing/2016/ink" xmlns:am3d="http://schemas.microsoft.com/office/drawing/2017/model3d" xmlns:o="urn:schemas-microsoft-com:office:office" xmlns:r="http://schemas.openxmlformats.org/officeDocument/2006/relationships" xmlns:m="http://schemas.openxmlformats.org/officeDocument/2006/math" xmlns:v="urn:schemas-microsoft-com:vml" xmlns:wp14="http://schemas.microsoft.com/office/word/2010/wordprocessingDrawing" xmlns:wp="http://schemas.openxmlformats.org/drawingml/2006/wordprocessingDrawing" xmlns:w10="urn:schemas-microsoft-com:office:word" xmlns:w="http://schemas.openxmlformats.org/wordprocessingml/2006/main" xmlns:w14="http://schemas.microsoft.com/office/word/2010/wordml" xmlns:w15="http://schemas.microsoft.com/office/word/2012/wordml" xmlns:w16cex="http://schemas.microsoft.com/office/word/2018/wordml/cex" xmlns:w16cid="http://schemas.microsoft.com/office/word/2016/wordml/cid" xmlns:w16="http://schemas.microsoft.com/office/word/2018/wordml" xmlns:w16sdtdh="http://schemas.microsoft.com/office/word/2020/wordml/sdtdatahash" xmlns:w16se="http://schemas.microsoft.com/office/word/2015/wordml/symex" xmlns:wpg="http://schemas.microsoft.com/office/word/2010/wordprocessingGroup" xmlns:wpi="http://schemas.microsoft.com/office/word/2010/wordprocessingInk" xmlns:wne="http://schemas.microsoft.com/office/word/2006/wordml" xmlns:wps="http://schemas.microsoft.com/office/word/2010/wordprocessingShape" mc:Ignorable="w14 w15 w16se w16cid w16 w16cex w16sdtdh wp14">
+<w:endnotes xmlns:wpc="http://schemas.microsoft.com/office/word/2010/wordprocessingCanvas" xmlns:cx="http://schemas.microsoft.com/office/drawing/2014/chartex" xmlns:cx1="http://schemas.microsoft.com/office/drawing/2015/9/8/chartex" xmlns:cx2="http://schemas.microsoft.com/office/drawing/2015/10/21/chartex" xmlns:cx3="http://schemas.microsoft.com/office/drawing/2016/5/9/chartex" xmlns:cx4="http://schemas.microsoft.com/office/drawing/2016/5/10/chartex" xmlns:cx5="http://schemas.microsoft.com/office/drawing/2016/5/11/chartex" xmlns:cx6="http://schemas.microsoft.com/office/drawing/2016/5/12/chartex" xmlns:cx7="http://schemas.microsoft.com/office/drawing/2016/5/13/chartex" xmlns:cx8="http://schemas.microsoft.com/office/drawing/2016/5/14/chartex" xmlns:mc="http://schemas.openxmlformats.org/markup-compatibility/2006" xmlns:aink="http://schemas.microsoft.com/office/drawing/2016/ink" xmlns:am3d="http://schemas.microsoft.com/office/drawing/2017/model3d" xmlns:o="urn:schemas-microsoft-com:office:office" xmlns:oel="http://schemas.microsoft.com/office/2019/extlst" xmlns:r="http://schemas.openxmlformats.org/officeDocument/2006/relationships" xmlns:m="http://schemas.openxmlformats.org/officeDocument/2006/math" xmlns:v="urn:schemas-microsoft-com:vml" xmlns:wp14="http://schemas.microsoft.com/office/word/2010/wordprocessingDrawing" xmlns:wp="http://schemas.openxmlformats.org/drawingml/2006/wordprocessingDrawing" xmlns:w10="urn:schemas-microsoft-com:office:word" xmlns:w="http://schemas.openxmlformats.org/wordprocessingml/2006/main" xmlns:w14="http://schemas.microsoft.com/office/word/2010/wordml" xmlns:w15="http://schemas.microsoft.com/office/word/2012/wordml" xmlns:w16cei="http://schemas.microsoft.com/office/word/2026/wordml/cei" xmlns:w16cex="http://schemas.microsoft.com/office/word/2018/wordml/cex" xmlns:w16cid="http://schemas.microsoft.com/office/word/2016/wordml/cid" xmlns:w16="http://schemas.microsoft.com/office/word/2018/wordml" xmlns:w16du="http://schemas.microsoft.com/office/word/2023/wordml/word16du" xmlns:w16sdtdh="http://schemas.microsoft.com/office/word/2020/wordml/sdtdatahash" xmlns:w16sdtfl="http://schemas.microsoft.com/office/word/2024/wordml/sdtformatlock" xmlns:w16se="http://schemas.microsoft.com/office/word/2015/wordml/symex" xmlns:wpg="http://schemas.microsoft.com/office/word/2010/wordprocessingGroup" xmlns:wpi="http://schemas.microsoft.com/office/word/2010/wordprocessingInk" xmlns:wne="http://schemas.microsoft.com/office/word/2006/wordml" xmlns:wps="http://schemas.microsoft.com/office/word/2010/wordprocessingShape" mc:Ignorable="w14 w15 w16se w16cid w16 w16cex w16sdtdh w16sdtfl w16du wp14">
   <w:endnote w:type="separator" w:id="-1">
     <w:p>
       <w:r>
@@ -11369,7 +10427,7 @@
 </file>
 
 <file path=word/footer1.xml><?xml version="1.0" encoding="utf-8"?>
-<w:ftr xmlns:wpc="http://schemas.microsoft.com/office/word/2010/wordprocessingCanvas" xmlns:cx="http://schemas.microsoft.com/office/drawing/2014/chartex" xmlns:cx1="http://schemas.microsoft.com/office/drawing/2015/9/8/chartex" xmlns:cx2="http://schemas.microsoft.com/office/drawing/2015/10/21/chartex" xmlns:cx3="http://schemas.microsoft.com/office/drawing/2016/5/9/chartex" xmlns:cx4="http://schemas.microsoft.com/office/drawing/2016/5/10/chartex" xmlns:cx5="http://schemas.microsoft.com/office/drawing/2016/5/11/chartex" xmlns:cx6="http://schemas.microsoft.com/office/drawing/2016/5/12/chartex" xmlns:cx7="http://schemas.microsoft.com/office/drawing/2016/5/13/chartex" xmlns:cx8="http://schemas.microsoft.com/office/drawing/2016/5/14/chartex" xmlns:mc="http://schemas.openxmlformats.org/markup-compatibility/2006" xmlns:aink="http://schemas.microsoft.com/office/drawing/2016/ink" xmlns:am3d="http://schemas.microsoft.com/office/drawing/2017/model3d" xmlns:o="urn:schemas-microsoft-com:office:office" xmlns:r="http://schemas.openxmlformats.org/officeDocument/2006/relationships" xmlns:m="http://schemas.openxmlformats.org/officeDocument/2006/math" xmlns:v="urn:schemas-microsoft-com:vml" xmlns:wp14="http://schemas.microsoft.com/office/word/2010/wordprocessingDrawing" xmlns:wp="http://schemas.openxmlformats.org/drawingml/2006/wordprocessingDrawing" xmlns:w10="urn:schemas-microsoft-com:office:word" xmlns:w="http://schemas.openxmlformats.org/wordprocessingml/2006/main" xmlns:w14="http://schemas.microsoft.com/office/word/2010/wordml" xmlns:w15="http://schemas.microsoft.com/office/word/2012/wordml" xmlns:w16cex="http://schemas.microsoft.com/office/word/2018/wordml/cex" xmlns:w16cid="http://schemas.microsoft.com/office/word/2016/wordml/cid" xmlns:w16="http://schemas.microsoft.com/office/word/2018/wordml" xmlns:w16sdtdh="http://schemas.microsoft.com/office/word/2020/wordml/sdtdatahash" xmlns:w16se="http://schemas.microsoft.com/office/word/2015/wordml/symex" xmlns:wpg="http://schemas.microsoft.com/office/word/2010/wordprocessingGroup" xmlns:wpi="http://schemas.microsoft.com/office/word/2010/wordprocessingInk" xmlns:wne="http://schemas.microsoft.com/office/word/2006/wordml" xmlns:wps="http://schemas.microsoft.com/office/word/2010/wordprocessingShape" mc:Ignorable="w14 w15 w16se w16cid w16 w16cex w16sdtdh wp14">
+<w:ftr xmlns:wpc="http://schemas.microsoft.com/office/word/2010/wordprocessingCanvas" xmlns:cx="http://schemas.microsoft.com/office/drawing/2014/chartex" xmlns:cx1="http://schemas.microsoft.com/office/drawing/2015/9/8/chartex" xmlns:cx2="http://schemas.microsoft.com/office/drawing/2015/10/21/chartex" xmlns:cx3="http://schemas.microsoft.com/office/drawing/2016/5/9/chartex" xmlns:cx4="http://schemas.microsoft.com/office/drawing/2016/5/10/chartex" xmlns:cx5="http://schemas.microsoft.com/office/drawing/2016/5/11/chartex" xmlns:cx6="http://schemas.microsoft.com/office/drawing/2016/5/12/chartex" xmlns:cx7="http://schemas.microsoft.com/office/drawing/2016/5/13/chartex" xmlns:cx8="http://schemas.microsoft.com/office/drawing/2016/5/14/chartex" xmlns:mc="http://schemas.openxmlformats.org/markup-compatibility/2006" xmlns:aink="http://schemas.microsoft.com/office/drawing/2016/ink" xmlns:am3d="http://schemas.microsoft.com/office/drawing/2017/model3d" xmlns:o="urn:schemas-microsoft-com:office:office" xmlns:oel="http://schemas.microsoft.com/office/2019/extlst" xmlns:r="http://schemas.openxmlformats.org/officeDocument/2006/relationships" xmlns:m="http://schemas.openxmlformats.org/officeDocument/2006/math" xmlns:v="urn:schemas-microsoft-com:vml" xmlns:wp14="http://schemas.microsoft.com/office/word/2010/wordprocessingDrawing" xmlns:wp="http://schemas.openxmlformats.org/drawingml/2006/wordprocessingDrawing" xmlns:w10="urn:schemas-microsoft-com:office:word" xmlns:w="http://schemas.openxmlformats.org/wordprocessingml/2006/main" xmlns:w14="http://schemas.microsoft.com/office/word/2010/wordml" xmlns:w15="http://schemas.microsoft.com/office/word/2012/wordml" xmlns:w16cei="http://schemas.microsoft.com/office/word/2026/wordml/cei" xmlns:w16cex="http://schemas.microsoft.com/office/word/2018/wordml/cex" xmlns:w16cid="http://schemas.microsoft.com/office/word/2016/wordml/cid" xmlns:w16="http://schemas.microsoft.com/office/word/2018/wordml" xmlns:w16du="http://schemas.microsoft.com/office/word/2023/wordml/word16du" xmlns:w16sdtdh="http://schemas.microsoft.com/office/word/2020/wordml/sdtdatahash" xmlns:w16sdtfl="http://schemas.microsoft.com/office/word/2024/wordml/sdtformatlock" xmlns:w16se="http://schemas.microsoft.com/office/word/2015/wordml/symex" xmlns:wpg="http://schemas.microsoft.com/office/word/2010/wordprocessingGroup" xmlns:wpi="http://schemas.microsoft.com/office/word/2010/wordprocessingInk" xmlns:wne="http://schemas.microsoft.com/office/word/2006/wordml" xmlns:wps="http://schemas.microsoft.com/office/word/2010/wordprocessingShape" mc:Ignorable="w14 w15 w16se w16cid w16 w16cex w16sdtdh w16sdtfl w16du wp14">
   <w:sdt>
     <w:sdtPr>
       <w:rPr>
@@ -11381,11 +10439,6 @@
         <w:docPartUnique/>
       </w:docPartObj>
     </w:sdtPr>
-    <w:sdtEndPr>
-      <w:rPr>
-        <w:rStyle w:val="PageNumber"/>
-      </w:rPr>
-    </w:sdtEndPr>
     <w:sdtContent>
       <w:p>
         <w:pPr>
@@ -11438,7 +10491,7 @@
 </file>
 
 <file path=word/footer2.xml><?xml version="1.0" encoding="utf-8"?>
-<w:ftr xmlns:wpc="http://schemas.microsoft.com/office/word/2010/wordprocessingCanvas" xmlns:cx="http://schemas.microsoft.com/office/drawing/2014/chartex" xmlns:cx1="http://schemas.microsoft.com/office/drawing/2015/9/8/chartex" xmlns:cx2="http://schemas.microsoft.com/office/drawing/2015/10/21/chartex" xmlns:cx3="http://schemas.microsoft.com/office/drawing/2016/5/9/chartex" xmlns:cx4="http://schemas.microsoft.com/office/drawing/2016/5/10/chartex" xmlns:cx5="http://schemas.microsoft.com/office/drawing/2016/5/11/chartex" xmlns:cx6="http://schemas.microsoft.com/office/drawing/2016/5/12/chartex" xmlns:cx7="http://schemas.microsoft.com/office/drawing/2016/5/13/chartex" xmlns:cx8="http://schemas.microsoft.com/office/drawing/2016/5/14/chartex" xmlns:mc="http://schemas.openxmlformats.org/markup-compatibility/2006" xmlns:aink="http://schemas.microsoft.com/office/drawing/2016/ink" xmlns:am3d="http://schemas.microsoft.com/office/drawing/2017/model3d" xmlns:o="urn:schemas-microsoft-com:office:office" xmlns:r="http://schemas.openxmlformats.org/officeDocument/2006/relationships" xmlns:m="http://schemas.openxmlformats.org/officeDocument/2006/math" xmlns:v="urn:schemas-microsoft-com:vml" xmlns:wp14="http://schemas.microsoft.com/office/word/2010/wordprocessingDrawing" xmlns:wp="http://schemas.openxmlformats.org/drawingml/2006/wordprocessingDrawing" xmlns:w10="urn:schemas-microsoft-com:office:word" xmlns:w="http://schemas.openxmlformats.org/wordprocessingml/2006/main" xmlns:w14="http://schemas.microsoft.com/office/word/2010/wordml" xmlns:w15="http://schemas.microsoft.com/office/word/2012/wordml" xmlns:w16cex="http://schemas.microsoft.com/office/word/2018/wordml/cex" xmlns:w16cid="http://schemas.microsoft.com/office/word/2016/wordml/cid" xmlns:w16="http://schemas.microsoft.com/office/word/2018/wordml" xmlns:w16sdtdh="http://schemas.microsoft.com/office/word/2020/wordml/sdtdatahash" xmlns:w16se="http://schemas.microsoft.com/office/word/2015/wordml/symex" xmlns:wpg="http://schemas.microsoft.com/office/word/2010/wordprocessingGroup" xmlns:wpi="http://schemas.microsoft.com/office/word/2010/wordprocessingInk" xmlns:wne="http://schemas.microsoft.com/office/word/2006/wordml" xmlns:wps="http://schemas.microsoft.com/office/word/2010/wordprocessingShape" mc:Ignorable="w14 w15 w16se w16cid w16 w16cex w16sdtdh wp14">
+<w:ftr xmlns:wpc="http://schemas.microsoft.com/office/word/2010/wordprocessingCanvas" xmlns:cx="http://schemas.microsoft.com/office/drawing/2014/chartex" xmlns:cx1="http://schemas.microsoft.com/office/drawing/2015/9/8/chartex" xmlns:cx2="http://schemas.microsoft.com/office/drawing/2015/10/21/chartex" xmlns:cx3="http://schemas.microsoft.com/office/drawing/2016/5/9/chartex" xmlns:cx4="http://schemas.microsoft.com/office/drawing/2016/5/10/chartex" xmlns:cx5="http://schemas.microsoft.com/office/drawing/2016/5/11/chartex" xmlns:cx6="http://schemas.microsoft.com/office/drawing/2016/5/12/chartex" xmlns:cx7="http://schemas.microsoft.com/office/drawing/2016/5/13/chartex" xmlns:cx8="http://schemas.microsoft.com/office/drawing/2016/5/14/chartex" xmlns:mc="http://schemas.openxmlformats.org/markup-compatibility/2006" xmlns:aink="http://schemas.microsoft.com/office/drawing/2016/ink" xmlns:am3d="http://schemas.microsoft.com/office/drawing/2017/model3d" xmlns:o="urn:schemas-microsoft-com:office:office" xmlns:oel="http://schemas.microsoft.com/office/2019/extlst" xmlns:r="http://schemas.openxmlformats.org/officeDocument/2006/relationships" xmlns:m="http://schemas.openxmlformats.org/officeDocument/2006/math" xmlns:v="urn:schemas-microsoft-com:vml" xmlns:wp14="http://schemas.microsoft.com/office/word/2010/wordprocessingDrawing" xmlns:wp="http://schemas.openxmlformats.org/drawingml/2006/wordprocessingDrawing" xmlns:w10="urn:schemas-microsoft-com:office:word" xmlns:w="http://schemas.openxmlformats.org/wordprocessingml/2006/main" xmlns:w14="http://schemas.microsoft.com/office/word/2010/wordml" xmlns:w15="http://schemas.microsoft.com/office/word/2012/wordml" xmlns:w16cei="http://schemas.microsoft.com/office/word/2026/wordml/cei" xmlns:w16cex="http://schemas.microsoft.com/office/word/2018/wordml/cex" xmlns:w16cid="http://schemas.microsoft.com/office/word/2016/wordml/cid" xmlns:w16="http://schemas.microsoft.com/office/word/2018/wordml" xmlns:w16du="http://schemas.microsoft.com/office/word/2023/wordml/word16du" xmlns:w16sdtdh="http://schemas.microsoft.com/office/word/2020/wordml/sdtdatahash" xmlns:w16sdtfl="http://schemas.microsoft.com/office/word/2024/wordml/sdtformatlock" xmlns:w16se="http://schemas.microsoft.com/office/word/2015/wordml/symex" xmlns:wpg="http://schemas.microsoft.com/office/word/2010/wordprocessingGroup" xmlns:wpi="http://schemas.microsoft.com/office/word/2010/wordprocessingInk" xmlns:wne="http://schemas.microsoft.com/office/word/2006/wordml" xmlns:wps="http://schemas.microsoft.com/office/word/2010/wordprocessingShape" mc:Ignorable="w14 w15 w16se w16cid w16 w16cex w16sdtdh w16sdtfl w16du wp14">
   <w:sdt>
     <w:sdtPr>
       <w:rPr>
@@ -11452,11 +10505,6 @@
         <w:docPartUnique/>
       </w:docPartObj>
     </w:sdtPr>
-    <w:sdtEndPr>
-      <w:rPr>
-        <w:rStyle w:val="PageNumber"/>
-      </w:rPr>
-    </w:sdtEndPr>
     <w:sdtContent>
       <w:p>
         <w:pPr>
@@ -11521,7 +10569,7 @@
 </file>
 
 <file path=word/footnotes.xml><?xml version="1.0" encoding="utf-8"?>
-<w:footnotes xmlns:wpc="http://schemas.microsoft.com/office/word/2010/wordprocessingCanvas" xmlns:cx="http://schemas.microsoft.com/office/drawing/2014/chartex" xmlns:cx1="http://schemas.microsoft.com/office/drawing/2015/9/8/chartex" xmlns:cx2="http://schemas.microsoft.com/office/drawing/2015/10/21/chartex" xmlns:cx3="http://schemas.microsoft.com/office/drawing/2016/5/9/chartex" xmlns:cx4="http://schemas.microsoft.com/office/drawing/2016/5/10/chartex" xmlns:cx5="http://schemas.microsoft.com/office/drawing/2016/5/11/chartex" xmlns:cx6="http://schemas.microsoft.com/office/drawing/2016/5/12/chartex" xmlns:cx7="http://schemas.microsoft.com/office/drawing/2016/5/13/chartex" xmlns:cx8="http://schemas.microsoft.com/office/drawing/2016/5/14/chartex" xmlns:mc="http://schemas.openxmlformats.org/markup-compatibility/2006" xmlns:aink="http://schemas.microsoft.com/office/drawing/2016/ink" xmlns:am3d="http://schemas.microsoft.com/office/drawing/2017/model3d" xmlns:o="urn:schemas-microsoft-com:office:office" xmlns:r="http://schemas.openxmlformats.org/officeDocument/2006/relationships" xmlns:m="http://schemas.openxmlformats.org/officeDocument/2006/math" xmlns:v="urn:schemas-microsoft-com:vml" xmlns:wp14="http://schemas.microsoft.com/office/word/2010/wordprocessingDrawing" xmlns:wp="http://schemas.openxmlformats.org/drawingml/2006/wordprocessingDrawing" xmlns:w10="urn:schemas-microsoft-com:office:word" xmlns:w="http://schemas.openxmlformats.org/wordprocessingml/2006/main" xmlns:w14="http://schemas.microsoft.com/office/word/2010/wordml" xmlns:w15="http://schemas.microsoft.com/office/word/2012/wordml" xmlns:w16cex="http://schemas.microsoft.com/office/word/2018/wordml/cex" xmlns:w16cid="http://schemas.microsoft.com/office/word/2016/wordml/cid" xmlns:w16="http://schemas.microsoft.com/office/word/2018/wordml" xmlns:w16sdtdh="http://schemas.microsoft.com/office/word/2020/wordml/sdtdatahash" xmlns:w16se="http://schemas.microsoft.com/office/word/2015/wordml/symex" xmlns:wpg="http://schemas.microsoft.com/office/word/2010/wordprocessingGroup" xmlns:wpi="http://schemas.microsoft.com/office/word/2010/wordprocessingInk" xmlns:wne="http://schemas.microsoft.com/office/word/2006/wordml" xmlns:wps="http://schemas.microsoft.com/office/word/2010/wordprocessingShape" mc:Ignorable="w14 w15 w16se w16cid w16 w16cex w16sdtdh wp14">
+<w:footnotes xmlns:wpc="http://schemas.microsoft.com/office/word/2010/wordprocessingCanvas" xmlns:cx="http://schemas.microsoft.com/office/drawing/2014/chartex" xmlns:cx1="http://schemas.microsoft.com/office/drawing/2015/9/8/chartex" xmlns:cx2="http://schemas.microsoft.com/office/drawing/2015/10/21/chartex" xmlns:cx3="http://schemas.microsoft.com/office/drawing/2016/5/9/chartex" xmlns:cx4="http://schemas.microsoft.com/office/drawing/2016/5/10/chartex" xmlns:cx5="http://schemas.microsoft.com/office/drawing/2016/5/11/chartex" xmlns:cx6="http://schemas.microsoft.com/office/drawing/2016/5/12/chartex" xmlns:cx7="http://schemas.microsoft.com/office/drawing/2016/5/13/chartex" xmlns:cx8="http://schemas.microsoft.com/office/drawing/2016/5/14/chartex" xmlns:mc="http://schemas.openxmlformats.org/markup-compatibility/2006" xmlns:aink="http://schemas.microsoft.com/office/drawing/2016/ink" xmlns:am3d="http://schemas.microsoft.com/office/drawing/2017/model3d" xmlns:o="urn:schemas-microsoft-com:office:office" xmlns:oel="http://schemas.microsoft.com/office/2019/extlst" xmlns:r="http://schemas.openxmlformats.org/officeDocument/2006/relationships" xmlns:m="http://schemas.openxmlformats.org/officeDocument/2006/math" xmlns:v="urn:schemas-microsoft-com:vml" xmlns:wp14="http://schemas.microsoft.com/office/word/2010/wordprocessingDrawing" xmlns:wp="http://schemas.openxmlformats.org/drawingml/2006/wordprocessingDrawing" xmlns:w10="urn:schemas-microsoft-com:office:word" xmlns:w="http://schemas.openxmlformats.org/wordprocessingml/2006/main" xmlns:w14="http://schemas.microsoft.com/office/word/2010/wordml" xmlns:w15="http://schemas.microsoft.com/office/word/2012/wordml" xmlns:w16cei="http://schemas.microsoft.com/office/word/2026/wordml/cei" xmlns:w16cex="http://schemas.microsoft.com/office/word/2018/wordml/cex" xmlns:w16cid="http://schemas.microsoft.com/office/word/2016/wordml/cid" xmlns:w16="http://schemas.microsoft.com/office/word/2018/wordml" xmlns:w16du="http://schemas.microsoft.com/office/word/2023/wordml/word16du" xmlns:w16sdtdh="http://schemas.microsoft.com/office/word/2020/wordml/sdtdatahash" xmlns:w16sdtfl="http://schemas.microsoft.com/office/word/2024/wordml/sdtformatlock" xmlns:w16se="http://schemas.microsoft.com/office/word/2015/wordml/symex" xmlns:wpg="http://schemas.microsoft.com/office/word/2010/wordprocessingGroup" xmlns:wpi="http://schemas.microsoft.com/office/word/2010/wordprocessingInk" xmlns:wne="http://schemas.microsoft.com/office/word/2006/wordml" xmlns:wps="http://schemas.microsoft.com/office/word/2010/wordprocessingShape" mc:Ignorable="w14 w15 w16se w16cid w16 w16cex w16sdtdh w16sdtfl w16du wp14">
   <w:footnote w:type="separator" w:id="-1">
     <w:p>
       <w:r>
@@ -11540,7 +10588,7 @@
 </file>
 
 <file path=word/numbering.xml><?xml version="1.0" encoding="utf-8"?>
-<w:numbering xmlns:wpc="http://schemas.microsoft.com/office/word/2010/wordprocessingCanvas" xmlns:cx="http://schemas.microsoft.com/office/drawing/2014/chartex" xmlns:cx1="http://schemas.microsoft.com/office/drawing/2015/9/8/chartex" xmlns:cx2="http://schemas.microsoft.com/office/drawing/2015/10/21/chartex" xmlns:cx3="http://schemas.microsoft.com/office/drawing/2016/5/9/chartex" xmlns:cx4="http://schemas.microsoft.com/office/drawing/2016/5/10/chartex" xmlns:cx5="http://schemas.microsoft.com/office/drawing/2016/5/11/chartex" xmlns:cx6="http://schemas.microsoft.com/office/drawing/2016/5/12/chartex" xmlns:cx7="http://schemas.microsoft.com/office/drawing/2016/5/13/chartex" xmlns:cx8="http://schemas.microsoft.com/office/drawing/2016/5/14/chartex" xmlns:mc="http://schemas.openxmlformats.org/markup-compatibility/2006" xmlns:aink="http://schemas.microsoft.com/office/drawing/2016/ink" xmlns:am3d="http://schemas.microsoft.com/office/drawing/2017/model3d" xmlns:o="urn:schemas-microsoft-com:office:office" xmlns:r="http://schemas.openxmlformats.org/officeDocument/2006/relationships" xmlns:m="http://schemas.openxmlformats.org/officeDocument/2006/math" xmlns:v="urn:schemas-microsoft-com:vml" xmlns:wp14="http://schemas.microsoft.com/office/word/2010/wordprocessingDrawing" xmlns:wp="http://schemas.openxmlformats.org/drawingml/2006/wordprocessingDrawing" xmlns:w10="urn:schemas-microsoft-com:office:word" xmlns:w="http://schemas.openxmlformats.org/wordprocessingml/2006/main" xmlns:w14="http://schemas.microsoft.com/office/word/2010/wordml" xmlns:w15="http://schemas.microsoft.com/office/word/2012/wordml" xmlns:w16cex="http://schemas.microsoft.com/office/word/2018/wordml/cex" xmlns:w16cid="http://schemas.microsoft.com/office/word/2016/wordml/cid" xmlns:w16="http://schemas.microsoft.com/office/word/2018/wordml" xmlns:w16sdtdh="http://schemas.microsoft.com/office/word/2020/wordml/sdtdatahash" xmlns:w16se="http://schemas.microsoft.com/office/word/2015/wordml/symex" xmlns:wpg="http://schemas.microsoft.com/office/word/2010/wordprocessingGroup" xmlns:wpi="http://schemas.microsoft.com/office/word/2010/wordprocessingInk" xmlns:wne="http://schemas.microsoft.com/office/word/2006/wordml" xmlns:wps="http://schemas.microsoft.com/office/word/2010/wordprocessingShape" mc:Ignorable="w14 w15 w16se w16cid w16 w16cex w16sdtdh wp14">
+<w:numbering xmlns:wpc="http://schemas.microsoft.com/office/word/2010/wordprocessingCanvas" xmlns:cx="http://schemas.microsoft.com/office/drawing/2014/chartex" xmlns:cx1="http://schemas.microsoft.com/office/drawing/2015/9/8/chartex" xmlns:cx2="http://schemas.microsoft.com/office/drawing/2015/10/21/chartex" xmlns:cx3="http://schemas.microsoft.com/office/drawing/2016/5/9/chartex" xmlns:cx4="http://schemas.microsoft.com/office/drawing/2016/5/10/chartex" xmlns:cx5="http://schemas.microsoft.com/office/drawing/2016/5/11/chartex" xmlns:cx6="http://schemas.microsoft.com/office/drawing/2016/5/12/chartex" xmlns:cx7="http://schemas.microsoft.com/office/drawing/2016/5/13/chartex" xmlns:cx8="http://schemas.microsoft.com/office/drawing/2016/5/14/chartex" xmlns:mc="http://schemas.openxmlformats.org/markup-compatibility/2006" xmlns:aink="http://schemas.microsoft.com/office/drawing/2016/ink" xmlns:am3d="http://schemas.microsoft.com/office/drawing/2017/model3d" xmlns:o="urn:schemas-microsoft-com:office:office" xmlns:oel="http://schemas.microsoft.com/office/2019/extlst" xmlns:r="http://schemas.openxmlformats.org/officeDocument/2006/relationships" xmlns:m="http://schemas.openxmlformats.org/officeDocument/2006/math" xmlns:v="urn:schemas-microsoft-com:vml" xmlns:wp14="http://schemas.microsoft.com/office/word/2010/wordprocessingDrawing" xmlns:wp="http://schemas.openxmlformats.org/drawingml/2006/wordprocessingDrawing" xmlns:w10="urn:schemas-microsoft-com:office:word" xmlns:w="http://schemas.openxmlformats.org/wordprocessingml/2006/main" xmlns:w14="http://schemas.microsoft.com/office/word/2010/wordml" xmlns:w15="http://schemas.microsoft.com/office/word/2012/wordml" xmlns:w16cei="http://schemas.microsoft.com/office/word/2026/wordml/cei" xmlns:w16cex="http://schemas.microsoft.com/office/word/2018/wordml/cex" xmlns:w16cid="http://schemas.microsoft.com/office/word/2016/wordml/cid" xmlns:w16="http://schemas.microsoft.com/office/word/2018/wordml" xmlns:w16du="http://schemas.microsoft.com/office/word/2023/wordml/word16du" xmlns:w16sdtdh="http://schemas.microsoft.com/office/word/2020/wordml/sdtdatahash" xmlns:w16sdtfl="http://schemas.microsoft.com/office/word/2024/wordml/sdtformatlock" xmlns:w16se="http://schemas.microsoft.com/office/word/2015/wordml/symex" xmlns:wpg="http://schemas.microsoft.com/office/word/2010/wordprocessingGroup" xmlns:wpi="http://schemas.microsoft.com/office/word/2010/wordprocessingInk" xmlns:wne="http://schemas.microsoft.com/office/word/2006/wordml" xmlns:wps="http://schemas.microsoft.com/office/word/2010/wordprocessingShape" mc:Ignorable="w14 w15 w16se w16cid w16 w16cex w16sdtdh w16sdtfl w16du wp14">
   <w:abstractNum w:abstractNumId="0" w15:restartNumberingAfterBreak="0">
     <w:nsid w:val="041C4C94"/>
     <w:multiLevelType w:val="hybridMultilevel"/>
@@ -13935,77 +12983,77 @@
       </w:rPr>
     </w:lvl>
   </w:abstractNum>
-  <w:num w:numId="1">
+  <w:num w:numId="1" w16cid:durableId="1703241140">
     <w:abstractNumId w:val="16"/>
   </w:num>
-  <w:num w:numId="2">
+  <w:num w:numId="2" w16cid:durableId="1420255419">
     <w:abstractNumId w:val="8"/>
   </w:num>
-  <w:num w:numId="3">
+  <w:num w:numId="3" w16cid:durableId="505941614">
     <w:abstractNumId w:val="18"/>
   </w:num>
-  <w:num w:numId="4">
+  <w:num w:numId="4" w16cid:durableId="12459444">
     <w:abstractNumId w:val="9"/>
   </w:num>
-  <w:num w:numId="5">
+  <w:num w:numId="5" w16cid:durableId="1068263511">
     <w:abstractNumId w:val="7"/>
   </w:num>
-  <w:num w:numId="6">
+  <w:num w:numId="6" w16cid:durableId="1927301005">
     <w:abstractNumId w:val="21"/>
   </w:num>
-  <w:num w:numId="7">
+  <w:num w:numId="7" w16cid:durableId="865404340">
     <w:abstractNumId w:val="10"/>
   </w:num>
-  <w:num w:numId="8">
+  <w:num w:numId="8" w16cid:durableId="445926074">
     <w:abstractNumId w:val="2"/>
   </w:num>
-  <w:num w:numId="9">
+  <w:num w:numId="9" w16cid:durableId="1962421698">
     <w:abstractNumId w:val="3"/>
   </w:num>
-  <w:num w:numId="10">
+  <w:num w:numId="10" w16cid:durableId="2004359537">
     <w:abstractNumId w:val="0"/>
   </w:num>
-  <w:num w:numId="11">
+  <w:num w:numId="11" w16cid:durableId="1965647523">
     <w:abstractNumId w:val="13"/>
   </w:num>
-  <w:num w:numId="12">
+  <w:num w:numId="12" w16cid:durableId="1183201454">
     <w:abstractNumId w:val="12"/>
   </w:num>
-  <w:num w:numId="13">
+  <w:num w:numId="13" w16cid:durableId="760957068">
     <w:abstractNumId w:val="20"/>
   </w:num>
-  <w:num w:numId="14">
+  <w:num w:numId="14" w16cid:durableId="673848549">
     <w:abstractNumId w:val="5"/>
   </w:num>
-  <w:num w:numId="15">
+  <w:num w:numId="15" w16cid:durableId="1208184869">
     <w:abstractNumId w:val="6"/>
   </w:num>
-  <w:num w:numId="16">
+  <w:num w:numId="16" w16cid:durableId="1660379053">
     <w:abstractNumId w:val="11"/>
   </w:num>
-  <w:num w:numId="17">
+  <w:num w:numId="17" w16cid:durableId="1264261200">
     <w:abstractNumId w:val="14"/>
   </w:num>
-  <w:num w:numId="18">
+  <w:num w:numId="18" w16cid:durableId="1977294137">
     <w:abstractNumId w:val="1"/>
   </w:num>
-  <w:num w:numId="19">
+  <w:num w:numId="19" w16cid:durableId="1277255903">
     <w:abstractNumId w:val="19"/>
   </w:num>
-  <w:num w:numId="20">
+  <w:num w:numId="20" w16cid:durableId="529031422">
     <w:abstractNumId w:val="4"/>
   </w:num>
-  <w:num w:numId="21">
+  <w:num w:numId="21" w16cid:durableId="1426421004">
     <w:abstractNumId w:val="15"/>
   </w:num>
-  <w:num w:numId="22">
+  <w:num w:numId="22" w16cid:durableId="1274216774">
     <w:abstractNumId w:val="17"/>
   </w:num>
 </w:numbering>
 </file>
 
 <file path=word/people.xml><?xml version="1.0" encoding="utf-8"?>
-<w15:people xmlns:wpc="http://schemas.microsoft.com/office/word/2010/wordprocessingCanvas" xmlns:cx="http://schemas.microsoft.com/office/drawing/2014/chartex" xmlns:cx1="http://schemas.microsoft.com/office/drawing/2015/9/8/chartex" xmlns:cx2="http://schemas.microsoft.com/office/drawing/2015/10/21/chartex" xmlns:cx3="http://schemas.microsoft.com/office/drawing/2016/5/9/chartex" xmlns:cx4="http://schemas.microsoft.com/office/drawing/2016/5/10/chartex" xmlns:cx5="http://schemas.microsoft.com/office/drawing/2016/5/11/chartex" xmlns:cx6="http://schemas.microsoft.com/office/drawing/2016/5/12/chartex" xmlns:cx7="http://schemas.microsoft.com/office/drawing/2016/5/13/chartex" xmlns:cx8="http://schemas.microsoft.com/office/drawing/2016/5/14/chartex" xmlns:mc="http://schemas.openxmlformats.org/markup-compatibility/2006" xmlns:aink="http://schemas.microsoft.com/office/drawing/2016/ink" xmlns:am3d="http://schemas.microsoft.com/office/drawing/2017/model3d" xmlns:o="urn:schemas-microsoft-com:office:office" xmlns:r="http://schemas.openxmlformats.org/officeDocument/2006/relationships" xmlns:m="http://schemas.openxmlformats.org/officeDocument/2006/math" xmlns:v="urn:schemas-microsoft-com:vml" xmlns:wp14="http://schemas.microsoft.com/office/word/2010/wordprocessingDrawing" xmlns:wp="http://schemas.openxmlformats.org/drawingml/2006/wordprocessingDrawing" xmlns:w10="urn:schemas-microsoft-com:office:word" xmlns:w="http://schemas.openxmlformats.org/wordprocessingml/2006/main" xmlns:w14="http://schemas.microsoft.com/office/word/2010/wordml" xmlns:w15="http://schemas.microsoft.com/office/word/2012/wordml" xmlns:w16cex="http://schemas.microsoft.com/office/word/2018/wordml/cex" xmlns:w16cid="http://schemas.microsoft.com/office/word/2016/wordml/cid" xmlns:w16="http://schemas.microsoft.com/office/word/2018/wordml" xmlns:w16sdtdh="http://schemas.microsoft.com/office/word/2020/wordml/sdtdatahash" xmlns:w16se="http://schemas.microsoft.com/office/word/2015/wordml/symex" xmlns:wpg="http://schemas.microsoft.com/office/word/2010/wordprocessingGroup" xmlns:wpi="http://schemas.microsoft.com/office/word/2010/wordprocessingInk" xmlns:wne="http://schemas.microsoft.com/office/word/2006/wordml" xmlns:wps="http://schemas.microsoft.com/office/word/2010/wordprocessingShape" mc:Ignorable="w14 w15 w16se w16cid w16 w16cex w16sdtdh wp14">
+<w15:people xmlns:wpc="http://schemas.microsoft.com/office/word/2010/wordprocessingCanvas" xmlns:cx="http://schemas.microsoft.com/office/drawing/2014/chartex" xmlns:cx1="http://schemas.microsoft.com/office/drawing/2015/9/8/chartex" xmlns:cx2="http://schemas.microsoft.com/office/drawing/2015/10/21/chartex" xmlns:cx3="http://schemas.microsoft.com/office/drawing/2016/5/9/chartex" xmlns:cx4="http://schemas.microsoft.com/office/drawing/2016/5/10/chartex" xmlns:cx5="http://schemas.microsoft.com/office/drawing/2016/5/11/chartex" xmlns:cx6="http://schemas.microsoft.com/office/drawing/2016/5/12/chartex" xmlns:cx7="http://schemas.microsoft.com/office/drawing/2016/5/13/chartex" xmlns:cx8="http://schemas.microsoft.com/office/drawing/2016/5/14/chartex" xmlns:mc="http://schemas.openxmlformats.org/markup-compatibility/2006" xmlns:aink="http://schemas.microsoft.com/office/drawing/2016/ink" xmlns:am3d="http://schemas.microsoft.com/office/drawing/2017/model3d" xmlns:o="urn:schemas-microsoft-com:office:office" xmlns:oel="http://schemas.microsoft.com/office/2019/extlst" xmlns:r="http://schemas.openxmlformats.org/officeDocument/2006/relationships" xmlns:m="http://schemas.openxmlformats.org/officeDocument/2006/math" xmlns:v="urn:schemas-microsoft-com:vml" xmlns:wp14="http://schemas.microsoft.com/office/word/2010/wordprocessingDrawing" xmlns:wp="http://schemas.openxmlformats.org/drawingml/2006/wordprocessingDrawing" xmlns:w10="urn:schemas-microsoft-com:office:word" xmlns:w="http://schemas.openxmlformats.org/wordprocessingml/2006/main" xmlns:w14="http://schemas.microsoft.com/office/word/2010/wordml" xmlns:w15="http://schemas.microsoft.com/office/word/2012/wordml" xmlns:w16cei="http://schemas.microsoft.com/office/word/2026/wordml/cei" xmlns:w16cex="http://schemas.microsoft.com/office/word/2018/wordml/cex" xmlns:w16cid="http://schemas.microsoft.com/office/word/2016/wordml/cid" xmlns:w16="http://schemas.microsoft.com/office/word/2018/wordml" xmlns:w16du="http://schemas.microsoft.com/office/word/2023/wordml/word16du" xmlns:w16sdtdh="http://schemas.microsoft.com/office/word/2020/wordml/sdtdatahash" xmlns:w16sdtfl="http://schemas.microsoft.com/office/word/2024/wordml/sdtformatlock" xmlns:w16se="http://schemas.microsoft.com/office/word/2015/wordml/symex" xmlns:wpg="http://schemas.microsoft.com/office/word/2010/wordprocessingGroup" xmlns:wpi="http://schemas.microsoft.com/office/word/2010/wordprocessingInk" xmlns:wne="http://schemas.microsoft.com/office/word/2006/wordml" xmlns:wps="http://schemas.microsoft.com/office/word/2010/wordprocessingShape" mc:Ignorable="w14 w15 w16se w16cid w16 w16cex w16sdtdh w16sdtfl w16du wp14">
   <w15:person w15:author="Katarina Luise Matthes">
     <w15:presenceInfo w15:providerId="AD" w15:userId="S::katarina.matthes@iem.uzh.ch::d8199bb7-38c7-4724-93a2-0fe19ea5c5ad"/>
   </w15:person>
@@ -14016,7 +13064,7 @@
 </file>
 
 <file path=word/styles.xml><?xml version="1.0" encoding="utf-8"?>
-<w:styles xmlns:mc="http://schemas.openxmlformats.org/markup-compatibility/2006" xmlns:r="http://schemas.openxmlformats.org/officeDocument/2006/relationships" xmlns:w="http://schemas.openxmlformats.org/wordprocessingml/2006/main" xmlns:w14="http://schemas.microsoft.com/office/word/2010/wordml" xmlns:w15="http://schemas.microsoft.com/office/word/2012/wordml" xmlns:w16cex="http://schemas.microsoft.com/office/word/2018/wordml/cex" xmlns:w16cid="http://schemas.microsoft.com/office/word/2016/wordml/cid" xmlns:w16="http://schemas.microsoft.com/office/word/2018/wordml" xmlns:w16sdtdh="http://schemas.microsoft.com/office/word/2020/wordml/sdtdatahash" xmlns:w16se="http://schemas.microsoft.com/office/word/2015/wordml/symex" mc:Ignorable="w14 w15 w16se w16cid w16 w16cex w16sdtdh">
+<w:styles xmlns:mc="http://schemas.openxmlformats.org/markup-compatibility/2006" xmlns:r="http://schemas.openxmlformats.org/officeDocument/2006/relationships" xmlns:w="http://schemas.openxmlformats.org/wordprocessingml/2006/main" xmlns:w14="http://schemas.microsoft.com/office/word/2010/wordml" xmlns:w15="http://schemas.microsoft.com/office/word/2012/wordml" xmlns:w16cex="http://schemas.microsoft.com/office/word/2018/wordml/cex" xmlns:w16cid="http://schemas.microsoft.com/office/word/2016/wordml/cid" xmlns:w16="http://schemas.microsoft.com/office/word/2018/wordml" xmlns:w16du="http://schemas.microsoft.com/office/word/2023/wordml/word16du" xmlns:w16sdtdh="http://schemas.microsoft.com/office/word/2020/wordml/sdtdatahash" xmlns:w16sdtfl="http://schemas.microsoft.com/office/word/2024/wordml/sdtformatlock" xmlns:w16se="http://schemas.microsoft.com/office/word/2015/wordml/symex" mc:Ignorable="w14 w15 w16se w16cid w16 w16cex w16sdtdh w16sdtfl w16du">
   <w:docDefaults>
     <w:rPrDefault>
       <w:rPr>
@@ -15244,7 +14292,7 @@
 </file>
 
 <file path=word/glossary/document.xml><?xml version="1.0" encoding="utf-8"?>
-<w:glossaryDocument xmlns:wpc="http://schemas.microsoft.com/office/word/2010/wordprocessingCanvas" xmlns:cx="http://schemas.microsoft.com/office/drawing/2014/chartex" xmlns:cx1="http://schemas.microsoft.com/office/drawing/2015/9/8/chartex" xmlns:cx2="http://schemas.microsoft.com/office/drawing/2015/10/21/chartex" xmlns:cx3="http://schemas.microsoft.com/office/drawing/2016/5/9/chartex" xmlns:cx4="http://schemas.microsoft.com/office/drawing/2016/5/10/chartex" xmlns:cx5="http://schemas.microsoft.com/office/drawing/2016/5/11/chartex" xmlns:cx6="http://schemas.microsoft.com/office/drawing/2016/5/12/chartex" xmlns:cx7="http://schemas.microsoft.com/office/drawing/2016/5/13/chartex" xmlns:cx8="http://schemas.microsoft.com/office/drawing/2016/5/14/chartex" xmlns:mc="http://schemas.openxmlformats.org/markup-compatibility/2006" xmlns:aink="http://schemas.microsoft.com/office/drawing/2016/ink" xmlns:am3d="http://schemas.microsoft.com/office/drawing/2017/model3d" xmlns:o="urn:schemas-microsoft-com:office:office" xmlns:r="http://schemas.openxmlformats.org/officeDocument/2006/relationships" xmlns:m="http://schemas.openxmlformats.org/officeDocument/2006/math" xmlns:v="urn:schemas-microsoft-com:vml" xmlns:wp14="http://schemas.microsoft.com/office/word/2010/wordprocessingDrawing" xmlns:wp="http://schemas.openxmlformats.org/drawingml/2006/wordprocessingDrawing" xmlns:w10="urn:schemas-microsoft-com:office:word" xmlns:w="http://schemas.openxmlformats.org/wordprocessingml/2006/main" xmlns:w14="http://schemas.microsoft.com/office/word/2010/wordml" xmlns:w15="http://schemas.microsoft.com/office/word/2012/wordml" xmlns:w16cex="http://schemas.microsoft.com/office/word/2018/wordml/cex" xmlns:w16cid="http://schemas.microsoft.com/office/word/2016/wordml/cid" xmlns:w16="http://schemas.microsoft.com/office/word/2018/wordml" xmlns:w16sdtdh="http://schemas.microsoft.com/office/word/2020/wordml/sdtdatahash" xmlns:w16se="http://schemas.microsoft.com/office/word/2015/wordml/symex" xmlns:wpg="http://schemas.microsoft.com/office/word/2010/wordprocessingGroup" xmlns:wpi="http://schemas.microsoft.com/office/word/2010/wordprocessingInk" xmlns:wne="http://schemas.microsoft.com/office/word/2006/wordml" xmlns:wps="http://schemas.microsoft.com/office/word/2010/wordprocessingShape" mc:Ignorable="w14 w15 w16se w16cid w16 w16cex w16sdtdh wp14">
+<w:glossaryDocument xmlns:wpc="http://schemas.microsoft.com/office/word/2010/wordprocessingCanvas" xmlns:cx="http://schemas.microsoft.com/office/drawing/2014/chartex" xmlns:cx1="http://schemas.microsoft.com/office/drawing/2015/9/8/chartex" xmlns:cx2="http://schemas.microsoft.com/office/drawing/2015/10/21/chartex" xmlns:cx3="http://schemas.microsoft.com/office/drawing/2016/5/9/chartex" xmlns:cx4="http://schemas.microsoft.com/office/drawing/2016/5/10/chartex" xmlns:cx5="http://schemas.microsoft.com/office/drawing/2016/5/11/chartex" xmlns:cx6="http://schemas.microsoft.com/office/drawing/2016/5/12/chartex" xmlns:cx7="http://schemas.microsoft.com/office/drawing/2016/5/13/chartex" xmlns:cx8="http://schemas.microsoft.com/office/drawing/2016/5/14/chartex" xmlns:mc="http://schemas.openxmlformats.org/markup-compatibility/2006" xmlns:aink="http://schemas.microsoft.com/office/drawing/2016/ink" xmlns:am3d="http://schemas.microsoft.com/office/drawing/2017/model3d" xmlns:o="urn:schemas-microsoft-com:office:office" xmlns:oel="http://schemas.microsoft.com/office/2019/extlst" xmlns:r="http://schemas.openxmlformats.org/officeDocument/2006/relationships" xmlns:m="http://schemas.openxmlformats.org/officeDocument/2006/math" xmlns:v="urn:schemas-microsoft-com:vml" xmlns:wp14="http://schemas.microsoft.com/office/word/2010/wordprocessingDrawing" xmlns:wp="http://schemas.openxmlformats.org/drawingml/2006/wordprocessingDrawing" xmlns:w10="urn:schemas-microsoft-com:office:word" xmlns:w="http://schemas.openxmlformats.org/wordprocessingml/2006/main" xmlns:w14="http://schemas.microsoft.com/office/word/2010/wordml" xmlns:w15="http://schemas.microsoft.com/office/word/2012/wordml" xmlns:w16cei="http://schemas.microsoft.com/office/word/2026/wordml/cei" xmlns:w16cex="http://schemas.microsoft.com/office/word/2018/wordml/cex" xmlns:w16cid="http://schemas.microsoft.com/office/word/2016/wordml/cid" xmlns:w16="http://schemas.microsoft.com/office/word/2018/wordml" xmlns:w16du="http://schemas.microsoft.com/office/word/2023/wordml/word16du" xmlns:w16sdtdh="http://schemas.microsoft.com/office/word/2020/wordml/sdtdatahash" xmlns:w16sdtfl="http://schemas.microsoft.com/office/word/2024/wordml/sdtformatlock" xmlns:w16se="http://schemas.microsoft.com/office/word/2015/wordml/symex" xmlns:wpg="http://schemas.microsoft.com/office/word/2010/wordprocessingGroup" xmlns:wpi="http://schemas.microsoft.com/office/word/2010/wordprocessingInk" xmlns:wne="http://schemas.microsoft.com/office/word/2006/wordml" xmlns:wps="http://schemas.microsoft.com/office/word/2010/wordprocessingShape" mc:Ignorable="w14 w15 w16se w16cid w16 w16cex w16sdtdh w16sdtfl w16du wp14">
   <w:docParts>
     <w:docPart>
       <w:docPartPr>
@@ -15307,9 +14355,8 @@
 </file>
 
 <file path=word/glossary/fontTable.xml><?xml version="1.0" encoding="utf-8"?>
-<w:fonts xmlns:mc="http://schemas.openxmlformats.org/markup-compatibility/2006" xmlns:r="http://schemas.openxmlformats.org/officeDocument/2006/relationships" xmlns:w="http://schemas.openxmlformats.org/wordprocessingml/2006/main" xmlns:w14="http://schemas.microsoft.com/office/word/2010/wordml" xmlns:w15="http://schemas.microsoft.com/office/word/2012/wordml" xmlns:w16cex="http://schemas.microsoft.com/office/word/2018/wordml/cex" xmlns:w16cid="http://schemas.microsoft.com/office/word/2016/wordml/cid" xmlns:w16="http://schemas.microsoft.com/office/word/2018/wordml" xmlns:w16sdtdh="http://schemas.microsoft.com/office/word/2020/wordml/sdtdatahash" xmlns:w16se="http://schemas.microsoft.com/office/word/2015/wordml/symex" mc:Ignorable="w14 w15 w16se w16cid w16 w16cex w16sdtdh">
+<w:fonts xmlns:mc="http://schemas.openxmlformats.org/markup-compatibility/2006" xmlns:r="http://schemas.openxmlformats.org/officeDocument/2006/relationships" xmlns:w="http://schemas.openxmlformats.org/wordprocessingml/2006/main" xmlns:w14="http://schemas.microsoft.com/office/word/2010/wordml" xmlns:w15="http://schemas.microsoft.com/office/word/2012/wordml" xmlns:w16cex="http://schemas.microsoft.com/office/word/2018/wordml/cex" xmlns:w16cid="http://schemas.microsoft.com/office/word/2016/wordml/cid" xmlns:w16="http://schemas.microsoft.com/office/word/2018/wordml" xmlns:w16du="http://schemas.microsoft.com/office/word/2023/wordml/word16du" xmlns:w16sdtdh="http://schemas.microsoft.com/office/word/2020/wordml/sdtdatahash" xmlns:w16sdtfl="http://schemas.microsoft.com/office/word/2024/wordml/sdtformatlock" xmlns:w16se="http://schemas.microsoft.com/office/word/2015/wordml/symex" mc:Ignorable="w14 w15 w16se w16cid w16 w16cex w16sdtdh w16sdtfl w16du">
   <w:font w:name="Times New Roman">
-    <w:altName w:val="Times New Roman PSMT"/>
     <w:panose1 w:val="02020603050405020304"/>
     <w:charset w:val="00"/>
     <w:family w:val="roman"/>
@@ -15365,10 +14412,9 @@
     <w:charset w:val="00"/>
     <w:family w:val="swiss"/>
     <w:pitch w:val="variable"/>
-    <w:sig w:usb0="E4002EFF" w:usb1="C000247B" w:usb2="00000009" w:usb3="00000000" w:csb0="000001FF" w:csb1="00000000"/>
+    <w:sig w:usb0="E4002EFF" w:usb1="C200247B" w:usb2="00000009" w:usb3="00000000" w:csb0="000001FF" w:csb1="00000000"/>
   </w:font>
   <w:font w:name="Vrinda">
-    <w:altName w:val="Vrinda"/>
     <w:panose1 w:val="00000400000000000000"/>
     <w:charset w:val="00"/>
     <w:family w:val="swiss"/>
@@ -15380,7 +14426,7 @@
     <w:charset w:val="00"/>
     <w:family w:val="swiss"/>
     <w:pitch w:val="variable"/>
-    <w:sig w:usb0="E4002EFF" w:usb1="C000247B" w:usb2="00000009" w:usb3="00000000" w:csb0="000001FF" w:csb1="00000000"/>
+    <w:sig w:usb0="E4002EFF" w:usb1="C200247B" w:usb2="00000009" w:usb3="00000000" w:csb0="000001FF" w:csb1="00000000"/>
   </w:font>
   <w:font w:name="times roman">
     <w:altName w:val="Times New Roman"/>
@@ -15429,13 +14475,25 @@
     <w:charset w:val="00"/>
     <w:family w:val="swiss"/>
     <w:pitch w:val="variable"/>
-    <w:sig w:usb0="00000003" w:usb1="02000000" w:usb2="00000000" w:usb3="00000000" w:csb0="00000001" w:csb1="00000000"/>
+    <w:sig w:usb0="00000003" w:usb1="02000000" w:usb2="08000000" w:usb3="00000000" w:csb0="00000001" w:csb1="00000000"/>
+  </w:font>
+  <w:font w:name="Aptos">
+    <w:charset w:val="00"/>
+    <w:family w:val="swiss"/>
+    <w:pitch w:val="variable"/>
+    <w:sig w:usb0="20000287" w:usb1="00000003" w:usb2="00000000" w:usb3="00000000" w:csb0="0000019F" w:csb1="00000000"/>
+  </w:font>
+  <w:font w:name="Aptos Display">
+    <w:charset w:val="00"/>
+    <w:family w:val="swiss"/>
+    <w:pitch w:val="variable"/>
+    <w:sig w:usb0="20000287" w:usb1="00000003" w:usb2="00000000" w:usb3="00000000" w:csb0="0000019F" w:csb1="00000000"/>
   </w:font>
 </w:fonts>
 </file>
 
 <file path=word/glossary/settings.xml><?xml version="1.0" encoding="utf-8"?>
-<w:settings xmlns:mc="http://schemas.openxmlformats.org/markup-compatibility/2006" xmlns:o="urn:schemas-microsoft-com:office:office" xmlns:r="http://schemas.openxmlformats.org/officeDocument/2006/relationships" xmlns:m="http://schemas.openxmlformats.org/officeDocument/2006/math" xmlns:v="urn:schemas-microsoft-com:vml" xmlns:w10="urn:schemas-microsoft-com:office:word" xmlns:w="http://schemas.openxmlformats.org/wordprocessingml/2006/main" xmlns:w14="http://schemas.microsoft.com/office/word/2010/wordml" xmlns:w15="http://schemas.microsoft.com/office/word/2012/wordml" xmlns:w16cex="http://schemas.microsoft.com/office/word/2018/wordml/cex" xmlns:w16cid="http://schemas.microsoft.com/office/word/2016/wordml/cid" xmlns:w16="http://schemas.microsoft.com/office/word/2018/wordml" xmlns:w16sdtdh="http://schemas.microsoft.com/office/word/2020/wordml/sdtdatahash" xmlns:w16se="http://schemas.microsoft.com/office/word/2015/wordml/symex" xmlns:sl="http://schemas.openxmlformats.org/schemaLibrary/2006/main" mc:Ignorable="w14 w15 w16se w16cid w16 w16cex w16sdtdh">
+<w:settings xmlns:mc="http://schemas.openxmlformats.org/markup-compatibility/2006" xmlns:o="urn:schemas-microsoft-com:office:office" xmlns:r="http://schemas.openxmlformats.org/officeDocument/2006/relationships" xmlns:m="http://schemas.openxmlformats.org/officeDocument/2006/math" xmlns:v="urn:schemas-microsoft-com:vml" xmlns:w10="urn:schemas-microsoft-com:office:word" xmlns:w="http://schemas.openxmlformats.org/wordprocessingml/2006/main" xmlns:w14="http://schemas.microsoft.com/office/word/2010/wordml" xmlns:w15="http://schemas.microsoft.com/office/word/2012/wordml" xmlns:w16cex="http://schemas.microsoft.com/office/word/2018/wordml/cex" xmlns:w16cid="http://schemas.microsoft.com/office/word/2016/wordml/cid" xmlns:w16="http://schemas.microsoft.com/office/word/2018/wordml" xmlns:w16du="http://schemas.microsoft.com/office/word/2023/wordml/word16du" xmlns:w16sdtdh="http://schemas.microsoft.com/office/word/2020/wordml/sdtdatahash" xmlns:w16sdtfl="http://schemas.microsoft.com/office/word/2024/wordml/sdtformatlock" xmlns:w16se="http://schemas.microsoft.com/office/word/2015/wordml/symex" xmlns:sl="http://schemas.openxmlformats.org/schemaLibrary/2006/main" mc:Ignorable="w14 w15 w16se w16cid w16 w16cex w16sdtdh w16sdtfl w16du">
   <w:view w:val="normal"/>
   <w:revisionView w:inkAnnotations="0"/>
   <w:defaultTabStop w:val="720"/>
@@ -15452,8 +14510,10 @@
   </w:compat>
   <w:rsids>
     <w:rsidRoot w:val="00916A00"/>
+    <w:rsid w:val="000B08C7"/>
     <w:rsid w:val="002949D6"/>
     <w:rsid w:val="002B595C"/>
+    <w:rsid w:val="003128C3"/>
     <w:rsid w:val="0035578F"/>
     <w:rsid w:val="00463F5D"/>
     <w:rsid w:val="00631F56"/>
@@ -15483,7 +14543,7 @@
 </file>
 
 <file path=word/glossary/styles.xml><?xml version="1.0" encoding="utf-8"?>
-<w:styles xmlns:mc="http://schemas.openxmlformats.org/markup-compatibility/2006" xmlns:r="http://schemas.openxmlformats.org/officeDocument/2006/relationships" xmlns:w="http://schemas.openxmlformats.org/wordprocessingml/2006/main" xmlns:w14="http://schemas.microsoft.com/office/word/2010/wordml" xmlns:w15="http://schemas.microsoft.com/office/word/2012/wordml" xmlns:w16cex="http://schemas.microsoft.com/office/word/2018/wordml/cex" xmlns:w16cid="http://schemas.microsoft.com/office/word/2016/wordml/cid" xmlns:w16="http://schemas.microsoft.com/office/word/2018/wordml" xmlns:w16sdtdh="http://schemas.microsoft.com/office/word/2020/wordml/sdtdatahash" xmlns:w16se="http://schemas.microsoft.com/office/word/2015/wordml/symex" mc:Ignorable="w14 w15 w16se w16cid w16 w16cex w16sdtdh">
+<w:styles xmlns:mc="http://schemas.openxmlformats.org/markup-compatibility/2006" xmlns:r="http://schemas.openxmlformats.org/officeDocument/2006/relationships" xmlns:w="http://schemas.openxmlformats.org/wordprocessingml/2006/main" xmlns:w14="http://schemas.microsoft.com/office/word/2010/wordml" xmlns:w15="http://schemas.microsoft.com/office/word/2012/wordml" xmlns:w16cex="http://schemas.microsoft.com/office/word/2018/wordml/cex" xmlns:w16cid="http://schemas.microsoft.com/office/word/2016/wordml/cid" xmlns:w16="http://schemas.microsoft.com/office/word/2018/wordml" xmlns:w16du="http://schemas.microsoft.com/office/word/2023/wordml/word16du" xmlns:w16sdtdh="http://schemas.microsoft.com/office/word/2020/wordml/sdtdatahash" xmlns:w16sdtfl="http://schemas.microsoft.com/office/word/2024/wordml/sdtformatlock" xmlns:w16se="http://schemas.microsoft.com/office/word/2015/wordml/symex" mc:Ignorable="w14 w15 w16se w16cid w16 w16cex w16sdtdh w16sdtfl w16du">
   <w:docDefaults>
     <w:rPrDefault>
       <w:rPr>
@@ -15933,7 +14993,7 @@
 </file>
 
 <file path=word/glossary/webSettings.xml><?xml version="1.0" encoding="utf-8"?>
-<w:webSettings xmlns:mc="http://schemas.openxmlformats.org/markup-compatibility/2006" xmlns:r="http://schemas.openxmlformats.org/officeDocument/2006/relationships" xmlns:w="http://schemas.openxmlformats.org/wordprocessingml/2006/main" xmlns:w14="http://schemas.microsoft.com/office/word/2010/wordml" xmlns:w15="http://schemas.microsoft.com/office/word/2012/wordml" xmlns:w16cex="http://schemas.microsoft.com/office/word/2018/wordml/cex" xmlns:w16cid="http://schemas.microsoft.com/office/word/2016/wordml/cid" xmlns:w16="http://schemas.microsoft.com/office/word/2018/wordml" xmlns:w16sdtdh="http://schemas.microsoft.com/office/word/2020/wordml/sdtdatahash" xmlns:w16se="http://schemas.microsoft.com/office/word/2015/wordml/symex" mc:Ignorable="w14 w15 w16se w16cid w16 w16cex w16sdtdh">
+<w:webSettings xmlns:mc="http://schemas.openxmlformats.org/markup-compatibility/2006" xmlns:r="http://schemas.openxmlformats.org/officeDocument/2006/relationships" xmlns:w="http://schemas.openxmlformats.org/wordprocessingml/2006/main" xmlns:w14="http://schemas.microsoft.com/office/word/2010/wordml" xmlns:w15="http://schemas.microsoft.com/office/word/2012/wordml" xmlns:w16cex="http://schemas.microsoft.com/office/word/2018/wordml/cex" xmlns:w16cid="http://schemas.microsoft.com/office/word/2016/wordml/cid" xmlns:w16="http://schemas.microsoft.com/office/word/2018/wordml" xmlns:w16du="http://schemas.microsoft.com/office/word/2023/wordml/word16du" xmlns:w16sdtdh="http://schemas.microsoft.com/office/word/2020/wordml/sdtdatahash" xmlns:w16sdtfl="http://schemas.microsoft.com/office/word/2024/wordml/sdtformatlock" xmlns:w16se="http://schemas.microsoft.com/office/word/2015/wordml/symex" mc:Ignorable="w14 w15 w16se w16cid w16 w16cex w16sdtdh w16sdtfl w16du">
   <w:optimizeForBrowser/>
   <w:allowPNG/>
 </w:webSettings>
